--- a/docs/26-2/data/ICOK_세부섹터_스터디_템플릿.docx
+++ b/docs/26-2/data/ICOK_세부섹터_스터디_템플릿.docx
@@ -18,7 +18,7 @@
     </w:p>
     <w:p>
       <w:pPr>
-        <w:spacing w:after="200" w:before="0"/>
+        <w:spacing w:after="160" w:before="0"/>
       </w:pPr>
       <w:r>
         <w:rPr>
@@ -27,7 +27,7 @@
           <w:color w:val="5A5A5A"/>
           <w:sz w:val="20"/>
         </w:rPr>
-        <w:t>ICOK Fund 26-2  ·  2026년 9월 29일 세션  ·  팀당 발표 12분 + 질의 5분</w:t>
+        <w:t>ICOK Fund 26-2  ·  2026년 9월 29일 세션  ·  팀당 발표 12분 + 질의 5분  ·  제출 9월 28일 자정</w:t>
       </w:r>
     </w:p>
     <w:tbl>
@@ -37,15 +37,14 @@
         <w:tblLook w:firstColumn="1" w:firstRow="1" w:lastColumn="0" w:lastRow="0" w:noHBand="0" w:noVBand="1" w:val="04A0"/>
       </w:tblPr>
       <w:tblGrid>
-        <w:gridCol w:w="5046"/>
-        <w:gridCol w:w="5046"/>
-        <w:gridCol w:w="5046"/>
+        <w:gridCol w:w="7569"/>
+        <w:gridCol w:w="7569"/>
       </w:tblGrid>
       <w:tr>
         <w:tc>
           <w:tcPr>
-            <w:tcW w:type="dxa" w:w="680"/>
-            <w:shd w:fill="D6DCE4"/>
+            <w:tcW w:type="dxa" w:w="2835"/>
+            <w:shd w:val="clear" w:fill="D6DCE4"/>
           </w:tcPr>
           <w:p>
             <w:pPr>
@@ -59,35 +58,14 @@
                 <w:color w:val="1F2A44"/>
                 <w:sz w:val="18"/>
               </w:rPr>
-            </w:r>
-          </w:p>
-        </w:tc>
-        <w:tc>
-          <w:tcPr>
-            <w:tcW w:type="dxa" w:w="3402"/>
-            <w:shd w:fill="D6DCE4"/>
-          </w:tcPr>
-          <w:p>
-            <w:pPr>
-              <w:spacing w:after="0" w:before="0"/>
-              <w:jc w:val="center"/>
-            </w:pPr>
-            <w:r/>
-            <w:r>
-              <w:rPr>
-                <w:rFonts w:ascii="맑은 고딕" w:hAnsi="맑은 고딕" w:eastAsia="맑은 고딕"/>
-                <w:b/>
-                <w:color w:val="1F2A44"/>
-                <w:sz w:val="18"/>
-              </w:rPr>
               <w:t>항목</w:t>
             </w:r>
           </w:p>
         </w:tc>
         <w:tc>
           <w:tcPr>
-            <w:tcW w:type="dxa" w:w="11225"/>
-            <w:shd w:fill="D6DCE4"/>
+            <w:tcW w:type="dxa" w:w="12302"/>
+            <w:shd w:val="clear" w:fill="D6DCE4"/>
           </w:tcPr>
           <w:p>
             <w:pPr>
@@ -110,26 +88,8 @@
       <w:tr>
         <w:tc>
           <w:tcPr>
-            <w:tcW w:type="dxa" w:w="680"/>
-          </w:tcPr>
-          <w:p>
-            <w:pPr>
-              <w:spacing w:after="0" w:before="0"/>
-            </w:pPr>
-            <w:r/>
-            <w:r>
-              <w:rPr>
-                <w:rFonts w:ascii="맑은 고딕" w:hAnsi="맑은 고딕" w:eastAsia="맑은 고딕"/>
-                <w:b w:val="0"/>
-                <w:sz w:val="18"/>
-              </w:rPr>
-            </w:r>
-          </w:p>
-        </w:tc>
-        <w:tc>
-          <w:tcPr>
-            <w:tcW w:type="dxa" w:w="3402"/>
-            <w:shd w:fill="F2F2F2"/>
+            <w:tcW w:type="dxa" w:w="2835"/>
+            <w:shd w:val="clear" w:fill="F2F2F2"/>
           </w:tcPr>
           <w:p>
             <w:pPr>
@@ -149,47 +109,16 @@
         </w:tc>
         <w:tc>
           <w:tcPr>
-            <w:tcW w:type="dxa" w:w="11225"/>
-          </w:tcPr>
-          <w:p>
-            <w:pPr>
-              <w:spacing w:after="0" w:before="0"/>
-            </w:pPr>
-            <w:r/>
-            <w:r>
-              <w:rPr>
-                <w:rFonts w:ascii="맑은 고딕" w:hAnsi="맑은 고딕" w:eastAsia="맑은 고딕"/>
-                <w:b w:val="0"/>
-                <w:color w:val="5A5A5A"/>
-                <w:sz w:val="18"/>
-              </w:rPr>
-            </w:r>
-          </w:p>
+            <w:tcW w:type="dxa" w:w="12302"/>
+          </w:tcPr>
+          <w:p/>
         </w:tc>
       </w:tr>
       <w:tr>
         <w:tc>
           <w:tcPr>
-            <w:tcW w:type="dxa" w:w="680"/>
-          </w:tcPr>
-          <w:p>
-            <w:pPr>
-              <w:spacing w:after="0" w:before="0"/>
-            </w:pPr>
-            <w:r/>
-            <w:r>
-              <w:rPr>
-                <w:rFonts w:ascii="맑은 고딕" w:hAnsi="맑은 고딕" w:eastAsia="맑은 고딕"/>
-                <w:b w:val="0"/>
-                <w:sz w:val="18"/>
-              </w:rPr>
-            </w:r>
-          </w:p>
-        </w:tc>
-        <w:tc>
-          <w:tcPr>
-            <w:tcW w:type="dxa" w:w="3402"/>
-            <w:shd w:fill="F2F2F2"/>
+            <w:tcW w:type="dxa" w:w="2835"/>
+            <w:shd w:val="clear" w:fill="F2F2F2"/>
           </w:tcPr>
           <w:p>
             <w:pPr>
@@ -209,47 +138,16 @@
         </w:tc>
         <w:tc>
           <w:tcPr>
-            <w:tcW w:type="dxa" w:w="11225"/>
-          </w:tcPr>
-          <w:p>
-            <w:pPr>
-              <w:spacing w:after="0" w:before="0"/>
-            </w:pPr>
-            <w:r/>
-            <w:r>
-              <w:rPr>
-                <w:rFonts w:ascii="맑은 고딕" w:hAnsi="맑은 고딕" w:eastAsia="맑은 고딕"/>
-                <w:b w:val="0"/>
-                <w:color w:val="5A5A5A"/>
-                <w:sz w:val="18"/>
-              </w:rPr>
-            </w:r>
-          </w:p>
+            <w:tcW w:type="dxa" w:w="12302"/>
+          </w:tcPr>
+          <w:p/>
         </w:tc>
       </w:tr>
       <w:tr>
         <w:tc>
           <w:tcPr>
-            <w:tcW w:type="dxa" w:w="680"/>
-          </w:tcPr>
-          <w:p>
-            <w:pPr>
-              <w:spacing w:after="0" w:before="0"/>
-            </w:pPr>
-            <w:r/>
-            <w:r>
-              <w:rPr>
-                <w:rFonts w:ascii="맑은 고딕" w:hAnsi="맑은 고딕" w:eastAsia="맑은 고딕"/>
-                <w:b w:val="0"/>
-                <w:sz w:val="18"/>
-              </w:rPr>
-            </w:r>
-          </w:p>
-        </w:tc>
-        <w:tc>
-          <w:tcPr>
-            <w:tcW w:type="dxa" w:w="3402"/>
-            <w:shd w:fill="F2F2F2"/>
+            <w:tcW w:type="dxa" w:w="2835"/>
+            <w:shd w:val="clear" w:fill="F2F2F2"/>
           </w:tcPr>
           <w:p>
             <w:pPr>
@@ -263,54 +161,22 @@
                 <w:color w:val="1F2A44"/>
                 <w:sz w:val="18"/>
               </w:rPr>
-              <w:t>선정 사유</w:t>
+              <w:t>선정 사유 (한 줄)</w:t>
             </w:r>
           </w:p>
         </w:tc>
         <w:tc>
           <w:tcPr>
-            <w:tcW w:type="dxa" w:w="11225"/>
-          </w:tcPr>
-          <w:p>
-            <w:pPr>
-              <w:spacing w:after="0" w:before="0"/>
-            </w:pPr>
-            <w:r/>
-            <w:r>
-              <w:rPr>
-                <w:rFonts w:ascii="맑은 고딕" w:hAnsi="맑은 고딕" w:eastAsia="맑은 고딕"/>
-                <w:b w:val="0"/>
-                <w:color w:val="5A5A5A"/>
-                <w:sz w:val="18"/>
-              </w:rPr>
-              <w:t>(팀 미니 IC 의결 · 한 줄)</w:t>
-            </w:r>
-          </w:p>
+            <w:tcW w:type="dxa" w:w="12302"/>
+          </w:tcPr>
+          <w:p/>
         </w:tc>
       </w:tr>
       <w:tr>
         <w:tc>
           <w:tcPr>
-            <w:tcW w:type="dxa" w:w="680"/>
-          </w:tcPr>
-          <w:p>
-            <w:pPr>
-              <w:spacing w:after="0" w:before="0"/>
-            </w:pPr>
-            <w:r/>
-            <w:r>
-              <w:rPr>
-                <w:rFonts w:ascii="맑은 고딕" w:hAnsi="맑은 고딕" w:eastAsia="맑은 고딕"/>
-                <w:b w:val="0"/>
-                <w:sz w:val="18"/>
-              </w:rPr>
-            </w:r>
-          </w:p>
-        </w:tc>
-        <w:tc>
-          <w:tcPr>
-            <w:tcW w:type="dxa" w:w="3402"/>
-            <w:shd w:fill="F2F2F2"/>
+            <w:tcW w:type="dxa" w:w="2835"/>
+            <w:shd w:val="clear" w:fill="F2F2F2"/>
           </w:tcPr>
           <w:p>
             <w:pPr>
@@ -330,47 +196,16 @@
         </w:tc>
         <w:tc>
           <w:tcPr>
-            <w:tcW w:type="dxa" w:w="11225"/>
-          </w:tcPr>
-          <w:p>
-            <w:pPr>
-              <w:spacing w:after="0" w:before="0"/>
-            </w:pPr>
-            <w:r/>
-            <w:r>
-              <w:rPr>
-                <w:rFonts w:ascii="맑은 고딕" w:hAnsi="맑은 고딕" w:eastAsia="맑은 고딕"/>
-                <w:b w:val="0"/>
-                <w:color w:val="5A5A5A"/>
-                <w:sz w:val="18"/>
-              </w:rPr>
-            </w:r>
-          </w:p>
+            <w:tcW w:type="dxa" w:w="12302"/>
+          </w:tcPr>
+          <w:p/>
         </w:tc>
       </w:tr>
       <w:tr>
         <w:tc>
           <w:tcPr>
-            <w:tcW w:type="dxa" w:w="680"/>
-          </w:tcPr>
-          <w:p>
-            <w:pPr>
-              <w:spacing w:after="0" w:before="0"/>
-            </w:pPr>
-            <w:r/>
-            <w:r>
-              <w:rPr>
-                <w:rFonts w:ascii="맑은 고딕" w:hAnsi="맑은 고딕" w:eastAsia="맑은 고딕"/>
-                <w:b w:val="0"/>
-                <w:sz w:val="18"/>
-              </w:rPr>
-            </w:r>
-          </w:p>
-        </w:tc>
-        <w:tc>
-          <w:tcPr>
-            <w:tcW w:type="dxa" w:w="3402"/>
-            <w:shd w:fill="F2F2F2"/>
+            <w:tcW w:type="dxa" w:w="2835"/>
+            <w:shd w:val="clear" w:fill="F2F2F2"/>
           </w:tcPr>
           <w:p>
             <w:pPr>
@@ -390,48 +225,49 @@
         </w:tc>
         <w:tc>
           <w:tcPr>
-            <w:tcW w:type="dxa" w:w="11225"/>
-          </w:tcPr>
-          <w:p>
-            <w:pPr>
-              <w:spacing w:after="0" w:before="0"/>
-            </w:pPr>
-            <w:r/>
-            <w:r>
-              <w:rPr>
-                <w:rFonts w:ascii="맑은 고딕" w:hAnsi="맑은 고딕" w:eastAsia="맑은 고딕"/>
-                <w:b w:val="0"/>
-                <w:color w:val="5A5A5A"/>
-                <w:sz w:val="18"/>
-              </w:rPr>
-              <w:t>2026-09-__</w:t>
-            </w:r>
-          </w:p>
+            <w:tcW w:type="dxa" w:w="12302"/>
+          </w:tcPr>
+          <w:p/>
         </w:tc>
       </w:tr>
+    </w:tbl>
+    <w:p>
+      <w:pPr>
+        <w:spacing w:after="120"/>
+      </w:pPr>
+    </w:p>
+    <w:p>
+      <w:pPr>
+        <w:spacing w:after="60" w:before="0"/>
+      </w:pPr>
+      <w:r>
+        <w:rPr>
+          <w:rFonts w:ascii="맑은 고딕" w:hAnsi="맑은 고딕" w:eastAsia="맑은 고딕"/>
+          <w:b/>
+          <w:color w:val="1F2A44"/>
+          <w:sz w:val="24"/>
+        </w:rPr>
+        <w:t>발표 진행</w:t>
+      </w:r>
+    </w:p>
+    <w:tbl>
+      <w:tblPr>
+        <w:tblStyle w:val="TableGrid"/>
+        <w:tblW w:type="auto" w:w="0"/>
+        <w:tblLook w:firstColumn="1" w:firstRow="1" w:lastColumn="0" w:lastRow="0" w:noHBand="0" w:noVBand="1" w:val="04A0"/>
+      </w:tblPr>
+      <w:tblGrid>
+        <w:gridCol w:w="3028"/>
+        <w:gridCol w:w="3028"/>
+        <w:gridCol w:w="3028"/>
+        <w:gridCol w:w="3028"/>
+        <w:gridCol w:w="3028"/>
+      </w:tblGrid>
       <w:tr>
         <w:tc>
           <w:tcPr>
-            <w:tcW w:type="dxa" w:w="680"/>
-          </w:tcPr>
-          <w:p>
-            <w:pPr>
-              <w:spacing w:after="0" w:before="0"/>
-            </w:pPr>
-            <w:r/>
-            <w:r>
-              <w:rPr>
-                <w:rFonts w:ascii="맑은 고딕" w:hAnsi="맑은 고딕" w:eastAsia="맑은 고딕"/>
-                <w:b w:val="0"/>
-                <w:sz w:val="18"/>
-              </w:rPr>
-            </w:r>
-          </w:p>
-        </w:tc>
-        <w:tc>
-          <w:tcPr>
-            <w:tcW w:type="dxa" w:w="3402"/>
-            <w:shd w:fill="F2F2F2"/>
+            <w:tcW w:type="dxa" w:w="2551"/>
+            <w:shd w:val="clear" w:fill="D6DCE4"/>
           </w:tcPr>
           <w:p>
             <w:pPr>
@@ -445,13 +281,144 @@
                 <w:color w:val="1F2A44"/>
                 <w:sz w:val="18"/>
               </w:rPr>
-              <w:t>제출</w:t>
+              <w:t>구분</w:t>
             </w:r>
           </w:p>
         </w:tc>
         <w:tc>
           <w:tcPr>
-            <w:tcW w:type="dxa" w:w="11225"/>
+            <w:tcW w:type="dxa" w:w="1247"/>
+            <w:shd w:val="clear" w:fill="D6DCE4"/>
+          </w:tcPr>
+          <w:p>
+            <w:pPr>
+              <w:spacing w:after="0" w:before="0"/>
+              <w:jc w:val="center"/>
+            </w:pPr>
+            <w:r/>
+            <w:r>
+              <w:rPr>
+                <w:rFonts w:ascii="맑은 고딕" w:hAnsi="맑은 고딕" w:eastAsia="맑은 고딕"/>
+                <w:b/>
+                <w:color w:val="1F2A44"/>
+                <w:sz w:val="18"/>
+              </w:rPr>
+              <w:t>장</w:t>
+            </w:r>
+          </w:p>
+        </w:tc>
+        <w:tc>
+          <w:tcPr>
+            <w:tcW w:type="dxa" w:w="7370"/>
+            <w:shd w:val="clear" w:fill="D6DCE4"/>
+          </w:tcPr>
+          <w:p>
+            <w:pPr>
+              <w:spacing w:after="0" w:before="0"/>
+              <w:jc w:val="center"/>
+            </w:pPr>
+            <w:r/>
+            <w:r>
+              <w:rPr>
+                <w:rFonts w:ascii="맑은 고딕" w:hAnsi="맑은 고딕" w:eastAsia="맑은 고딕"/>
+                <w:b/>
+                <w:color w:val="1F2A44"/>
+                <w:sz w:val="18"/>
+              </w:rPr>
+              <w:t>내용</w:t>
+            </w:r>
+          </w:p>
+        </w:tc>
+        <w:tc>
+          <w:tcPr>
+            <w:tcW w:type="dxa" w:w="1417"/>
+            <w:shd w:val="clear" w:fill="D6DCE4"/>
+          </w:tcPr>
+          <w:p>
+            <w:pPr>
+              <w:spacing w:after="0" w:before="0"/>
+              <w:jc w:val="center"/>
+            </w:pPr>
+            <w:r/>
+            <w:r>
+              <w:rPr>
+                <w:rFonts w:ascii="맑은 고딕" w:hAnsi="맑은 고딕" w:eastAsia="맑은 고딕"/>
+                <w:b/>
+                <w:color w:val="1F2A44"/>
+                <w:sz w:val="18"/>
+              </w:rPr>
+              <w:t>발표</w:t>
+            </w:r>
+          </w:p>
+        </w:tc>
+        <w:tc>
+          <w:tcPr>
+            <w:tcW w:type="dxa" w:w="2551"/>
+            <w:shd w:val="clear" w:fill="D6DCE4"/>
+          </w:tcPr>
+          <w:p>
+            <w:pPr>
+              <w:spacing w:after="0" w:before="0"/>
+              <w:jc w:val="center"/>
+            </w:pPr>
+            <w:r/>
+            <w:r>
+              <w:rPr>
+                <w:rFonts w:ascii="맑은 고딕" w:hAnsi="맑은 고딕" w:eastAsia="맑은 고딕"/>
+                <w:b/>
+                <w:color w:val="1F2A44"/>
+                <w:sz w:val="18"/>
+              </w:rPr>
+              <w:t>담당자</w:t>
+            </w:r>
+          </w:p>
+        </w:tc>
+      </w:tr>
+      <w:tr>
+        <w:tc>
+          <w:tcPr>
+            <w:tcW w:type="dxa" w:w="2551"/>
+            <w:shd w:val="clear" w:fill="F2F2F2"/>
+          </w:tcPr>
+          <w:p>
+            <w:pPr>
+              <w:spacing w:after="0" w:before="0"/>
+            </w:pPr>
+            <w:r/>
+            <w:r>
+              <w:rPr>
+                <w:rFonts w:ascii="맑은 고딕" w:hAnsi="맑은 고딕" w:eastAsia="맑은 고딕"/>
+                <w:b/>
+                <w:color w:val="1F2A44"/>
+                <w:sz w:val="18"/>
+              </w:rPr>
+              <w:t>Ⅰ  산업 구조</w:t>
+            </w:r>
+          </w:p>
+        </w:tc>
+        <w:tc>
+          <w:tcPr>
+            <w:tcW w:type="dxa" w:w="1247"/>
+          </w:tcPr>
+          <w:p>
+            <w:pPr>
+              <w:spacing w:after="0" w:before="0"/>
+              <w:jc w:val="center"/>
+            </w:pPr>
+            <w:r/>
+            <w:r>
+              <w:rPr>
+                <w:rFonts w:ascii="맑은 고딕" w:hAnsi="맑은 고딕" w:eastAsia="맑은 고딕"/>
+                <w:b w:val="0"/>
+                <w:sz w:val="18"/>
+              </w:rPr>
+              <w:t>5장</w:t>
+            </w:r>
+          </w:p>
+        </w:tc>
+        <w:tc>
+          <w:tcPr>
+            <w:tcW w:type="dxa" w:w="7370"/>
           </w:tcPr>
           <w:p>
             <w:pPr>
@@ -462,18 +429,395 @@
               <w:rPr>
                 <w:rFonts w:ascii="맑은 고딕" w:hAnsi="맑은 고딕" w:eastAsia="맑은 고딕"/>
                 <w:b w:val="0"/>
-                <w:color w:val="5A5A5A"/>
                 <w:sz w:val="18"/>
               </w:rPr>
-              <w:t>9월 28일 자정</w:t>
+              <w:t>정의와 경계 · 밸류체인 · 마진 구조 · 경쟁 구도 · 지난 사이클</w:t>
             </w:r>
           </w:p>
+        </w:tc>
+        <w:tc>
+          <w:tcPr>
+            <w:tcW w:type="dxa" w:w="1417"/>
+          </w:tcPr>
+          <w:p>
+            <w:pPr>
+              <w:spacing w:after="0" w:before="0"/>
+              <w:jc w:val="center"/>
+            </w:pPr>
+            <w:r/>
+            <w:r>
+              <w:rPr>
+                <w:rFonts w:ascii="맑은 고딕" w:hAnsi="맑은 고딕" w:eastAsia="맑은 고딕"/>
+                <w:b w:val="0"/>
+                <w:sz w:val="18"/>
+              </w:rPr>
+              <w:t>5분</w:t>
+            </w:r>
+          </w:p>
+        </w:tc>
+        <w:tc>
+          <w:tcPr>
+            <w:tcW w:type="dxa" w:w="2551"/>
+          </w:tcPr>
+          <w:p/>
+        </w:tc>
+      </w:tr>
+      <w:tr>
+        <w:tc>
+          <w:tcPr>
+            <w:tcW w:type="dxa" w:w="2551"/>
+            <w:shd w:val="clear" w:fill="F2F2F2"/>
+          </w:tcPr>
+          <w:p>
+            <w:pPr>
+              <w:spacing w:after="0" w:before="0"/>
+            </w:pPr>
+            <w:r/>
+            <w:r>
+              <w:rPr>
+                <w:rFonts w:ascii="맑은 고딕" w:hAnsi="맑은 고딕" w:eastAsia="맑은 고딕"/>
+                <w:b/>
+                <w:color w:val="1F2A44"/>
+                <w:sz w:val="18"/>
+              </w:rPr>
+              <w:t>Ⅱ  산업을 움직이는 것</w:t>
+            </w:r>
+          </w:p>
+        </w:tc>
+        <w:tc>
+          <w:tcPr>
+            <w:tcW w:type="dxa" w:w="1247"/>
+          </w:tcPr>
+          <w:p>
+            <w:pPr>
+              <w:spacing w:after="0" w:before="0"/>
+              <w:jc w:val="center"/>
+            </w:pPr>
+            <w:r/>
+            <w:r>
+              <w:rPr>
+                <w:rFonts w:ascii="맑은 고딕" w:hAnsi="맑은 고딕" w:eastAsia="맑은 고딕"/>
+                <w:b w:val="0"/>
+                <w:sz w:val="18"/>
+              </w:rPr>
+              <w:t>2장</w:t>
+            </w:r>
+          </w:p>
+        </w:tc>
+        <w:tc>
+          <w:tcPr>
+            <w:tcW w:type="dxa" w:w="7370"/>
+          </w:tcPr>
+          <w:p>
+            <w:pPr>
+              <w:spacing w:after="0" w:before="0"/>
+            </w:pPr>
+            <w:r/>
+            <w:r>
+              <w:rPr>
+                <w:rFonts w:ascii="맑은 고딕" w:hAnsi="맑은 고딕" w:eastAsia="맑은 고딕"/>
+                <w:b w:val="0"/>
+                <w:sz w:val="18"/>
+              </w:rPr>
+              <w:t>수익 구조 · 사이클 변수 3개</w:t>
+            </w:r>
+          </w:p>
+        </w:tc>
+        <w:tc>
+          <w:tcPr>
+            <w:tcW w:type="dxa" w:w="1417"/>
+          </w:tcPr>
+          <w:p>
+            <w:pPr>
+              <w:spacing w:after="0" w:before="0"/>
+              <w:jc w:val="center"/>
+            </w:pPr>
+            <w:r/>
+            <w:r>
+              <w:rPr>
+                <w:rFonts w:ascii="맑은 고딕" w:hAnsi="맑은 고딕" w:eastAsia="맑은 고딕"/>
+                <w:b w:val="0"/>
+                <w:sz w:val="18"/>
+              </w:rPr>
+              <w:t>3.5분</w:t>
+            </w:r>
+          </w:p>
+        </w:tc>
+        <w:tc>
+          <w:tcPr>
+            <w:tcW w:type="dxa" w:w="2551"/>
+          </w:tcPr>
+          <w:p/>
+        </w:tc>
+      </w:tr>
+      <w:tr>
+        <w:tc>
+          <w:tcPr>
+            <w:tcW w:type="dxa" w:w="2551"/>
+            <w:shd w:val="clear" w:fill="F2F2F2"/>
+          </w:tcPr>
+          <w:p>
+            <w:pPr>
+              <w:spacing w:after="0" w:before="0"/>
+            </w:pPr>
+            <w:r/>
+            <w:r>
+              <w:rPr>
+                <w:rFonts w:ascii="맑은 고딕" w:hAnsi="맑은 고딕" w:eastAsia="맑은 고딕"/>
+                <w:b/>
+                <w:color w:val="1F2A44"/>
+                <w:sz w:val="18"/>
+              </w:rPr>
+              <w:t>Ⅲ  시장이 기대하는 것</w:t>
+            </w:r>
+          </w:p>
+        </w:tc>
+        <w:tc>
+          <w:tcPr>
+            <w:tcW w:type="dxa" w:w="1247"/>
+          </w:tcPr>
+          <w:p>
+            <w:pPr>
+              <w:spacing w:after="0" w:before="0"/>
+              <w:jc w:val="center"/>
+            </w:pPr>
+            <w:r/>
+            <w:r>
+              <w:rPr>
+                <w:rFonts w:ascii="맑은 고딕" w:hAnsi="맑은 고딕" w:eastAsia="맑은 고딕"/>
+                <w:b w:val="0"/>
+                <w:sz w:val="18"/>
+              </w:rPr>
+              <w:t>1장</w:t>
+            </w:r>
+          </w:p>
+        </w:tc>
+        <w:tc>
+          <w:tcPr>
+            <w:tcW w:type="dxa" w:w="7370"/>
+          </w:tcPr>
+          <w:p>
+            <w:pPr>
+              <w:spacing w:after="0" w:before="0"/>
+            </w:pPr>
+            <w:r/>
+            <w:r>
+              <w:rPr>
+                <w:rFonts w:ascii="맑은 고딕" w:hAnsi="맑은 고딕" w:eastAsia="맑은 고딕"/>
+                <w:b w:val="0"/>
+                <w:sz w:val="18"/>
+              </w:rPr>
+              <w:t>밸류에이션 산포도 · 컨센서스 변화</w:t>
+            </w:r>
+          </w:p>
+        </w:tc>
+        <w:tc>
+          <w:tcPr>
+            <w:tcW w:type="dxa" w:w="1417"/>
+          </w:tcPr>
+          <w:p>
+            <w:pPr>
+              <w:spacing w:after="0" w:before="0"/>
+              <w:jc w:val="center"/>
+            </w:pPr>
+            <w:r/>
+            <w:r>
+              <w:rPr>
+                <w:rFonts w:ascii="맑은 고딕" w:hAnsi="맑은 고딕" w:eastAsia="맑은 고딕"/>
+                <w:b w:val="0"/>
+                <w:sz w:val="18"/>
+              </w:rPr>
+              <w:t>1.5분</w:t>
+            </w:r>
+          </w:p>
+        </w:tc>
+        <w:tc>
+          <w:tcPr>
+            <w:tcW w:type="dxa" w:w="2551"/>
+          </w:tcPr>
+          <w:p/>
+        </w:tc>
+      </w:tr>
+      <w:tr>
+        <w:tc>
+          <w:tcPr>
+            <w:tcW w:type="dxa" w:w="2551"/>
+            <w:shd w:val="clear" w:fill="F2F2F2"/>
+          </w:tcPr>
+          <w:p>
+            <w:pPr>
+              <w:spacing w:after="0" w:before="0"/>
+            </w:pPr>
+            <w:r/>
+            <w:r>
+              <w:rPr>
+                <w:rFonts w:ascii="맑은 고딕" w:hAnsi="맑은 고딕" w:eastAsia="맑은 고딕"/>
+                <w:b/>
+                <w:color w:val="1F2A44"/>
+                <w:sz w:val="18"/>
+              </w:rPr>
+              <w:t>Ⅳ  우리가 모르는 것</w:t>
+            </w:r>
+          </w:p>
+        </w:tc>
+        <w:tc>
+          <w:tcPr>
+            <w:tcW w:type="dxa" w:w="1247"/>
+          </w:tcPr>
+          <w:p>
+            <w:pPr>
+              <w:spacing w:after="0" w:before="0"/>
+              <w:jc w:val="center"/>
+            </w:pPr>
+            <w:r/>
+            <w:r>
+              <w:rPr>
+                <w:rFonts w:ascii="맑은 고딕" w:hAnsi="맑은 고딕" w:eastAsia="맑은 고딕"/>
+                <w:b w:val="0"/>
+                <w:sz w:val="18"/>
+              </w:rPr>
+              <w:t>1장</w:t>
+            </w:r>
+          </w:p>
+        </w:tc>
+        <w:tc>
+          <w:tcPr>
+            <w:tcW w:type="dxa" w:w="7370"/>
+          </w:tcPr>
+          <w:p>
+            <w:pPr>
+              <w:spacing w:after="0" w:before="0"/>
+            </w:pPr>
+            <w:r/>
+            <w:r>
+              <w:rPr>
+                <w:rFonts w:ascii="맑은 고딕" w:hAnsi="맑은 고딕" w:eastAsia="맑은 고딕"/>
+                <w:b w:val="0"/>
+                <w:sz w:val="18"/>
+              </w:rPr>
+              <w:t>미결 질문 5개</w:t>
+            </w:r>
+          </w:p>
+        </w:tc>
+        <w:tc>
+          <w:tcPr>
+            <w:tcW w:type="dxa" w:w="1417"/>
+          </w:tcPr>
+          <w:p>
+            <w:pPr>
+              <w:spacing w:after="0" w:before="0"/>
+              <w:jc w:val="center"/>
+            </w:pPr>
+            <w:r/>
+            <w:r>
+              <w:rPr>
+                <w:rFonts w:ascii="맑은 고딕" w:hAnsi="맑은 고딕" w:eastAsia="맑은 고딕"/>
+                <w:b w:val="0"/>
+                <w:sz w:val="18"/>
+              </w:rPr>
+              <w:t>2분</w:t>
+            </w:r>
+          </w:p>
+        </w:tc>
+        <w:tc>
+          <w:tcPr>
+            <w:tcW w:type="dxa" w:w="2551"/>
+          </w:tcPr>
+          <w:p/>
+        </w:tc>
+      </w:tr>
+      <w:tr>
+        <w:tc>
+          <w:tcPr>
+            <w:tcW w:type="dxa" w:w="2551"/>
+            <w:shd w:val="clear" w:fill="F2F2F2"/>
+          </w:tcPr>
+          <w:p>
+            <w:pPr>
+              <w:spacing w:after="0" w:before="0"/>
+            </w:pPr>
+            <w:r/>
+            <w:r>
+              <w:rPr>
+                <w:rFonts w:ascii="맑은 고딕" w:hAnsi="맑은 고딕" w:eastAsia="맑은 고딕"/>
+                <w:b/>
+                <w:color w:val="1F2A44"/>
+                <w:sz w:val="18"/>
+              </w:rPr>
+              <w:t>부록  용어집</w:t>
+            </w:r>
+          </w:p>
+        </w:tc>
+        <w:tc>
+          <w:tcPr>
+            <w:tcW w:type="dxa" w:w="1247"/>
+          </w:tcPr>
+          <w:p>
+            <w:pPr>
+              <w:spacing w:after="0" w:before="0"/>
+              <w:jc w:val="center"/>
+            </w:pPr>
+            <w:r/>
+            <w:r>
+              <w:rPr>
+                <w:rFonts w:ascii="맑은 고딕" w:hAnsi="맑은 고딕" w:eastAsia="맑은 고딕"/>
+                <w:b w:val="0"/>
+                <w:sz w:val="18"/>
+              </w:rPr>
+              <w:t>1장</w:t>
+            </w:r>
+          </w:p>
+        </w:tc>
+        <w:tc>
+          <w:tcPr>
+            <w:tcW w:type="dxa" w:w="7370"/>
+          </w:tcPr>
+          <w:p>
+            <w:pPr>
+              <w:spacing w:after="0" w:before="0"/>
+            </w:pPr>
+            <w:r/>
+            <w:r>
+              <w:rPr>
+                <w:rFonts w:ascii="맑은 고딕" w:hAnsi="맑은 고딕" w:eastAsia="맑은 고딕"/>
+                <w:b w:val="0"/>
+                <w:sz w:val="18"/>
+              </w:rPr>
+              <w:t>용어 20개</w:t>
+            </w:r>
+          </w:p>
+        </w:tc>
+        <w:tc>
+          <w:tcPr>
+            <w:tcW w:type="dxa" w:w="1417"/>
+          </w:tcPr>
+          <w:p>
+            <w:pPr>
+              <w:spacing w:after="0" w:before="0"/>
+              <w:jc w:val="center"/>
+            </w:pPr>
+            <w:r/>
+            <w:r>
+              <w:rPr>
+                <w:rFonts w:ascii="맑은 고딕" w:hAnsi="맑은 고딕" w:eastAsia="맑은 고딕"/>
+                <w:b w:val="0"/>
+                <w:sz w:val="18"/>
+              </w:rPr>
+              <w:t>발표 제외</w:t>
+            </w:r>
+          </w:p>
+        </w:tc>
+        <w:tc>
+          <w:tcPr>
+            <w:tcW w:type="dxa" w:w="2551"/>
+          </w:tcPr>
+          <w:p/>
         </w:tc>
       </w:tr>
     </w:tbl>
     <w:p>
       <w:pPr>
-        <w:spacing w:after="200"/>
+        <w:spacing w:after="120"/>
       </w:pPr>
     </w:p>
     <w:p>
@@ -500,7 +844,7 @@
           <w:b w:val="0"/>
           <w:sz w:val="20"/>
         </w:rPr>
-        <w:t>·  이 과제는 산업 전망이 아니라 현황 파악이다. 투자 결론을 쓰지 않는다.</w:t>
+        <w:t>·  이 과제는 산업 전망이 아니라 산업 공부다. 투자 결론을 쓰지 않는다.</w:t>
       </w:r>
     </w:p>
     <w:p>
@@ -513,7 +857,7 @@
           <w:b w:val="0"/>
           <w:sz w:val="20"/>
         </w:rPr>
-        <w:t>·  각 파트는 「무엇을 계산하거나 수집해 왔는가」로 평가한다. 서술만 있고 산출이 없으면 미제출로 본다.</w:t>
+        <w:t>·  각 장은 「무엇을 계산하거나 수집해 왔는가」로 평가한다. 서술만 있고 산출이 없으면 미제출로 본다.</w:t>
       </w:r>
     </w:p>
     <w:p>
@@ -526,12 +870,639 @@
           <w:b w:val="0"/>
           <w:sz w:val="20"/>
         </w:rPr>
-        <w:t>·  1장 = 1파트 = 발표 2분이다. 장을 늘리지 않는다.</w:t>
+        <w:t>·  각 장의 공부 질문에 답할 수 있으면 그 장은 끝난 것이다. 칸을 채우는 것이 목적이 아니다.</w:t>
       </w:r>
     </w:p>
     <w:p>
       <w:pPr>
-        <w:spacing w:after="160"/>
+        <w:sectPr>
+          <w:pgSz w:w="16838" w:h="11906" w:orient="landscape"/>
+          <w:pgMar w:top="624" w:right="850" w:bottom="624" w:left="850" w:header="720" w:footer="720" w:gutter="0"/>
+          <w:cols w:space="720"/>
+          <w:docGrid w:linePitch="360"/>
+        </w:sectPr>
+      </w:pPr>
+    </w:p>
+    <w:p>
+      <w:pPr>
+        <w:spacing w:after="120" w:before="0"/>
+      </w:pPr>
+      <w:r>
+        <w:rPr>
+          <w:rFonts w:ascii="맑은 고딕" w:hAnsi="맑은 고딕" w:eastAsia="맑은 고딕"/>
+          <w:b/>
+          <w:color w:val="1F2A44"/>
+          <w:sz w:val="32"/>
+        </w:rPr>
+        <w:t>작업 안내   (발표 전 이 장은 삭제한다)</w:t>
+      </w:r>
+    </w:p>
+    <w:p>
+      <w:pPr>
+        <w:spacing w:after="60" w:before="0"/>
+      </w:pPr>
+      <w:r>
+        <w:rPr>
+          <w:rFonts w:ascii="맑은 고딕" w:hAnsi="맑은 고딕" w:eastAsia="맑은 고딕"/>
+          <w:b/>
+          <w:color w:val="1F2A44"/>
+          <w:sz w:val="24"/>
+        </w:rPr>
+        <w:t>첫날 할 일 — 사업보고서 「II. 사업의 내용」을 3개사 이상 읽는다</w:t>
+      </w:r>
+    </w:p>
+    <w:p>
+      <w:pPr>
+        <w:spacing w:after="0" w:before="0"/>
+      </w:pPr>
+      <w:r>
+        <w:rPr>
+          <w:rFonts w:ascii="맑은 고딕" w:hAnsi="맑은 고딕" w:eastAsia="맑은 고딕"/>
+          <w:b w:val="0"/>
+          <w:color w:val="5A5A5A"/>
+          <w:sz w:val="18"/>
+        </w:rPr>
+        <w:t>사업보고서 II장은 회사가 자기 산업을 직접 설명하는 1차 자료다. 3개사를 나란히 읽으면 서로 다르게 설명하는 지점이 보이고, 그 지점이 공부할 거리다.</w:t>
+      </w:r>
+    </w:p>
+    <w:p>
+      <w:pPr>
+        <w:spacing w:after="60"/>
+      </w:pPr>
+    </w:p>
+    <w:tbl>
+      <w:tblPr>
+        <w:tblStyle w:val="TableGrid"/>
+        <w:tblW w:type="auto" w:w="0"/>
+        <w:tblLook w:firstColumn="1" w:firstRow="1" w:lastColumn="0" w:lastRow="0" w:noHBand="0" w:noVBand="1" w:val="04A0"/>
+      </w:tblPr>
+      <w:tblGrid>
+        <w:gridCol w:w="7569"/>
+        <w:gridCol w:w="7569"/>
+      </w:tblGrid>
+      <w:tr>
+        <w:tc>
+          <w:tcPr>
+            <w:tcW w:type="dxa" w:w="5669"/>
+            <w:shd w:val="clear" w:fill="D6DCE4"/>
+          </w:tcPr>
+          <w:p>
+            <w:pPr>
+              <w:spacing w:after="0" w:before="0"/>
+            </w:pPr>
+            <w:r/>
+            <w:r>
+              <w:rPr>
+                <w:rFonts w:ascii="맑은 고딕" w:hAnsi="맑은 고딕" w:eastAsia="맑은 고딕"/>
+                <w:b/>
+                <w:color w:val="1F2A44"/>
+                <w:sz w:val="18"/>
+              </w:rPr>
+              <w:t>사업보고서 II장 항목</w:t>
+            </w:r>
+          </w:p>
+        </w:tc>
+        <w:tc>
+          <w:tcPr>
+            <w:tcW w:type="dxa" w:w="9468"/>
+            <w:shd w:val="clear" w:fill="D6DCE4"/>
+          </w:tcPr>
+          <w:p>
+            <w:pPr>
+              <w:spacing w:after="0" w:before="0"/>
+              <w:jc w:val="center"/>
+            </w:pPr>
+            <w:r/>
+            <w:r>
+              <w:rPr>
+                <w:rFonts w:ascii="맑은 고딕" w:hAnsi="맑은 고딕" w:eastAsia="맑은 고딕"/>
+                <w:b/>
+                <w:color w:val="1F2A44"/>
+                <w:sz w:val="18"/>
+              </w:rPr>
+              <w:t>이 문서에서 쓰는 장</w:t>
+            </w:r>
+          </w:p>
+        </w:tc>
+      </w:tr>
+      <w:tr>
+        <w:tc>
+          <w:tcPr>
+            <w:tcW w:type="dxa" w:w="5669"/>
+            <w:shd w:val="clear" w:fill="F2F2F2"/>
+          </w:tcPr>
+          <w:p>
+            <w:pPr>
+              <w:spacing w:after="0" w:before="0"/>
+            </w:pPr>
+            <w:r/>
+            <w:r>
+              <w:rPr>
+                <w:rFonts w:ascii="맑은 고딕" w:hAnsi="맑은 고딕" w:eastAsia="맑은 고딕"/>
+                <w:b/>
+                <w:color w:val="1F2A44"/>
+                <w:sz w:val="18"/>
+              </w:rPr>
+              <w:t>산업의 특성 · 산업의 성장성</w:t>
+            </w:r>
+          </w:p>
+        </w:tc>
+        <w:tc>
+          <w:tcPr>
+            <w:tcW w:type="dxa" w:w="9468"/>
+          </w:tcPr>
+          <w:p>
+            <w:pPr>
+              <w:spacing w:after="0" w:before="0"/>
+            </w:pPr>
+            <w:r/>
+            <w:r>
+              <w:rPr>
+                <w:rFonts w:ascii="맑은 고딕" w:hAnsi="맑은 고딕" w:eastAsia="맑은 고딕"/>
+                <w:b w:val="0"/>
+                <w:sz w:val="18"/>
+              </w:rPr>
+              <w:t>Ⅰ-1 정의와 경계</w:t>
+            </w:r>
+          </w:p>
+        </w:tc>
+      </w:tr>
+      <w:tr>
+        <w:tc>
+          <w:tcPr>
+            <w:tcW w:type="dxa" w:w="5669"/>
+            <w:shd w:val="clear" w:fill="F2F2F2"/>
+          </w:tcPr>
+          <w:p>
+            <w:pPr>
+              <w:spacing w:after="0" w:before="0"/>
+            </w:pPr>
+            <w:r/>
+            <w:r>
+              <w:rPr>
+                <w:rFonts w:ascii="맑은 고딕" w:hAnsi="맑은 고딕" w:eastAsia="맑은 고딕"/>
+                <w:b/>
+                <w:color w:val="1F2A44"/>
+                <w:sz w:val="18"/>
+              </w:rPr>
+              <w:t>경기변동의 특성</w:t>
+            </w:r>
+          </w:p>
+        </w:tc>
+        <w:tc>
+          <w:tcPr>
+            <w:tcW w:type="dxa" w:w="9468"/>
+          </w:tcPr>
+          <w:p>
+            <w:pPr>
+              <w:spacing w:after="0" w:before="0"/>
+            </w:pPr>
+            <w:r/>
+            <w:r>
+              <w:rPr>
+                <w:rFonts w:ascii="맑은 고딕" w:hAnsi="맑은 고딕" w:eastAsia="맑은 고딕"/>
+                <w:b w:val="0"/>
+                <w:sz w:val="18"/>
+              </w:rPr>
+              <w:t>Ⅰ-5 지난 사이클 · Ⅱ-2 사이클 변수</w:t>
+            </w:r>
+          </w:p>
+        </w:tc>
+      </w:tr>
+      <w:tr>
+        <w:tc>
+          <w:tcPr>
+            <w:tcW w:type="dxa" w:w="5669"/>
+            <w:shd w:val="clear" w:fill="F2F2F2"/>
+          </w:tcPr>
+          <w:p>
+            <w:pPr>
+              <w:spacing w:after="0" w:before="0"/>
+            </w:pPr>
+            <w:r/>
+            <w:r>
+              <w:rPr>
+                <w:rFonts w:ascii="맑은 고딕" w:hAnsi="맑은 고딕" w:eastAsia="맑은 고딕"/>
+                <w:b/>
+                <w:color w:val="1F2A44"/>
+                <w:sz w:val="18"/>
+              </w:rPr>
+              <w:t>시장점유율 · 경쟁요소 · 회사의 경쟁우위요소</w:t>
+            </w:r>
+          </w:p>
+        </w:tc>
+        <w:tc>
+          <w:tcPr>
+            <w:tcW w:type="dxa" w:w="9468"/>
+          </w:tcPr>
+          <w:p>
+            <w:pPr>
+              <w:spacing w:after="0" w:before="0"/>
+            </w:pPr>
+            <w:r/>
+            <w:r>
+              <w:rPr>
+                <w:rFonts w:ascii="맑은 고딕" w:hAnsi="맑은 고딕" w:eastAsia="맑은 고딕"/>
+                <w:b w:val="0"/>
+                <w:sz w:val="18"/>
+              </w:rPr>
+              <w:t>Ⅰ-4 경쟁 구도</w:t>
+            </w:r>
+          </w:p>
+        </w:tc>
+      </w:tr>
+      <w:tr>
+        <w:tc>
+          <w:tcPr>
+            <w:tcW w:type="dxa" w:w="5669"/>
+            <w:shd w:val="clear" w:fill="F2F2F2"/>
+          </w:tcPr>
+          <w:p>
+            <w:pPr>
+              <w:spacing w:after="0" w:before="0"/>
+            </w:pPr>
+            <w:r/>
+            <w:r>
+              <w:rPr>
+                <w:rFonts w:ascii="맑은 고딕" w:hAnsi="맑은 고딕" w:eastAsia="맑은 고딕"/>
+                <w:b/>
+                <w:color w:val="1F2A44"/>
+                <w:sz w:val="18"/>
+              </w:rPr>
+              <w:t>주요 제품 등의 현황 · 매출실적</w:t>
+            </w:r>
+          </w:p>
+        </w:tc>
+        <w:tc>
+          <w:tcPr>
+            <w:tcW w:type="dxa" w:w="9468"/>
+          </w:tcPr>
+          <w:p>
+            <w:pPr>
+              <w:spacing w:after="0" w:before="0"/>
+            </w:pPr>
+            <w:r/>
+            <w:r>
+              <w:rPr>
+                <w:rFonts w:ascii="맑은 고딕" w:hAnsi="맑은 고딕" w:eastAsia="맑은 고딕"/>
+                <w:b w:val="0"/>
+                <w:sz w:val="18"/>
+              </w:rPr>
+              <w:t>Ⅱ-1 수익 구조</w:t>
+            </w:r>
+          </w:p>
+        </w:tc>
+      </w:tr>
+      <w:tr>
+        <w:tc>
+          <w:tcPr>
+            <w:tcW w:type="dxa" w:w="5669"/>
+            <w:shd w:val="clear" w:fill="F2F2F2"/>
+          </w:tcPr>
+          <w:p>
+            <w:pPr>
+              <w:spacing w:after="0" w:before="0"/>
+            </w:pPr>
+            <w:r/>
+            <w:r>
+              <w:rPr>
+                <w:rFonts w:ascii="맑은 고딕" w:hAnsi="맑은 고딕" w:eastAsia="맑은 고딕"/>
+                <w:b/>
+                <w:color w:val="1F2A44"/>
+                <w:sz w:val="18"/>
+              </w:rPr>
+              <w:t>주요 원재료 · 매출처(주요 고객)</w:t>
+            </w:r>
+          </w:p>
+        </w:tc>
+        <w:tc>
+          <w:tcPr>
+            <w:tcW w:type="dxa" w:w="9468"/>
+          </w:tcPr>
+          <w:p>
+            <w:pPr>
+              <w:spacing w:after="0" w:before="0"/>
+            </w:pPr>
+            <w:r/>
+            <w:r>
+              <w:rPr>
+                <w:rFonts w:ascii="맑은 고딕" w:hAnsi="맑은 고딕" w:eastAsia="맑은 고딕"/>
+                <w:b w:val="0"/>
+                <w:sz w:val="18"/>
+              </w:rPr>
+              <w:t>Ⅰ-3 마진 구조</w:t>
+            </w:r>
+          </w:p>
+        </w:tc>
+      </w:tr>
+      <w:tr>
+        <w:tc>
+          <w:tcPr>
+            <w:tcW w:type="dxa" w:w="5669"/>
+            <w:shd w:val="clear" w:fill="F2F2F2"/>
+          </w:tcPr>
+          <w:p>
+            <w:pPr>
+              <w:spacing w:after="0" w:before="0"/>
+            </w:pPr>
+            <w:r/>
+            <w:r>
+              <w:rPr>
+                <w:rFonts w:ascii="맑은 고딕" w:hAnsi="맑은 고딕" w:eastAsia="맑은 고딕"/>
+                <w:b/>
+                <w:color w:val="1F2A44"/>
+                <w:sz w:val="18"/>
+              </w:rPr>
+              <w:t>관계법령 또는 정부의 규제</w:t>
+            </w:r>
+          </w:p>
+        </w:tc>
+        <w:tc>
+          <w:tcPr>
+            <w:tcW w:type="dxa" w:w="9468"/>
+          </w:tcPr>
+          <w:p>
+            <w:pPr>
+              <w:spacing w:after="0" w:before="0"/>
+            </w:pPr>
+            <w:r/>
+            <w:r>
+              <w:rPr>
+                <w:rFonts w:ascii="맑은 고딕" w:hAnsi="맑은 고딕" w:eastAsia="맑은 고딕"/>
+                <w:b w:val="0"/>
+                <w:sz w:val="18"/>
+              </w:rPr>
+              <w:t>Ⅰ-1 경계 (규제가 산업을 정의하는 경우)</w:t>
+            </w:r>
+          </w:p>
+        </w:tc>
+      </w:tr>
+      <w:tr>
+        <w:tc>
+          <w:tcPr>
+            <w:tcW w:type="dxa" w:w="5669"/>
+            <w:shd w:val="clear" w:fill="F2F2F2"/>
+          </w:tcPr>
+          <w:p>
+            <w:pPr>
+              <w:spacing w:after="0" w:before="0"/>
+            </w:pPr>
+            <w:r/>
+            <w:r>
+              <w:rPr>
+                <w:rFonts w:ascii="맑은 고딕" w:hAnsi="맑은 고딕" w:eastAsia="맑은 고딕"/>
+                <w:b/>
+                <w:color w:val="1F2A44"/>
+                <w:sz w:val="18"/>
+              </w:rPr>
+              <w:t>생산능력 · 설비</w:t>
+            </w:r>
+          </w:p>
+        </w:tc>
+        <w:tc>
+          <w:tcPr>
+            <w:tcW w:type="dxa" w:w="9468"/>
+          </w:tcPr>
+          <w:p>
+            <w:pPr>
+              <w:spacing w:after="0" w:before="0"/>
+            </w:pPr>
+            <w:r/>
+            <w:r>
+              <w:rPr>
+                <w:rFonts w:ascii="맑은 고딕" w:hAnsi="맑은 고딕" w:eastAsia="맑은 고딕"/>
+                <w:b w:val="0"/>
+                <w:sz w:val="18"/>
+              </w:rPr>
+              <w:t>Ⅰ-4 진입장벽 숫자</w:t>
+            </w:r>
+          </w:p>
+        </w:tc>
+      </w:tr>
+    </w:tbl>
+    <w:p>
+      <w:pPr>
+        <w:spacing w:after="60"/>
+      </w:pPr>
+    </w:p>
+    <w:p>
+      <w:pPr>
+        <w:spacing w:after="60" w:before="0"/>
+      </w:pPr>
+      <w:r>
+        <w:rPr>
+          <w:rFonts w:ascii="맑은 고딕" w:hAnsi="맑은 고딕" w:eastAsia="맑은 고딕"/>
+          <w:b/>
+          <w:color w:val="1F2A44"/>
+          <w:sz w:val="24"/>
+        </w:rPr>
+        <w:t>인원별 배분 (권장)</w:t>
+      </w:r>
+    </w:p>
+    <w:tbl>
+      <w:tblPr>
+        <w:tblStyle w:val="TableGrid"/>
+        <w:tblW w:type="auto" w:w="0"/>
+        <w:tblLook w:firstColumn="1" w:firstRow="1" w:lastColumn="0" w:lastRow="0" w:noHBand="0" w:noVBand="1" w:val="04A0"/>
+      </w:tblPr>
+      <w:tblGrid>
+        <w:gridCol w:w="7569"/>
+        <w:gridCol w:w="7569"/>
+      </w:tblGrid>
+      <w:tr>
+        <w:tc>
+          <w:tcPr>
+            <w:tcW w:type="dxa" w:w="1701"/>
+            <w:shd w:val="clear" w:fill="D6DCE4"/>
+          </w:tcPr>
+          <w:p>
+            <w:pPr>
+              <w:spacing w:after="0" w:before="0"/>
+            </w:pPr>
+            <w:r/>
+            <w:r>
+              <w:rPr>
+                <w:rFonts w:ascii="맑은 고딕" w:hAnsi="맑은 고딕" w:eastAsia="맑은 고딕"/>
+                <w:b/>
+                <w:color w:val="1F2A44"/>
+                <w:sz w:val="18"/>
+              </w:rPr>
+              <w:t>인원</w:t>
+            </w:r>
+          </w:p>
+        </w:tc>
+        <w:tc>
+          <w:tcPr>
+            <w:tcW w:type="dxa" w:w="13436"/>
+            <w:shd w:val="clear" w:fill="D6DCE4"/>
+          </w:tcPr>
+          <w:p>
+            <w:pPr>
+              <w:spacing w:after="0" w:before="0"/>
+              <w:jc w:val="center"/>
+            </w:pPr>
+            <w:r/>
+            <w:r>
+              <w:rPr>
+                <w:rFonts w:ascii="맑은 고딕" w:hAnsi="맑은 고딕" w:eastAsia="맑은 고딕"/>
+                <w:b/>
+                <w:color w:val="1F2A44"/>
+                <w:sz w:val="18"/>
+              </w:rPr>
+              <w:t>배분</w:t>
+            </w:r>
+          </w:p>
+        </w:tc>
+      </w:tr>
+      <w:tr>
+        <w:tc>
+          <w:tcPr>
+            <w:tcW w:type="dxa" w:w="1701"/>
+            <w:shd w:val="clear" w:fill="F2F2F2"/>
+          </w:tcPr>
+          <w:p>
+            <w:pPr>
+              <w:spacing w:after="0" w:before="0"/>
+            </w:pPr>
+            <w:r/>
+            <w:r>
+              <w:rPr>
+                <w:rFonts w:ascii="맑은 고딕" w:hAnsi="맑은 고딕" w:eastAsia="맑은 고딕"/>
+                <w:b/>
+                <w:color w:val="1F2A44"/>
+                <w:sz w:val="18"/>
+              </w:rPr>
+              <w:t>4명</w:t>
+            </w:r>
+          </w:p>
+        </w:tc>
+        <w:tc>
+          <w:tcPr>
+            <w:tcW w:type="dxa" w:w="13436"/>
+          </w:tcPr>
+          <w:p>
+            <w:pPr>
+              <w:spacing w:after="0" w:before="0"/>
+            </w:pPr>
+            <w:r/>
+            <w:r>
+              <w:rPr>
+                <w:rFonts w:ascii="맑은 고딕" w:hAnsi="맑은 고딕" w:eastAsia="맑은 고딕"/>
+                <w:b w:val="0"/>
+                <w:sz w:val="18"/>
+              </w:rPr>
+              <w:t>A: Ⅰ-1 · Ⅰ-2    B: Ⅰ-3 · Ⅱ-1    C: Ⅰ-4 · Ⅲ    D: Ⅰ-5 · Ⅱ-2    부록 · Ⅳ는 전원</w:t>
+            </w:r>
+          </w:p>
+        </w:tc>
+      </w:tr>
+      <w:tr>
+        <w:tc>
+          <w:tcPr>
+            <w:tcW w:type="dxa" w:w="1701"/>
+            <w:shd w:val="clear" w:fill="F2F2F2"/>
+          </w:tcPr>
+          <w:p>
+            <w:pPr>
+              <w:spacing w:after="0" w:before="0"/>
+            </w:pPr>
+            <w:r/>
+            <w:r>
+              <w:rPr>
+                <w:rFonts w:ascii="맑은 고딕" w:hAnsi="맑은 고딕" w:eastAsia="맑은 고딕"/>
+                <w:b/>
+                <w:color w:val="1F2A44"/>
+                <w:sz w:val="18"/>
+              </w:rPr>
+              <w:t>5명</w:t>
+            </w:r>
+          </w:p>
+        </w:tc>
+        <w:tc>
+          <w:tcPr>
+            <w:tcW w:type="dxa" w:w="13436"/>
+          </w:tcPr>
+          <w:p>
+            <w:pPr>
+              <w:spacing w:after="0" w:before="0"/>
+            </w:pPr>
+            <w:r/>
+            <w:r>
+              <w:rPr>
+                <w:rFonts w:ascii="맑은 고딕" w:hAnsi="맑은 고딕" w:eastAsia="맑은 고딕"/>
+                <w:b w:val="0"/>
+                <w:sz w:val="18"/>
+              </w:rPr>
+              <w:t>A: Ⅰ-1 · Ⅰ-2    B: Ⅰ-3 · Ⅱ-1    C: Ⅰ-4    D: Ⅰ-5 · Ⅱ-2    E: Ⅲ · 부록    Ⅳ는 전원</w:t>
+            </w:r>
+          </w:p>
+        </w:tc>
+      </w:tr>
+      <w:tr>
+        <w:tc>
+          <w:tcPr>
+            <w:tcW w:type="dxa" w:w="1701"/>
+            <w:shd w:val="clear" w:fill="F2F2F2"/>
+          </w:tcPr>
+          <w:p>
+            <w:pPr>
+              <w:spacing w:after="0" w:before="0"/>
+            </w:pPr>
+            <w:r/>
+            <w:r>
+              <w:rPr>
+                <w:rFonts w:ascii="맑은 고딕" w:hAnsi="맑은 고딕" w:eastAsia="맑은 고딕"/>
+                <w:b/>
+                <w:color w:val="1F2A44"/>
+                <w:sz w:val="18"/>
+              </w:rPr>
+              <w:t>6명</w:t>
+            </w:r>
+          </w:p>
+        </w:tc>
+        <w:tc>
+          <w:tcPr>
+            <w:tcW w:type="dxa" w:w="13436"/>
+          </w:tcPr>
+          <w:p>
+            <w:pPr>
+              <w:spacing w:after="0" w:before="0"/>
+            </w:pPr>
+            <w:r/>
+            <w:r>
+              <w:rPr>
+                <w:rFonts w:ascii="맑은 고딕" w:hAnsi="맑은 고딕" w:eastAsia="맑은 고딕"/>
+                <w:b w:val="0"/>
+                <w:sz w:val="18"/>
+              </w:rPr>
+              <w:t>A: Ⅰ-1    B: Ⅰ-2    C: Ⅰ-3 · Ⅱ-1    D: Ⅰ-4    E: Ⅰ-5 · Ⅱ-2    F: Ⅲ · 부록    Ⅳ는 전원</w:t>
+            </w:r>
+          </w:p>
+        </w:tc>
+      </w:tr>
+    </w:tbl>
+    <w:p>
+      <w:pPr>
+        <w:spacing w:after="60"/>
+      </w:pPr>
+    </w:p>
+    <w:p>
+      <w:pPr>
+        <w:spacing w:after="0" w:before="0"/>
+      </w:pPr>
+      <w:r>
+        <w:rPr>
+          <w:rFonts w:ascii="맑은 고딕" w:hAnsi="맑은 고딕" w:eastAsia="맑은 고딕"/>
+          <w:b w:val="0"/>
+          <w:color w:val="5A5A5A"/>
+          <w:sz w:val="18"/>
+        </w:rPr>
+        <w:t>Ⅰ-5 지난 사이클과 Ⅱ-2 사이클 변수는 같은 사람이 맡는다. 지난 국면을 가른 변수가 곧 사이클 변수 후보다.</w:t>
+      </w:r>
+    </w:p>
+    <w:p>
+      <w:pPr>
+        <w:spacing w:after="60"/>
       </w:pPr>
     </w:p>
     <w:p>
@@ -610,14 +1581,14 @@
           <w:b w:val="0"/>
           <w:sz w:val="20"/>
         </w:rPr>
-        <w:t>·  모든 수치에 출처와 기준일을 기재한다. 1순위 자료는 DART 사업보고서다.</w:t>
+        <w:t>·  모든 수치에 출처와 기준일을 기재한다.</w:t>
       </w:r>
     </w:p>
     <w:p>
       <w:pPr>
         <w:sectPr>
           <w:pgSz w:w="16838" w:h="11906" w:orient="landscape"/>
-          <w:pgMar w:top="680" w:right="850" w:bottom="680" w:left="850" w:header="720" w:footer="720" w:gutter="0"/>
+          <w:pgMar w:top="624" w:right="850" w:bottom="624" w:left="850" w:header="720" w:footer="720" w:gutter="0"/>
           <w:cols w:space="720"/>
           <w:docGrid w:linePitch="360"/>
         </w:sectPr>
@@ -634,12 +1605,12 @@
           <w:color w:val="1F2A44"/>
           <w:sz w:val="32"/>
         </w:rPr>
-        <w:t>1.  섹터 정의와 밸류체인</w:t>
+        <w:t>Ⅰ-1   산업 정의와 경계</w:t>
       </w:r>
     </w:p>
     <w:p>
       <w:pPr>
-        <w:spacing w:after="140" w:before="0"/>
+        <w:spacing w:after="20" w:before="0"/>
       </w:pPr>
       <w:r>
         <w:rPr>
@@ -648,7 +1619,21 @@
           <w:color w:val="5A5A5A"/>
           <w:sz w:val="18"/>
         </w:rPr>
-        <w:t>발표 2분  |  담당자 __________  |  산출: 밸류체인 그림 1개 + 담당 종목 배치</w:t>
+        <w:t>발표 1분  |  담당자 __________  |  산출: 정의표 + 사업보고서 3개사 비교표</w:t>
+      </w:r>
+    </w:p>
+    <w:p>
+      <w:pPr>
+        <w:spacing w:after="100" w:before="0"/>
+      </w:pPr>
+      <w:r>
+        <w:rPr>
+          <w:rFonts w:ascii="맑은 고딕" w:hAnsi="맑은 고딕" w:eastAsia="맑은 고딕"/>
+          <w:b w:val="0"/>
+          <w:color w:val="5A5A5A"/>
+          <w:sz w:val="18"/>
+        </w:rPr>
+        <w:t>1순위 자료: 사업보고서 II장 「산업의 특성」 「산업의 성장성」 · KRX 업종분류</w:t>
       </w:r>
     </w:p>
     <w:tbl>
@@ -658,38 +1643,14 @@
         <w:tblLook w:firstColumn="1" w:firstRow="1" w:lastColumn="0" w:lastRow="0" w:noHBand="0" w:noVBand="1" w:val="04A0"/>
       </w:tblPr>
       <w:tblGrid>
-        <w:gridCol w:w="3028"/>
-        <w:gridCol w:w="3028"/>
-        <w:gridCol w:w="3028"/>
-        <w:gridCol w:w="3028"/>
-        <w:gridCol w:w="3028"/>
+        <w:gridCol w:w="7569"/>
+        <w:gridCol w:w="7569"/>
       </w:tblGrid>
       <w:tr>
         <w:tc>
           <w:tcPr>
-            <w:tcW w:type="dxa" w:w="2835"/>
-            <w:shd w:fill="D6DCE4"/>
-          </w:tcPr>
-          <w:p>
-            <w:pPr>
-              <w:spacing w:after="0" w:before="0"/>
-            </w:pPr>
-            <w:r/>
-            <w:r>
-              <w:rPr>
-                <w:rFonts w:ascii="맑은 고딕" w:hAnsi="맑은 고딕" w:eastAsia="맑은 고딕"/>
-                <w:b/>
-                <w:color w:val="1F2A44"/>
-                <w:sz w:val="18"/>
-              </w:rPr>
-              <w:t>KRX 300 편입</w:t>
-            </w:r>
-          </w:p>
-        </w:tc>
-        <w:tc>
-          <w:tcPr>
-            <w:tcW w:type="dxa" w:w="2551"/>
-            <w:shd w:fill="D6DCE4"/>
+            <w:tcW w:type="dxa" w:w="1361"/>
+            <w:shd w:val="clear" w:fill="EEF1F6"/>
           </w:tcPr>
           <w:p>
             <w:pPr>
@@ -704,14 +1665,100 @@
                 <w:color w:val="1F2A44"/>
                 <w:sz w:val="18"/>
               </w:rPr>
-              <w:t>BM 비중</w:t>
+              <w:t>공부 질문</w:t>
             </w:r>
           </w:p>
         </w:tc>
         <w:tc>
           <w:tcPr>
-            <w:tcW w:type="dxa" w:w="3402"/>
-            <w:shd w:fill="D6DCE4"/>
+            <w:tcW w:type="dxa" w:w="13776"/>
+            <w:shd w:val="clear" w:fill="EEF1F6"/>
+          </w:tcPr>
+          <w:p>
+            <w:pPr>
+              <w:spacing w:after="0"/>
+            </w:pPr>
+            <w:r/>
+            <w:r>
+              <w:rPr>
+                <w:rFonts w:ascii="맑은 고딕" w:hAnsi="맑은 고딕" w:eastAsia="맑은 고딕"/>
+                <w:b w:val="0"/>
+                <w:sz w:val="18"/>
+              </w:rPr>
+              <w:t>1.  이 산업은 무엇을 팔고, 누가 사는가.  고객은 그것을 왜 사고, 대체재는 무엇인가.</w:t>
+            </w:r>
+          </w:p>
+          <w:p>
+            <w:pPr>
+              <w:spacing w:after="0"/>
+            </w:pPr>
+            <w:r>
+              <w:rPr>
+                <w:rFonts w:ascii="맑은 고딕" w:hAnsi="맑은 고딕" w:eastAsia="맑은 고딕"/>
+                <w:b w:val="0"/>
+                <w:sz w:val="18"/>
+              </w:rPr>
+              <w:t>2.  이 산업의 경계는 어디인가.  무엇을 포함하고 무엇을 뺐는가, 그 이유는 무엇인가.</w:t>
+            </w:r>
+          </w:p>
+          <w:p>
+            <w:pPr>
+              <w:spacing w:after="0"/>
+            </w:pPr>
+            <w:r>
+              <w:rPr>
+                <w:rFonts w:ascii="맑은 고딕" w:hAnsi="맑은 고딕" w:eastAsia="맑은 고딕"/>
+                <w:b w:val="0"/>
+                <w:sz w:val="18"/>
+              </w:rPr>
+              <w:t>3.  같은 산업을 세 회사가 어떻게 다르게 설명하는가.</w:t>
+            </w:r>
+          </w:p>
+        </w:tc>
+      </w:tr>
+    </w:tbl>
+    <w:p>
+      <w:pPr>
+        <w:spacing w:after="80"/>
+      </w:pPr>
+    </w:p>
+    <w:tbl>
+      <w:tblPr>
+        <w:tblStyle w:val="TableGrid"/>
+        <w:tblW w:type="auto" w:w="0"/>
+        <w:tblLook w:firstColumn="1" w:firstRow="1" w:lastColumn="0" w:lastRow="0" w:noHBand="0" w:noVBand="1" w:val="04A0"/>
+      </w:tblPr>
+      <w:tblGrid>
+        <w:gridCol w:w="5046"/>
+        <w:gridCol w:w="5046"/>
+        <w:gridCol w:w="5046"/>
+      </w:tblGrid>
+      <w:tr>
+        <w:tc>
+          <w:tcPr>
+            <w:tcW w:type="dxa" w:w="2835"/>
+            <w:shd w:val="clear" w:fill="D6DCE4"/>
+          </w:tcPr>
+          <w:p>
+            <w:pPr>
+              <w:spacing w:after="0" w:before="0"/>
+            </w:pPr>
+            <w:r/>
+            <w:r>
+              <w:rPr>
+                <w:rFonts w:ascii="맑은 고딕" w:hAnsi="맑은 고딕" w:eastAsia="맑은 고딕"/>
+                <w:b/>
+                <w:color w:val="1F2A44"/>
+                <w:sz w:val="18"/>
+              </w:rPr>
+              <w:t>항목</w:t>
+            </w:r>
+          </w:p>
+        </w:tc>
+        <w:tc>
+          <w:tcPr>
+            <w:tcW w:type="dxa" w:w="8504"/>
+            <w:shd w:val="clear" w:fill="D6DCE4"/>
           </w:tcPr>
           <w:p>
             <w:pPr>
@@ -726,14 +1773,14 @@
                 <w:color w:val="1F2A44"/>
                 <w:sz w:val="18"/>
               </w:rPr>
-              <w:t>팀 배정액</w:t>
+              <w:t>기재</w:t>
             </w:r>
           </w:p>
         </w:tc>
         <w:tc>
           <w:tcPr>
-            <w:tcW w:type="dxa" w:w="3402"/>
-            <w:shd w:fill="D6DCE4"/>
+            <w:tcW w:type="dxa" w:w="3798"/>
+            <w:shd w:val="clear" w:fill="D6DCE4"/>
           </w:tcPr>
           <w:p>
             <w:pPr>
@@ -748,19 +1795,20 @@
                 <w:color w:val="1F2A44"/>
                 <w:sz w:val="18"/>
               </w:rPr>
-              <w:t>1주 최대 종목</w:t>
+              <w:t>출처 · 기준일</w:t>
             </w:r>
           </w:p>
         </w:tc>
-        <w:tc>
-          <w:tcPr>
-            <w:tcW w:type="dxa" w:w="3118"/>
-            <w:shd w:fill="D6DCE4"/>
+      </w:tr>
+      <w:tr>
+        <w:tc>
+          <w:tcPr>
+            <w:tcW w:type="dxa" w:w="2835"/>
+            <w:shd w:val="clear" w:fill="F2F2F2"/>
           </w:tcPr>
           <w:p>
             <w:pPr>
               <w:spacing w:after="0" w:before="0"/>
-              <w:jc w:val="center"/>
             </w:pPr>
             <w:r/>
             <w:r>
@@ -770,39 +1818,229 @@
                 <w:color w:val="1F2A44"/>
                 <w:sz w:val="18"/>
               </w:rPr>
-              <w:t>최저가 종목</w:t>
+              <w:t>무엇을 파는가</w:t>
             </w:r>
           </w:p>
         </w:tc>
+        <w:tc>
+          <w:tcPr>
+            <w:tcW w:type="dxa" w:w="8504"/>
+          </w:tcPr>
+          <w:p/>
+        </w:tc>
+        <w:tc>
+          <w:tcPr>
+            <w:tcW w:type="dxa" w:w="3798"/>
+          </w:tcPr>
+          <w:p/>
+        </w:tc>
       </w:tr>
       <w:tr>
         <w:tc>
           <w:tcPr>
             <w:tcW w:type="dxa" w:w="2835"/>
-          </w:tcPr>
-          <w:p/>
-        </w:tc>
-        <w:tc>
-          <w:tcPr>
-            <w:tcW w:type="dxa" w:w="2551"/>
-          </w:tcPr>
-          <w:p/>
-        </w:tc>
-        <w:tc>
-          <w:tcPr>
-            <w:tcW w:type="dxa" w:w="3402"/>
-          </w:tcPr>
-          <w:p/>
-        </w:tc>
-        <w:tc>
-          <w:tcPr>
-            <w:tcW w:type="dxa" w:w="3402"/>
-          </w:tcPr>
-          <w:p/>
-        </w:tc>
-        <w:tc>
-          <w:tcPr>
-            <w:tcW w:type="dxa" w:w="3118"/>
+            <w:shd w:val="clear" w:fill="F2F2F2"/>
+          </w:tcPr>
+          <w:p>
+            <w:pPr>
+              <w:spacing w:after="0" w:before="0"/>
+            </w:pPr>
+            <w:r/>
+            <w:r>
+              <w:rPr>
+                <w:rFonts w:ascii="맑은 고딕" w:hAnsi="맑은 고딕" w:eastAsia="맑은 고딕"/>
+                <w:b/>
+                <w:color w:val="1F2A44"/>
+                <w:sz w:val="18"/>
+              </w:rPr>
+              <w:t>누가 사는가 (최종 고객)</w:t>
+            </w:r>
+          </w:p>
+        </w:tc>
+        <w:tc>
+          <w:tcPr>
+            <w:tcW w:type="dxa" w:w="8504"/>
+          </w:tcPr>
+          <w:p/>
+        </w:tc>
+        <w:tc>
+          <w:tcPr>
+            <w:tcW w:type="dxa" w:w="3798"/>
+          </w:tcPr>
+          <w:p/>
+        </w:tc>
+      </w:tr>
+      <w:tr>
+        <w:tc>
+          <w:tcPr>
+            <w:tcW w:type="dxa" w:w="2835"/>
+            <w:shd w:val="clear" w:fill="F2F2F2"/>
+          </w:tcPr>
+          <w:p>
+            <w:pPr>
+              <w:spacing w:after="0" w:before="0"/>
+            </w:pPr>
+            <w:r/>
+            <w:r>
+              <w:rPr>
+                <w:rFonts w:ascii="맑은 고딕" w:hAnsi="맑은 고딕" w:eastAsia="맑은 고딕"/>
+                <w:b/>
+                <w:color w:val="1F2A44"/>
+                <w:sz w:val="18"/>
+              </w:rPr>
+              <w:t>시장 규모 — 글로벌</w:t>
+            </w:r>
+          </w:p>
+        </w:tc>
+        <w:tc>
+          <w:tcPr>
+            <w:tcW w:type="dxa" w:w="8504"/>
+          </w:tcPr>
+          <w:p/>
+        </w:tc>
+        <w:tc>
+          <w:tcPr>
+            <w:tcW w:type="dxa" w:w="3798"/>
+          </w:tcPr>
+          <w:p/>
+        </w:tc>
+      </w:tr>
+      <w:tr>
+        <w:tc>
+          <w:tcPr>
+            <w:tcW w:type="dxa" w:w="2835"/>
+            <w:shd w:val="clear" w:fill="F2F2F2"/>
+          </w:tcPr>
+          <w:p>
+            <w:pPr>
+              <w:spacing w:after="0" w:before="0"/>
+            </w:pPr>
+            <w:r/>
+            <w:r>
+              <w:rPr>
+                <w:rFonts w:ascii="맑은 고딕" w:hAnsi="맑은 고딕" w:eastAsia="맑은 고딕"/>
+                <w:b/>
+                <w:color w:val="1F2A44"/>
+                <w:sz w:val="18"/>
+              </w:rPr>
+              <w:t>시장 규모 — 국내</w:t>
+            </w:r>
+          </w:p>
+        </w:tc>
+        <w:tc>
+          <w:tcPr>
+            <w:tcW w:type="dxa" w:w="8504"/>
+          </w:tcPr>
+          <w:p/>
+        </w:tc>
+        <w:tc>
+          <w:tcPr>
+            <w:tcW w:type="dxa" w:w="3798"/>
+          </w:tcPr>
+          <w:p/>
+        </w:tc>
+      </w:tr>
+      <w:tr>
+        <w:tc>
+          <w:tcPr>
+            <w:tcW w:type="dxa" w:w="2835"/>
+            <w:shd w:val="clear" w:fill="F2F2F2"/>
+          </w:tcPr>
+          <w:p>
+            <w:pPr>
+              <w:spacing w:after="0" w:before="0"/>
+            </w:pPr>
+            <w:r/>
+            <w:r>
+              <w:rPr>
+                <w:rFonts w:ascii="맑은 고딕" w:hAnsi="맑은 고딕" w:eastAsia="맑은 고딕"/>
+                <w:b/>
+                <w:color w:val="1F2A44"/>
+                <w:sz w:val="18"/>
+              </w:rPr>
+              <w:t>과거 5년 성장률 (실적치)</w:t>
+            </w:r>
+          </w:p>
+        </w:tc>
+        <w:tc>
+          <w:tcPr>
+            <w:tcW w:type="dxa" w:w="8504"/>
+          </w:tcPr>
+          <w:p/>
+        </w:tc>
+        <w:tc>
+          <w:tcPr>
+            <w:tcW w:type="dxa" w:w="3798"/>
+          </w:tcPr>
+          <w:p/>
+        </w:tc>
+      </w:tr>
+      <w:tr>
+        <w:tc>
+          <w:tcPr>
+            <w:tcW w:type="dxa" w:w="2835"/>
+            <w:shd w:val="clear" w:fill="F2F2F2"/>
+          </w:tcPr>
+          <w:p>
+            <w:pPr>
+              <w:spacing w:after="0" w:before="0"/>
+            </w:pPr>
+            <w:r/>
+            <w:r>
+              <w:rPr>
+                <w:rFonts w:ascii="맑은 고딕" w:hAnsi="맑은 고딕" w:eastAsia="맑은 고딕"/>
+                <w:b/>
+                <w:color w:val="1F2A44"/>
+                <w:sz w:val="18"/>
+              </w:rPr>
+              <w:t>포함하는 것</w:t>
+            </w:r>
+          </w:p>
+        </w:tc>
+        <w:tc>
+          <w:tcPr>
+            <w:tcW w:type="dxa" w:w="8504"/>
+          </w:tcPr>
+          <w:p/>
+        </w:tc>
+        <w:tc>
+          <w:tcPr>
+            <w:tcW w:type="dxa" w:w="3798"/>
+          </w:tcPr>
+          <w:p/>
+        </w:tc>
+      </w:tr>
+      <w:tr>
+        <w:tc>
+          <w:tcPr>
+            <w:tcW w:type="dxa" w:w="2835"/>
+            <w:shd w:val="clear" w:fill="F2F2F2"/>
+          </w:tcPr>
+          <w:p>
+            <w:pPr>
+              <w:spacing w:after="0" w:before="0"/>
+            </w:pPr>
+            <w:r/>
+            <w:r>
+              <w:rPr>
+                <w:rFonts w:ascii="맑은 고딕" w:hAnsi="맑은 고딕" w:eastAsia="맑은 고딕"/>
+                <w:b/>
+                <w:color w:val="1F2A44"/>
+                <w:sz w:val="18"/>
+              </w:rPr>
+              <w:t>제외하는 것과 이유</w:t>
+            </w:r>
+          </w:p>
+        </w:tc>
+        <w:tc>
+          <w:tcPr>
+            <w:tcW w:type="dxa" w:w="8504"/>
+          </w:tcPr>
+          <w:p/>
+        </w:tc>
+        <w:tc>
+          <w:tcPr>
+            <w:tcW w:type="dxa" w:w="3798"/>
           </w:tcPr>
           <w:p/>
         </w:tc>
@@ -823,49 +2061,8 @@
           <w:b/>
           <w:sz w:val="20"/>
         </w:rPr>
-        <w:t>밸류체인  —  전방에서 후방까지 단계를 그리고, 각 단계에 담당 종목을 배치한다</w:t>
+        <w:t>사업보고서 비교 — 3개사가 자기 산업을 어떻게 설명하는가</w:t>
       </w:r>
-    </w:p>
-    <w:tbl>
-      <w:tblPr>
-        <w:tblStyle w:val="TableGrid"/>
-        <w:tblW w:type="auto" w:w="0"/>
-        <w:tblLook w:firstColumn="1" w:firstRow="1" w:lastColumn="0" w:lastRow="0" w:noHBand="0" w:noVBand="1" w:val="04A0"/>
-      </w:tblPr>
-      <w:tblGrid>
-        <w:gridCol w:w="15138"/>
-      </w:tblGrid>
-      <w:tr>
-        <w:trPr>
-          <w:trHeight w:val="4082"/>
-        </w:trPr>
-        <w:tc>
-          <w:tcPr>
-            <w:tcW w:type="dxa" w:w="15307"/>
-          </w:tcPr>
-          <w:p>
-            <w:pPr>
-              <w:spacing w:after="0" w:before="0"/>
-              <w:jc w:val="center"/>
-            </w:pPr>
-            <w:r/>
-            <w:r>
-              <w:rPr>
-                <w:rFonts w:ascii="맑은 고딕" w:hAnsi="맑은 고딕" w:eastAsia="맑은 고딕"/>
-                <w:b w:val="0"/>
-                <w:color w:val="5A5A5A"/>
-                <w:sz w:val="18"/>
-              </w:rPr>
-              <w:t>밸류체인 그림을 여기에 붙인다</w:t>
-            </w:r>
-          </w:p>
-        </w:tc>
-      </w:tr>
-    </w:tbl>
-    <w:p>
-      <w:pPr>
-        <w:spacing w:after="100"/>
-      </w:pPr>
     </w:p>
     <w:tbl>
       <w:tblPr>
@@ -882,8 +2079,8 @@
       <w:tr>
         <w:tc>
           <w:tcPr>
-            <w:tcW w:type="dxa" w:w="2835"/>
-            <w:shd w:fill="D6DCE4"/>
+            <w:tcW w:type="dxa" w:w="2268"/>
+            <w:shd w:val="clear" w:fill="D6DCE4"/>
           </w:tcPr>
           <w:p>
             <w:pPr>
@@ -897,14 +2094,375 @@
                 <w:color w:val="1F2A44"/>
                 <w:sz w:val="18"/>
               </w:rPr>
-              <w:t>밸류체인 단계</w:t>
+              <w:t>기업</w:t>
             </w:r>
           </w:p>
         </w:tc>
         <w:tc>
           <w:tcPr>
-            <w:tcW w:type="dxa" w:w="4535"/>
-            <w:shd w:fill="D6DCE4"/>
+            <w:tcW w:type="dxa" w:w="4252"/>
+            <w:shd w:val="clear" w:fill="D6DCE4"/>
+          </w:tcPr>
+          <w:p>
+            <w:pPr>
+              <w:spacing w:after="0" w:before="0"/>
+              <w:jc w:val="center"/>
+            </w:pPr>
+            <w:r/>
+            <w:r>
+              <w:rPr>
+                <w:rFonts w:ascii="맑은 고딕" w:hAnsi="맑은 고딕" w:eastAsia="맑은 고딕"/>
+                <w:b/>
+                <w:color w:val="1F2A44"/>
+                <w:sz w:val="18"/>
+              </w:rPr>
+              <w:t>산업의 특성 (한 줄)</w:t>
+            </w:r>
+          </w:p>
+        </w:tc>
+        <w:tc>
+          <w:tcPr>
+            <w:tcW w:type="dxa" w:w="4252"/>
+            <w:shd w:val="clear" w:fill="D6DCE4"/>
+          </w:tcPr>
+          <w:p>
+            <w:pPr>
+              <w:spacing w:after="0" w:before="0"/>
+              <w:jc w:val="center"/>
+            </w:pPr>
+            <w:r/>
+            <w:r>
+              <w:rPr>
+                <w:rFonts w:ascii="맑은 고딕" w:hAnsi="맑은 고딕" w:eastAsia="맑은 고딕"/>
+                <w:b/>
+                <w:color w:val="1F2A44"/>
+                <w:sz w:val="18"/>
+              </w:rPr>
+              <w:t>성장 동인 (한 줄)</w:t>
+            </w:r>
+          </w:p>
+        </w:tc>
+        <w:tc>
+          <w:tcPr>
+            <w:tcW w:type="dxa" w:w="4365"/>
+            <w:shd w:val="clear" w:fill="D6DCE4"/>
+          </w:tcPr>
+          <w:p>
+            <w:pPr>
+              <w:spacing w:after="0" w:before="0"/>
+              <w:jc w:val="center"/>
+            </w:pPr>
+            <w:r/>
+            <w:r>
+              <w:rPr>
+                <w:rFonts w:ascii="맑은 고딕" w:hAnsi="맑은 고딕" w:eastAsia="맑은 고딕"/>
+                <w:b/>
+                <w:color w:val="1F2A44"/>
+                <w:sz w:val="18"/>
+              </w:rPr>
+              <w:t>세 회사가 다르게 말하는 부분</w:t>
+            </w:r>
+          </w:p>
+        </w:tc>
+      </w:tr>
+      <w:tr>
+        <w:tc>
+          <w:tcPr>
+            <w:tcW w:type="dxa" w:w="2268"/>
+          </w:tcPr>
+          <w:p/>
+        </w:tc>
+        <w:tc>
+          <w:tcPr>
+            <w:tcW w:type="dxa" w:w="4252"/>
+          </w:tcPr>
+          <w:p/>
+        </w:tc>
+        <w:tc>
+          <w:tcPr>
+            <w:tcW w:type="dxa" w:w="4252"/>
+          </w:tcPr>
+          <w:p/>
+        </w:tc>
+        <w:tc>
+          <w:tcPr>
+            <w:tcW w:type="dxa" w:w="4365"/>
+          </w:tcPr>
+          <w:p/>
+        </w:tc>
+      </w:tr>
+      <w:tr>
+        <w:tc>
+          <w:tcPr>
+            <w:tcW w:type="dxa" w:w="2268"/>
+          </w:tcPr>
+          <w:p/>
+        </w:tc>
+        <w:tc>
+          <w:tcPr>
+            <w:tcW w:type="dxa" w:w="4252"/>
+          </w:tcPr>
+          <w:p/>
+        </w:tc>
+        <w:tc>
+          <w:tcPr>
+            <w:tcW w:type="dxa" w:w="4252"/>
+          </w:tcPr>
+          <w:p/>
+        </w:tc>
+        <w:tc>
+          <w:tcPr>
+            <w:tcW w:type="dxa" w:w="4365"/>
+          </w:tcPr>
+          <w:p/>
+        </w:tc>
+      </w:tr>
+      <w:tr>
+        <w:tc>
+          <w:tcPr>
+            <w:tcW w:type="dxa" w:w="2268"/>
+          </w:tcPr>
+          <w:p/>
+        </w:tc>
+        <w:tc>
+          <w:tcPr>
+            <w:tcW w:type="dxa" w:w="4252"/>
+          </w:tcPr>
+          <w:p/>
+        </w:tc>
+        <w:tc>
+          <w:tcPr>
+            <w:tcW w:type="dxa" w:w="4252"/>
+          </w:tcPr>
+          <w:p/>
+        </w:tc>
+        <w:tc>
+          <w:tcPr>
+            <w:tcW w:type="dxa" w:w="4365"/>
+          </w:tcPr>
+          <w:p/>
+        </w:tc>
+      </w:tr>
+    </w:tbl>
+    <w:p>
+      <w:pPr>
+        <w:sectPr>
+          <w:pgSz w:w="16838" w:h="11906" w:orient="landscape"/>
+          <w:pgMar w:top="624" w:right="850" w:bottom="624" w:left="850" w:header="720" w:footer="720" w:gutter="0"/>
+          <w:cols w:space="720"/>
+          <w:docGrid w:linePitch="360"/>
+        </w:sectPr>
+      </w:pPr>
+    </w:p>
+    <w:p>
+      <w:pPr>
+        <w:spacing w:after="20" w:before="0"/>
+      </w:pPr>
+      <w:r>
+        <w:rPr>
+          <w:rFonts w:ascii="맑은 고딕" w:hAnsi="맑은 고딕" w:eastAsia="맑은 고딕"/>
+          <w:b/>
+          <w:color w:val="1F2A44"/>
+          <w:sz w:val="32"/>
+        </w:rPr>
+        <w:t>Ⅰ-2   밸류체인</w:t>
+      </w:r>
+    </w:p>
+    <w:p>
+      <w:pPr>
+        <w:spacing w:after="20" w:before="0"/>
+      </w:pPr>
+      <w:r>
+        <w:rPr>
+          <w:rFonts w:ascii="맑은 고딕" w:hAnsi="맑은 고딕" w:eastAsia="맑은 고딕"/>
+          <w:b w:val="0"/>
+          <w:color w:val="5A5A5A"/>
+          <w:sz w:val="18"/>
+        </w:rPr>
+        <w:t>발표 1.5분  |  담당자 __________  |  산출: 밸류체인 그림 1개 + 단계별 기업 배치표</w:t>
+      </w:r>
+    </w:p>
+    <w:p>
+      <w:pPr>
+        <w:spacing w:after="100" w:before="0"/>
+      </w:pPr>
+      <w:r>
+        <w:rPr>
+          <w:rFonts w:ascii="맑은 고딕" w:hAnsi="맑은 고딕" w:eastAsia="맑은 고딕"/>
+          <w:b w:val="0"/>
+          <w:color w:val="5A5A5A"/>
+          <w:sz w:val="18"/>
+        </w:rPr>
+        <w:t>1순위 자료: 사업보고서 II장 「주요 제품」 「원재료」 「매출처」 — 한 회사의 매출처가 다음 단계다</w:t>
+      </w:r>
+    </w:p>
+    <w:tbl>
+      <w:tblPr>
+        <w:tblStyle w:val="TableGrid"/>
+        <w:tblW w:type="auto" w:w="0"/>
+        <w:tblLook w:firstColumn="1" w:firstRow="1" w:lastColumn="0" w:lastRow="0" w:noHBand="0" w:noVBand="1" w:val="04A0"/>
+      </w:tblPr>
+      <w:tblGrid>
+        <w:gridCol w:w="7569"/>
+        <w:gridCol w:w="7569"/>
+      </w:tblGrid>
+      <w:tr>
+        <w:tc>
+          <w:tcPr>
+            <w:tcW w:type="dxa" w:w="1361"/>
+            <w:shd w:val="clear" w:fill="EEF1F6"/>
+          </w:tcPr>
+          <w:p>
+            <w:pPr>
+              <w:spacing w:after="0" w:before="0"/>
+              <w:jc w:val="center"/>
+            </w:pPr>
+            <w:r/>
+            <w:r>
+              <w:rPr>
+                <w:rFonts w:ascii="맑은 고딕" w:hAnsi="맑은 고딕" w:eastAsia="맑은 고딕"/>
+                <w:b/>
+                <w:color w:val="1F2A44"/>
+                <w:sz w:val="18"/>
+              </w:rPr>
+              <w:t>공부 질문</w:t>
+            </w:r>
+          </w:p>
+        </w:tc>
+        <w:tc>
+          <w:tcPr>
+            <w:tcW w:type="dxa" w:w="13776"/>
+            <w:shd w:val="clear" w:fill="EEF1F6"/>
+          </w:tcPr>
+          <w:p>
+            <w:pPr>
+              <w:spacing w:after="0"/>
+            </w:pPr>
+            <w:r/>
+            <w:r>
+              <w:rPr>
+                <w:rFonts w:ascii="맑은 고딕" w:hAnsi="맑은 고딕" w:eastAsia="맑은 고딕"/>
+                <w:b w:val="0"/>
+                <w:sz w:val="18"/>
+              </w:rPr>
+              <w:t>1.  원재료에서 최종 소비자까지 몇 단계를 거치는가.  각 단계에서 무엇이 더해지는가.</w:t>
+            </w:r>
+          </w:p>
+          <w:p>
+            <w:pPr>
+              <w:spacing w:after="0"/>
+            </w:pPr>
+            <w:r>
+              <w:rPr>
+                <w:rFonts w:ascii="맑은 고딕" w:hAnsi="맑은 고딕" w:eastAsia="맑은 고딕"/>
+                <w:b w:val="0"/>
+                <w:sz w:val="18"/>
+              </w:rPr>
+              <w:t>2.  우리 담당 종목은 어느 단계에 몰려 있고, 어느 단계가 비어 있는가.</w:t>
+            </w:r>
+          </w:p>
+          <w:p>
+            <w:pPr>
+              <w:spacing w:after="0"/>
+            </w:pPr>
+            <w:r>
+              <w:rPr>
+                <w:rFonts w:ascii="맑은 고딕" w:hAnsi="맑은 고딕" w:eastAsia="맑은 고딕"/>
+                <w:b w:val="0"/>
+                <w:sz w:val="18"/>
+              </w:rPr>
+              <w:t>3.  비어 있는 단계는 누가 채우고 있는가 (해외 기업 · 비상장).</w:t>
+            </w:r>
+          </w:p>
+        </w:tc>
+      </w:tr>
+    </w:tbl>
+    <w:p>
+      <w:pPr>
+        <w:spacing w:after="80"/>
+      </w:pPr>
+    </w:p>
+    <w:tbl>
+      <w:tblPr>
+        <w:tblStyle w:val="TableGrid"/>
+        <w:tblW w:type="auto" w:w="0"/>
+        <w:tblLook w:firstColumn="1" w:firstRow="1" w:lastColumn="0" w:lastRow="0" w:noHBand="0" w:noVBand="1" w:val="04A0"/>
+      </w:tblPr>
+      <w:tblGrid>
+        <w:gridCol w:w="15138"/>
+      </w:tblGrid>
+      <w:tr>
+        <w:trPr>
+          <w:trHeight w:val="2948"/>
+        </w:trPr>
+        <w:tc>
+          <w:tcPr>
+            <w:tcW w:type="dxa" w:w="15137"/>
+          </w:tcPr>
+          <w:p>
+            <w:pPr>
+              <w:spacing w:after="0" w:before="0"/>
+              <w:jc w:val="center"/>
+            </w:pPr>
+            <w:r/>
+            <w:r>
+              <w:rPr>
+                <w:rFonts w:ascii="맑은 고딕" w:hAnsi="맑은 고딕" w:eastAsia="맑은 고딕"/>
+                <w:b w:val="0"/>
+                <w:color w:val="5A5A5A"/>
+                <w:sz w:val="18"/>
+              </w:rPr>
+              <w:t>밸류체인 그림을 여기에 붙인다  —  단계를 화살표로 잇고, 각 단계 아래에 대표 기업을 적는다</w:t>
+            </w:r>
+          </w:p>
+        </w:tc>
+      </w:tr>
+    </w:tbl>
+    <w:p>
+      <w:pPr>
+        <w:spacing w:after="80"/>
+      </w:pPr>
+    </w:p>
+    <w:tbl>
+      <w:tblPr>
+        <w:tblStyle w:val="TableGrid"/>
+        <w:tblW w:type="auto" w:w="0"/>
+        <w:tblLook w:firstColumn="1" w:firstRow="1" w:lastColumn="0" w:lastRow="0" w:noHBand="0" w:noVBand="1" w:val="04A0"/>
+      </w:tblPr>
+      <w:tblGrid>
+        <w:gridCol w:w="2523"/>
+        <w:gridCol w:w="2523"/>
+        <w:gridCol w:w="2523"/>
+        <w:gridCol w:w="2523"/>
+        <w:gridCol w:w="2523"/>
+        <w:gridCol w:w="2523"/>
+      </w:tblGrid>
+      <w:tr>
+        <w:tc>
+          <w:tcPr>
+            <w:tcW w:type="dxa" w:w="1814"/>
+            <w:shd w:val="clear" w:fill="D6DCE4"/>
+          </w:tcPr>
+          <w:p>
+            <w:pPr>
+              <w:spacing w:after="0" w:before="0"/>
+            </w:pPr>
+            <w:r/>
+            <w:r>
+              <w:rPr>
+                <w:rFonts w:ascii="맑은 고딕" w:hAnsi="맑은 고딕" w:eastAsia="맑은 고딕"/>
+                <w:b/>
+                <w:color w:val="1F2A44"/>
+                <w:sz w:val="18"/>
+              </w:rPr>
+              <w:t>단계</w:t>
+            </w:r>
+          </w:p>
+        </w:tc>
+        <w:tc>
+          <w:tcPr>
+            <w:tcW w:type="dxa" w:w="3402"/>
+            <w:shd w:val="clear" w:fill="D6DCE4"/>
           </w:tcPr>
           <w:p>
             <w:pPr>
@@ -925,8 +2483,8 @@
         </w:tc>
         <w:tc>
           <w:tcPr>
-            <w:tcW w:type="dxa" w:w="5386"/>
-            <w:shd w:fill="D6DCE4"/>
+            <w:tcW w:type="dxa" w:w="2835"/>
+            <w:shd w:val="clear" w:fill="D6DCE4"/>
           </w:tcPr>
           <w:p>
             <w:pPr>
@@ -941,14 +2499,58 @@
                 <w:color w:val="1F2A44"/>
                 <w:sz w:val="18"/>
               </w:rPr>
-              <w:t>이 단계의 담당 종목</w:t>
+              <w:t>국내 대표 기업</w:t>
             </w:r>
           </w:p>
         </w:tc>
         <w:tc>
           <w:tcPr>
-            <w:tcW w:type="dxa" w:w="2551"/>
-            <w:shd w:fill="D6DCE4"/>
+            <w:tcW w:type="dxa" w:w="2835"/>
+            <w:shd w:val="clear" w:fill="D6DCE4"/>
+          </w:tcPr>
+          <w:p>
+            <w:pPr>
+              <w:spacing w:after="0" w:before="0"/>
+              <w:jc w:val="center"/>
+            </w:pPr>
+            <w:r/>
+            <w:r>
+              <w:rPr>
+                <w:rFonts w:ascii="맑은 고딕" w:hAnsi="맑은 고딕" w:eastAsia="맑은 고딕"/>
+                <w:b/>
+                <w:color w:val="1F2A44"/>
+                <w:sz w:val="18"/>
+              </w:rPr>
+              <w:t>해외 대표 기업</w:t>
+            </w:r>
+          </w:p>
+        </w:tc>
+        <w:tc>
+          <w:tcPr>
+            <w:tcW w:type="dxa" w:w="2835"/>
+            <w:shd w:val="clear" w:fill="D6DCE4"/>
+          </w:tcPr>
+          <w:p>
+            <w:pPr>
+              <w:spacing w:after="0" w:before="0"/>
+              <w:jc w:val="center"/>
+            </w:pPr>
+            <w:r/>
+            <w:r>
+              <w:rPr>
+                <w:rFonts w:ascii="맑은 고딕" w:hAnsi="맑은 고딕" w:eastAsia="맑은 고딕"/>
+                <w:b/>
+                <w:color w:val="1F2A44"/>
+                <w:sz w:val="18"/>
+              </w:rPr>
+              <w:t>우리 담당 종목</w:t>
+            </w:r>
+          </w:p>
+        </w:tc>
+        <w:tc>
+          <w:tcPr>
+            <w:tcW w:type="dxa" w:w="1417"/>
+            <w:shd w:val="clear" w:fill="D6DCE4"/>
           </w:tcPr>
           <w:p>
             <w:pPr>
@@ -971,25 +2573,37 @@
       <w:tr>
         <w:tc>
           <w:tcPr>
+            <w:tcW w:type="dxa" w:w="1814"/>
+          </w:tcPr>
+          <w:p/>
+        </w:tc>
+        <w:tc>
+          <w:tcPr>
+            <w:tcW w:type="dxa" w:w="3402"/>
+          </w:tcPr>
+          <w:p/>
+        </w:tc>
+        <w:tc>
+          <w:tcPr>
             <w:tcW w:type="dxa" w:w="2835"/>
           </w:tcPr>
           <w:p/>
         </w:tc>
         <w:tc>
           <w:tcPr>
-            <w:tcW w:type="dxa" w:w="4535"/>
-          </w:tcPr>
-          <w:p/>
-        </w:tc>
-        <w:tc>
-          <w:tcPr>
-            <w:tcW w:type="dxa" w:w="5386"/>
-          </w:tcPr>
-          <w:p/>
-        </w:tc>
-        <w:tc>
-          <w:tcPr>
-            <w:tcW w:type="dxa" w:w="2551"/>
+            <w:tcW w:type="dxa" w:w="2835"/>
+          </w:tcPr>
+          <w:p/>
+        </w:tc>
+        <w:tc>
+          <w:tcPr>
+            <w:tcW w:type="dxa" w:w="2835"/>
+          </w:tcPr>
+          <w:p/>
+        </w:tc>
+        <w:tc>
+          <w:tcPr>
+            <w:tcW w:type="dxa" w:w="1417"/>
           </w:tcPr>
           <w:p/>
         </w:tc>
@@ -997,25 +2611,37 @@
       <w:tr>
         <w:tc>
           <w:tcPr>
+            <w:tcW w:type="dxa" w:w="1814"/>
+          </w:tcPr>
+          <w:p/>
+        </w:tc>
+        <w:tc>
+          <w:tcPr>
+            <w:tcW w:type="dxa" w:w="3402"/>
+          </w:tcPr>
+          <w:p/>
+        </w:tc>
+        <w:tc>
+          <w:tcPr>
             <w:tcW w:type="dxa" w:w="2835"/>
           </w:tcPr>
           <w:p/>
         </w:tc>
         <w:tc>
           <w:tcPr>
-            <w:tcW w:type="dxa" w:w="4535"/>
-          </w:tcPr>
-          <w:p/>
-        </w:tc>
-        <w:tc>
-          <w:tcPr>
-            <w:tcW w:type="dxa" w:w="5386"/>
-          </w:tcPr>
-          <w:p/>
-        </w:tc>
-        <w:tc>
-          <w:tcPr>
-            <w:tcW w:type="dxa" w:w="2551"/>
+            <w:tcW w:type="dxa" w:w="2835"/>
+          </w:tcPr>
+          <w:p/>
+        </w:tc>
+        <w:tc>
+          <w:tcPr>
+            <w:tcW w:type="dxa" w:w="2835"/>
+          </w:tcPr>
+          <w:p/>
+        </w:tc>
+        <w:tc>
+          <w:tcPr>
+            <w:tcW w:type="dxa" w:w="1417"/>
           </w:tcPr>
           <w:p/>
         </w:tc>
@@ -1023,25 +2649,37 @@
       <w:tr>
         <w:tc>
           <w:tcPr>
+            <w:tcW w:type="dxa" w:w="1814"/>
+          </w:tcPr>
+          <w:p/>
+        </w:tc>
+        <w:tc>
+          <w:tcPr>
+            <w:tcW w:type="dxa" w:w="3402"/>
+          </w:tcPr>
+          <w:p/>
+        </w:tc>
+        <w:tc>
+          <w:tcPr>
             <w:tcW w:type="dxa" w:w="2835"/>
           </w:tcPr>
           <w:p/>
         </w:tc>
         <w:tc>
           <w:tcPr>
-            <w:tcW w:type="dxa" w:w="4535"/>
-          </w:tcPr>
-          <w:p/>
-        </w:tc>
-        <w:tc>
-          <w:tcPr>
-            <w:tcW w:type="dxa" w:w="5386"/>
-          </w:tcPr>
-          <w:p/>
-        </w:tc>
-        <w:tc>
-          <w:tcPr>
-            <w:tcW w:type="dxa" w:w="2551"/>
+            <w:tcW w:type="dxa" w:w="2835"/>
+          </w:tcPr>
+          <w:p/>
+        </w:tc>
+        <w:tc>
+          <w:tcPr>
+            <w:tcW w:type="dxa" w:w="2835"/>
+          </w:tcPr>
+          <w:p/>
+        </w:tc>
+        <w:tc>
+          <w:tcPr>
+            <w:tcW w:type="dxa" w:w="1417"/>
           </w:tcPr>
           <w:p/>
         </w:tc>
@@ -1049,25 +2687,75 @@
       <w:tr>
         <w:tc>
           <w:tcPr>
+            <w:tcW w:type="dxa" w:w="1814"/>
+          </w:tcPr>
+          <w:p/>
+        </w:tc>
+        <w:tc>
+          <w:tcPr>
+            <w:tcW w:type="dxa" w:w="3402"/>
+          </w:tcPr>
+          <w:p/>
+        </w:tc>
+        <w:tc>
+          <w:tcPr>
             <w:tcW w:type="dxa" w:w="2835"/>
           </w:tcPr>
           <w:p/>
         </w:tc>
         <w:tc>
           <w:tcPr>
-            <w:tcW w:type="dxa" w:w="4535"/>
-          </w:tcPr>
-          <w:p/>
-        </w:tc>
-        <w:tc>
-          <w:tcPr>
-            <w:tcW w:type="dxa" w:w="5386"/>
-          </w:tcPr>
-          <w:p/>
-        </w:tc>
-        <w:tc>
-          <w:tcPr>
-            <w:tcW w:type="dxa" w:w="2551"/>
+            <w:tcW w:type="dxa" w:w="2835"/>
+          </w:tcPr>
+          <w:p/>
+        </w:tc>
+        <w:tc>
+          <w:tcPr>
+            <w:tcW w:type="dxa" w:w="2835"/>
+          </w:tcPr>
+          <w:p/>
+        </w:tc>
+        <w:tc>
+          <w:tcPr>
+            <w:tcW w:type="dxa" w:w="1417"/>
+          </w:tcPr>
+          <w:p/>
+        </w:tc>
+      </w:tr>
+      <w:tr>
+        <w:tc>
+          <w:tcPr>
+            <w:tcW w:type="dxa" w:w="1814"/>
+          </w:tcPr>
+          <w:p/>
+        </w:tc>
+        <w:tc>
+          <w:tcPr>
+            <w:tcW w:type="dxa" w:w="3402"/>
+          </w:tcPr>
+          <w:p/>
+        </w:tc>
+        <w:tc>
+          <w:tcPr>
+            <w:tcW w:type="dxa" w:w="2835"/>
+          </w:tcPr>
+          <w:p/>
+        </w:tc>
+        <w:tc>
+          <w:tcPr>
+            <w:tcW w:type="dxa" w:w="2835"/>
+          </w:tcPr>
+          <w:p/>
+        </w:tc>
+        <w:tc>
+          <w:tcPr>
+            <w:tcW w:type="dxa" w:w="2835"/>
+          </w:tcPr>
+          <w:p/>
+        </w:tc>
+        <w:tc>
+          <w:tcPr>
+            <w:tcW w:type="dxa" w:w="1417"/>
           </w:tcPr>
           <w:p/>
         </w:tc>
@@ -1075,9 +2763,28 @@
     </w:tbl>
     <w:p>
       <w:pPr>
+        <w:spacing w:after="60"/>
+      </w:pPr>
+    </w:p>
+    <w:p>
+      <w:pPr>
+        <w:spacing w:after="0" w:before="0"/>
+      </w:pPr>
+      <w:r>
+        <w:rPr>
+          <w:rFonts w:ascii="맑은 고딕" w:hAnsi="맑은 고딕" w:eastAsia="맑은 고딕"/>
+          <w:b w:val="0"/>
+          <w:color w:val="5A5A5A"/>
+          <w:sz w:val="18"/>
+        </w:rPr>
+        <w:t>KRX 300에 편입 종목이 없는 단계도 그린다. 비어 있는 단계가 한국 시장에서 이 산업의 구조를 보여준다.</w:t>
+      </w:r>
+    </w:p>
+    <w:p>
+      <w:pPr>
         <w:sectPr>
           <w:pgSz w:w="16838" w:h="11906" w:orient="landscape"/>
-          <w:pgMar w:top="680" w:right="850" w:bottom="680" w:left="850" w:header="720" w:footer="720" w:gutter="0"/>
+          <w:pgMar w:top="624" w:right="850" w:bottom="624" w:left="850" w:header="720" w:footer="720" w:gutter="0"/>
           <w:cols w:space="720"/>
           <w:docGrid w:linePitch="360"/>
         </w:sectPr>
@@ -1094,12 +2801,12 @@
           <w:color w:val="1F2A44"/>
           <w:sz w:val="32"/>
         </w:rPr>
-        <w:t>2.  돈이 어디서 나오는가 — 수익 구조</w:t>
+        <w:t>Ⅰ-3   마진은 어디에 쌓이는가</w:t>
       </w:r>
     </w:p>
     <w:p>
       <w:pPr>
-        <w:spacing w:after="140" w:before="0"/>
+        <w:spacing w:after="20" w:before="0"/>
       </w:pPr>
       <w:r>
         <w:rPr>
@@ -1108,8 +2815,2129 @@
           <w:color w:val="5A5A5A"/>
           <w:sz w:val="18"/>
         </w:rPr>
-        <w:t>발표 2분  |  담당자 __________  |  산출: 대표 3사 사업보고서 매출 구성표를 직접 옮겨 적는다</w:t>
+        <w:t>발표 1분  |  담당자 __________  |  산출: 단계별 영업이익률 5년 표 + 막대그래프 1개 + 교섭력 표</w:t>
       </w:r>
+    </w:p>
+    <w:p>
+      <w:pPr>
+        <w:spacing w:after="100" w:before="0"/>
+      </w:pPr>
+      <w:r>
+        <w:rPr>
+          <w:rFonts w:ascii="맑은 고딕" w:hAnsi="맑은 고딕" w:eastAsia="맑은 고딕"/>
+          <w:b w:val="0"/>
+          <w:color w:val="5A5A5A"/>
+          <w:sz w:val="18"/>
+        </w:rPr>
+        <w:t>1순위 자료: DART 재무제표 (5개년) · 사업보고서 II장 「매출처」 「주요 원재료」</w:t>
+      </w:r>
+    </w:p>
+    <w:tbl>
+      <w:tblPr>
+        <w:tblStyle w:val="TableGrid"/>
+        <w:tblW w:type="auto" w:w="0"/>
+        <w:tblLook w:firstColumn="1" w:firstRow="1" w:lastColumn="0" w:lastRow="0" w:noHBand="0" w:noVBand="1" w:val="04A0"/>
+      </w:tblPr>
+      <w:tblGrid>
+        <w:gridCol w:w="7569"/>
+        <w:gridCol w:w="7569"/>
+      </w:tblGrid>
+      <w:tr>
+        <w:tc>
+          <w:tcPr>
+            <w:tcW w:type="dxa" w:w="1361"/>
+            <w:shd w:val="clear" w:fill="EEF1F6"/>
+          </w:tcPr>
+          <w:p>
+            <w:pPr>
+              <w:spacing w:after="0" w:before="0"/>
+              <w:jc w:val="center"/>
+            </w:pPr>
+            <w:r/>
+            <w:r>
+              <w:rPr>
+                <w:rFonts w:ascii="맑은 고딕" w:hAnsi="맑은 고딕" w:eastAsia="맑은 고딕"/>
+                <w:b/>
+                <w:color w:val="1F2A44"/>
+                <w:sz w:val="18"/>
+              </w:rPr>
+              <w:t>공부 질문</w:t>
+            </w:r>
+          </w:p>
+        </w:tc>
+        <w:tc>
+          <w:tcPr>
+            <w:tcW w:type="dxa" w:w="13776"/>
+            <w:shd w:val="clear" w:fill="EEF1F6"/>
+          </w:tcPr>
+          <w:p>
+            <w:pPr>
+              <w:spacing w:after="0"/>
+            </w:pPr>
+            <w:r/>
+            <w:r>
+              <w:rPr>
+                <w:rFonts w:ascii="맑은 고딕" w:hAnsi="맑은 고딕" w:eastAsia="맑은 고딕"/>
+                <w:b w:val="0"/>
+                <w:sz w:val="18"/>
+              </w:rPr>
+              <w:t>1.  밸류체인에서 영업이익률이 가장 높은 단계는 어디이고, 가장 낮은 단계는 어디인가.</w:t>
+            </w:r>
+          </w:p>
+          <w:p>
+            <w:pPr>
+              <w:spacing w:after="0"/>
+            </w:pPr>
+            <w:r>
+              <w:rPr>
+                <w:rFonts w:ascii="맑은 고딕" w:hAnsi="맑은 고딕" w:eastAsia="맑은 고딕"/>
+                <w:b w:val="0"/>
+                <w:sz w:val="18"/>
+              </w:rPr>
+              <w:t>2.  고객에게 가격을 올릴 수 있는 단계와 원가 상승을 떠안는 단계는 각각 어디인가.</w:t>
+            </w:r>
+          </w:p>
+          <w:p>
+            <w:pPr>
+              <w:spacing w:after="0"/>
+            </w:pPr>
+            <w:r>
+              <w:rPr>
+                <w:rFonts w:ascii="맑은 고딕" w:hAnsi="맑은 고딕" w:eastAsia="맑은 고딕"/>
+                <w:b w:val="0"/>
+                <w:sz w:val="18"/>
+              </w:rPr>
+              <w:t>3.  영업이익률이 가장 크게 흔들리는 단계는 어디인가.</w:t>
+            </w:r>
+          </w:p>
+        </w:tc>
+      </w:tr>
+    </w:tbl>
+    <w:p>
+      <w:pPr>
+        <w:spacing w:after="80"/>
+      </w:pPr>
+    </w:p>
+    <w:tbl>
+      <w:tblPr>
+        <w:tblStyle w:val="TableGrid"/>
+        <w:tblW w:type="auto" w:w="0"/>
+        <w:tblLook w:firstColumn="1" w:firstRow="1" w:lastColumn="0" w:lastRow="0" w:noHBand="0" w:noVBand="1" w:val="04A0"/>
+      </w:tblPr>
+      <w:tblGrid>
+        <w:gridCol w:w="2523"/>
+        <w:gridCol w:w="2523"/>
+        <w:gridCol w:w="2523"/>
+        <w:gridCol w:w="2523"/>
+        <w:gridCol w:w="2523"/>
+        <w:gridCol w:w="2523"/>
+      </w:tblGrid>
+      <w:tr>
+        <w:tc>
+          <w:tcPr>
+            <w:tcW w:type="dxa" w:w="1814"/>
+            <w:shd w:val="clear" w:fill="D6DCE4"/>
+          </w:tcPr>
+          <w:p>
+            <w:pPr>
+              <w:spacing w:after="0" w:before="0"/>
+            </w:pPr>
+            <w:r/>
+            <w:r>
+              <w:rPr>
+                <w:rFonts w:ascii="맑은 고딕" w:hAnsi="맑은 고딕" w:eastAsia="맑은 고딕"/>
+                <w:b/>
+                <w:color w:val="1F2A44"/>
+                <w:sz w:val="18"/>
+              </w:rPr>
+              <w:t>단계</w:t>
+            </w:r>
+          </w:p>
+        </w:tc>
+        <w:tc>
+          <w:tcPr>
+            <w:tcW w:type="dxa" w:w="2835"/>
+            <w:shd w:val="clear" w:fill="D6DCE4"/>
+          </w:tcPr>
+          <w:p>
+            <w:pPr>
+              <w:spacing w:after="0" w:before="0"/>
+              <w:jc w:val="center"/>
+            </w:pPr>
+            <w:r/>
+            <w:r>
+              <w:rPr>
+                <w:rFonts w:ascii="맑은 고딕" w:hAnsi="맑은 고딕" w:eastAsia="맑은 고딕"/>
+                <w:b/>
+                <w:color w:val="1F2A44"/>
+                <w:sz w:val="18"/>
+              </w:rPr>
+              <w:t>대표 기업</w:t>
+            </w:r>
+          </w:p>
+        </w:tc>
+        <w:tc>
+          <w:tcPr>
+            <w:tcW w:type="dxa" w:w="2551"/>
+            <w:shd w:val="clear" w:fill="D6DCE4"/>
+          </w:tcPr>
+          <w:p>
+            <w:pPr>
+              <w:spacing w:after="0" w:before="0"/>
+              <w:jc w:val="center"/>
+            </w:pPr>
+            <w:r/>
+            <w:r>
+              <w:rPr>
+                <w:rFonts w:ascii="맑은 고딕" w:hAnsi="맑은 고딕" w:eastAsia="맑은 고딕"/>
+                <w:b/>
+                <w:color w:val="1F2A44"/>
+                <w:sz w:val="18"/>
+              </w:rPr>
+              <w:t>영업이익률 5년 평균</w:t>
+            </w:r>
+          </w:p>
+        </w:tc>
+        <w:tc>
+          <w:tcPr>
+            <w:tcW w:type="dxa" w:w="2268"/>
+            <w:shd w:val="clear" w:fill="D6DCE4"/>
+          </w:tcPr>
+          <w:p>
+            <w:pPr>
+              <w:spacing w:after="0" w:before="0"/>
+              <w:jc w:val="center"/>
+            </w:pPr>
+            <w:r/>
+            <w:r>
+              <w:rPr>
+                <w:rFonts w:ascii="맑은 고딕" w:hAnsi="맑은 고딕" w:eastAsia="맑은 고딕"/>
+                <w:b/>
+                <w:color w:val="1F2A44"/>
+                <w:sz w:val="18"/>
+              </w:rPr>
+              <w:t>최저 (연도)</w:t>
+            </w:r>
+          </w:p>
+        </w:tc>
+        <w:tc>
+          <w:tcPr>
+            <w:tcW w:type="dxa" w:w="2268"/>
+            <w:shd w:val="clear" w:fill="D6DCE4"/>
+          </w:tcPr>
+          <w:p>
+            <w:pPr>
+              <w:spacing w:after="0" w:before="0"/>
+              <w:jc w:val="center"/>
+            </w:pPr>
+            <w:r/>
+            <w:r>
+              <w:rPr>
+                <w:rFonts w:ascii="맑은 고딕" w:hAnsi="맑은 고딕" w:eastAsia="맑은 고딕"/>
+                <w:b/>
+                <w:color w:val="1F2A44"/>
+                <w:sz w:val="18"/>
+              </w:rPr>
+              <w:t>최고 (연도)</w:t>
+            </w:r>
+          </w:p>
+        </w:tc>
+        <w:tc>
+          <w:tcPr>
+            <w:tcW w:type="dxa" w:w="3402"/>
+            <w:shd w:val="clear" w:fill="D6DCE4"/>
+          </w:tcPr>
+          <w:p>
+            <w:pPr>
+              <w:spacing w:after="0" w:before="0"/>
+              <w:jc w:val="center"/>
+            </w:pPr>
+            <w:r/>
+            <w:r>
+              <w:rPr>
+                <w:rFonts w:ascii="맑은 고딕" w:hAnsi="맑은 고딕" w:eastAsia="맑은 고딕"/>
+                <w:b/>
+                <w:color w:val="1F2A44"/>
+                <w:sz w:val="18"/>
+              </w:rPr>
+              <w:t>출처</w:t>
+            </w:r>
+          </w:p>
+        </w:tc>
+      </w:tr>
+      <w:tr>
+        <w:tc>
+          <w:tcPr>
+            <w:tcW w:type="dxa" w:w="1814"/>
+          </w:tcPr>
+          <w:p/>
+        </w:tc>
+        <w:tc>
+          <w:tcPr>
+            <w:tcW w:type="dxa" w:w="2835"/>
+          </w:tcPr>
+          <w:p/>
+        </w:tc>
+        <w:tc>
+          <w:tcPr>
+            <w:tcW w:type="dxa" w:w="2551"/>
+          </w:tcPr>
+          <w:p/>
+        </w:tc>
+        <w:tc>
+          <w:tcPr>
+            <w:tcW w:type="dxa" w:w="2268"/>
+          </w:tcPr>
+          <w:p/>
+        </w:tc>
+        <w:tc>
+          <w:tcPr>
+            <w:tcW w:type="dxa" w:w="2268"/>
+          </w:tcPr>
+          <w:p/>
+        </w:tc>
+        <w:tc>
+          <w:tcPr>
+            <w:tcW w:type="dxa" w:w="3402"/>
+          </w:tcPr>
+          <w:p/>
+        </w:tc>
+      </w:tr>
+      <w:tr>
+        <w:tc>
+          <w:tcPr>
+            <w:tcW w:type="dxa" w:w="1814"/>
+          </w:tcPr>
+          <w:p/>
+        </w:tc>
+        <w:tc>
+          <w:tcPr>
+            <w:tcW w:type="dxa" w:w="2835"/>
+          </w:tcPr>
+          <w:p/>
+        </w:tc>
+        <w:tc>
+          <w:tcPr>
+            <w:tcW w:type="dxa" w:w="2551"/>
+          </w:tcPr>
+          <w:p/>
+        </w:tc>
+        <w:tc>
+          <w:tcPr>
+            <w:tcW w:type="dxa" w:w="2268"/>
+          </w:tcPr>
+          <w:p/>
+        </w:tc>
+        <w:tc>
+          <w:tcPr>
+            <w:tcW w:type="dxa" w:w="2268"/>
+          </w:tcPr>
+          <w:p/>
+        </w:tc>
+        <w:tc>
+          <w:tcPr>
+            <w:tcW w:type="dxa" w:w="3402"/>
+          </w:tcPr>
+          <w:p/>
+        </w:tc>
+      </w:tr>
+      <w:tr>
+        <w:tc>
+          <w:tcPr>
+            <w:tcW w:type="dxa" w:w="1814"/>
+          </w:tcPr>
+          <w:p/>
+        </w:tc>
+        <w:tc>
+          <w:tcPr>
+            <w:tcW w:type="dxa" w:w="2835"/>
+          </w:tcPr>
+          <w:p/>
+        </w:tc>
+        <w:tc>
+          <w:tcPr>
+            <w:tcW w:type="dxa" w:w="2551"/>
+          </w:tcPr>
+          <w:p/>
+        </w:tc>
+        <w:tc>
+          <w:tcPr>
+            <w:tcW w:type="dxa" w:w="2268"/>
+          </w:tcPr>
+          <w:p/>
+        </w:tc>
+        <w:tc>
+          <w:tcPr>
+            <w:tcW w:type="dxa" w:w="2268"/>
+          </w:tcPr>
+          <w:p/>
+        </w:tc>
+        <w:tc>
+          <w:tcPr>
+            <w:tcW w:type="dxa" w:w="3402"/>
+          </w:tcPr>
+          <w:p/>
+        </w:tc>
+      </w:tr>
+      <w:tr>
+        <w:tc>
+          <w:tcPr>
+            <w:tcW w:type="dxa" w:w="1814"/>
+          </w:tcPr>
+          <w:p/>
+        </w:tc>
+        <w:tc>
+          <w:tcPr>
+            <w:tcW w:type="dxa" w:w="2835"/>
+          </w:tcPr>
+          <w:p/>
+        </w:tc>
+        <w:tc>
+          <w:tcPr>
+            <w:tcW w:type="dxa" w:w="2551"/>
+          </w:tcPr>
+          <w:p/>
+        </w:tc>
+        <w:tc>
+          <w:tcPr>
+            <w:tcW w:type="dxa" w:w="2268"/>
+          </w:tcPr>
+          <w:p/>
+        </w:tc>
+        <w:tc>
+          <w:tcPr>
+            <w:tcW w:type="dxa" w:w="2268"/>
+          </w:tcPr>
+          <w:p/>
+        </w:tc>
+        <w:tc>
+          <w:tcPr>
+            <w:tcW w:type="dxa" w:w="3402"/>
+          </w:tcPr>
+          <w:p/>
+        </w:tc>
+      </w:tr>
+    </w:tbl>
+    <w:p>
+      <w:pPr>
+        <w:spacing w:after="80"/>
+      </w:pPr>
+    </w:p>
+    <w:tbl>
+      <w:tblPr>
+        <w:tblStyle w:val="TableGrid"/>
+        <w:tblW w:type="auto" w:w="0"/>
+        <w:tblLook w:firstColumn="1" w:firstRow="1" w:lastColumn="0" w:lastRow="0" w:noHBand="0" w:noVBand="1" w:val="04A0"/>
+      </w:tblPr>
+      <w:tblGrid>
+        <w:gridCol w:w="7569"/>
+        <w:gridCol w:w="7569"/>
+      </w:tblGrid>
+      <w:tr>
+        <w:trPr>
+          <w:trHeight w:val="1928"/>
+        </w:trPr>
+        <w:tc>
+          <w:tcPr>
+            <w:tcW w:type="dxa" w:w="8504"/>
+          </w:tcPr>
+          <w:p>
+            <w:pPr>
+              <w:spacing w:after="0" w:before="0"/>
+              <w:jc w:val="center"/>
+            </w:pPr>
+            <w:r/>
+            <w:r>
+              <w:rPr>
+                <w:rFonts w:ascii="맑은 고딕" w:hAnsi="맑은 고딕" w:eastAsia="맑은 고딕"/>
+                <w:b w:val="0"/>
+                <w:color w:val="5A5A5A"/>
+                <w:sz w:val="18"/>
+              </w:rPr>
+              <w:t>단계별 영업이익률 막대그래프  (5년 평균 · 최저~최고 범위 표시)</w:t>
+            </w:r>
+          </w:p>
+        </w:tc>
+        <w:tc>
+          <w:tcPr>
+            <w:tcW w:type="dxa" w:w="6633"/>
+          </w:tcPr>
+          <w:p>
+            <w:pPr>
+              <w:spacing w:after="20"/>
+            </w:pPr>
+            <w:r/>
+            <w:r>
+              <w:rPr>
+                <w:rFonts w:ascii="맑은 고딕" w:hAnsi="맑은 고딕" w:eastAsia="맑은 고딕"/>
+                <w:b/>
+                <w:color w:val="1F2A44"/>
+                <w:sz w:val="18"/>
+              </w:rPr>
+              <w:t>교섭력 판단 기준</w:t>
+            </w:r>
+          </w:p>
+          <w:p>
+            <w:pPr>
+              <w:spacing w:after="20"/>
+            </w:pPr>
+            <w:r>
+              <w:rPr>
+                <w:rFonts w:ascii="맑은 고딕" w:hAnsi="맑은 고딕" w:eastAsia="맑은 고딕"/>
+                <w:b w:val="0"/>
+                <w:sz w:val="18"/>
+              </w:rPr>
+              <w:t>·  상위 5대 고객 매출 비중이 50%를 넘으면 고객이 가격을 쥔다</w:t>
+            </w:r>
+          </w:p>
+          <w:p>
+            <w:pPr>
+              <w:spacing w:after="20"/>
+            </w:pPr>
+            <w:r>
+              <w:rPr>
+                <w:rFonts w:ascii="맑은 고딕" w:hAnsi="맑은 고딕" w:eastAsia="맑은 고딕"/>
+                <w:b w:val="0"/>
+                <w:sz w:val="18"/>
+              </w:rPr>
+              <w:t>·  원재료비가 매출원가의 60%를 넘으면 원가를 떠안는다</w:t>
+            </w:r>
+          </w:p>
+          <w:p>
+            <w:pPr>
+              <w:spacing w:after="20"/>
+            </w:pPr>
+            <w:r>
+              <w:rPr>
+                <w:rFonts w:ascii="맑은 고딕" w:hAnsi="맑은 고딕" w:eastAsia="맑은 고딕"/>
+                <w:b w:val="0"/>
+                <w:sz w:val="18"/>
+              </w:rPr>
+              <w:t>·  둘 다 해당하면 양쪽에서 눌리는 단계다</w:t>
+            </w:r>
+          </w:p>
+          <w:p>
+            <w:pPr>
+              <w:spacing w:after="20"/>
+            </w:pPr>
+            <w:r>
+              <w:rPr>
+                <w:rFonts w:ascii="맑은 고딕" w:hAnsi="맑은 고딕" w:eastAsia="맑은 고딕"/>
+                <w:b w:val="0"/>
+                <w:color w:val="5A5A5A"/>
+                <w:sz w:val="18"/>
+              </w:rPr>
+              <w:t>기준값은 산업마다 다르다. 단계끼리 비교해서 판단한다.</w:t>
+            </w:r>
+          </w:p>
+        </w:tc>
+      </w:tr>
+    </w:tbl>
+    <w:p>
+      <w:pPr>
+        <w:spacing w:after="80"/>
+      </w:pPr>
+    </w:p>
+    <w:tbl>
+      <w:tblPr>
+        <w:tblStyle w:val="TableGrid"/>
+        <w:tblW w:type="auto" w:w="0"/>
+        <w:tblLook w:firstColumn="1" w:firstRow="1" w:lastColumn="0" w:lastRow="0" w:noHBand="0" w:noVBand="1" w:val="04A0"/>
+      </w:tblPr>
+      <w:tblGrid>
+        <w:gridCol w:w="2523"/>
+        <w:gridCol w:w="2523"/>
+        <w:gridCol w:w="2523"/>
+        <w:gridCol w:w="2523"/>
+        <w:gridCol w:w="2523"/>
+        <w:gridCol w:w="2523"/>
+      </w:tblGrid>
+      <w:tr>
+        <w:tc>
+          <w:tcPr>
+            <w:tcW w:type="dxa" w:w="2268"/>
+            <w:shd w:val="clear" w:fill="D6DCE4"/>
+          </w:tcPr>
+          <w:p>
+            <w:pPr>
+              <w:spacing w:after="0" w:before="0"/>
+            </w:pPr>
+            <w:r/>
+            <w:r>
+              <w:rPr>
+                <w:rFonts w:ascii="맑은 고딕" w:hAnsi="맑은 고딕" w:eastAsia="맑은 고딕"/>
+                <w:b/>
+                <w:color w:val="1F2A44"/>
+                <w:sz w:val="18"/>
+              </w:rPr>
+              <w:t>기업</w:t>
+            </w:r>
+          </w:p>
+        </w:tc>
+        <w:tc>
+          <w:tcPr>
+            <w:tcW w:type="dxa" w:w="2268"/>
+            <w:shd w:val="clear" w:fill="D6DCE4"/>
+          </w:tcPr>
+          <w:p>
+            <w:pPr>
+              <w:spacing w:after="0" w:before="0"/>
+              <w:jc w:val="center"/>
+            </w:pPr>
+            <w:r/>
+            <w:r>
+              <w:rPr>
+                <w:rFonts w:ascii="맑은 고딕" w:hAnsi="맑은 고딕" w:eastAsia="맑은 고딕"/>
+                <w:b/>
+                <w:color w:val="1F2A44"/>
+                <w:sz w:val="18"/>
+              </w:rPr>
+              <w:t>상위 1대 고객 비중</w:t>
+            </w:r>
+          </w:p>
+        </w:tc>
+        <w:tc>
+          <w:tcPr>
+            <w:tcW w:type="dxa" w:w="2268"/>
+            <w:shd w:val="clear" w:fill="D6DCE4"/>
+          </w:tcPr>
+          <w:p>
+            <w:pPr>
+              <w:spacing w:after="0" w:before="0"/>
+              <w:jc w:val="center"/>
+            </w:pPr>
+            <w:r/>
+            <w:r>
+              <w:rPr>
+                <w:rFonts w:ascii="맑은 고딕" w:hAnsi="맑은 고딕" w:eastAsia="맑은 고딕"/>
+                <w:b/>
+                <w:color w:val="1F2A44"/>
+                <w:sz w:val="18"/>
+              </w:rPr>
+              <w:t>상위 5대 고객 비중</w:t>
+            </w:r>
+          </w:p>
+        </w:tc>
+        <w:tc>
+          <w:tcPr>
+            <w:tcW w:type="dxa" w:w="2551"/>
+            <w:shd w:val="clear" w:fill="D6DCE4"/>
+          </w:tcPr>
+          <w:p>
+            <w:pPr>
+              <w:spacing w:after="0" w:before="0"/>
+              <w:jc w:val="center"/>
+            </w:pPr>
+            <w:r/>
+            <w:r>
+              <w:rPr>
+                <w:rFonts w:ascii="맑은 고딕" w:hAnsi="맑은 고딕" w:eastAsia="맑은 고딕"/>
+                <w:b/>
+                <w:color w:val="1F2A44"/>
+                <w:sz w:val="18"/>
+              </w:rPr>
+              <w:t>원재료비 / 매출원가</w:t>
+            </w:r>
+          </w:p>
+        </w:tc>
+        <w:tc>
+          <w:tcPr>
+            <w:tcW w:type="dxa" w:w="2551"/>
+            <w:shd w:val="clear" w:fill="D6DCE4"/>
+          </w:tcPr>
+          <w:p>
+            <w:pPr>
+              <w:spacing w:after="0" w:before="0"/>
+              <w:jc w:val="center"/>
+            </w:pPr>
+            <w:r/>
+            <w:r>
+              <w:rPr>
+                <w:rFonts w:ascii="맑은 고딕" w:hAnsi="맑은 고딕" w:eastAsia="맑은 고딕"/>
+                <w:b/>
+                <w:color w:val="1F2A44"/>
+                <w:sz w:val="18"/>
+              </w:rPr>
+              <w:t>주요 원재료</w:t>
+            </w:r>
+          </w:p>
+        </w:tc>
+        <w:tc>
+          <w:tcPr>
+            <w:tcW w:type="dxa" w:w="3231"/>
+            <w:shd w:val="clear" w:fill="D6DCE4"/>
+          </w:tcPr>
+          <w:p>
+            <w:pPr>
+              <w:spacing w:after="0" w:before="0"/>
+              <w:jc w:val="center"/>
+            </w:pPr>
+            <w:r/>
+            <w:r>
+              <w:rPr>
+                <w:rFonts w:ascii="맑은 고딕" w:hAnsi="맑은 고딕" w:eastAsia="맑은 고딕"/>
+                <w:b/>
+                <w:color w:val="1F2A44"/>
+                <w:sz w:val="18"/>
+              </w:rPr>
+              <w:t>출처</w:t>
+            </w:r>
+          </w:p>
+        </w:tc>
+      </w:tr>
+      <w:tr>
+        <w:tc>
+          <w:tcPr>
+            <w:tcW w:type="dxa" w:w="2268"/>
+          </w:tcPr>
+          <w:p/>
+        </w:tc>
+        <w:tc>
+          <w:tcPr>
+            <w:tcW w:type="dxa" w:w="2268"/>
+          </w:tcPr>
+          <w:p/>
+        </w:tc>
+        <w:tc>
+          <w:tcPr>
+            <w:tcW w:type="dxa" w:w="2268"/>
+          </w:tcPr>
+          <w:p/>
+        </w:tc>
+        <w:tc>
+          <w:tcPr>
+            <w:tcW w:type="dxa" w:w="2551"/>
+          </w:tcPr>
+          <w:p/>
+        </w:tc>
+        <w:tc>
+          <w:tcPr>
+            <w:tcW w:type="dxa" w:w="2551"/>
+          </w:tcPr>
+          <w:p/>
+        </w:tc>
+        <w:tc>
+          <w:tcPr>
+            <w:tcW w:type="dxa" w:w="3231"/>
+          </w:tcPr>
+          <w:p/>
+        </w:tc>
+      </w:tr>
+      <w:tr>
+        <w:tc>
+          <w:tcPr>
+            <w:tcW w:type="dxa" w:w="2268"/>
+          </w:tcPr>
+          <w:p/>
+        </w:tc>
+        <w:tc>
+          <w:tcPr>
+            <w:tcW w:type="dxa" w:w="2268"/>
+          </w:tcPr>
+          <w:p/>
+        </w:tc>
+        <w:tc>
+          <w:tcPr>
+            <w:tcW w:type="dxa" w:w="2268"/>
+          </w:tcPr>
+          <w:p/>
+        </w:tc>
+        <w:tc>
+          <w:tcPr>
+            <w:tcW w:type="dxa" w:w="2551"/>
+          </w:tcPr>
+          <w:p/>
+        </w:tc>
+        <w:tc>
+          <w:tcPr>
+            <w:tcW w:type="dxa" w:w="2551"/>
+          </w:tcPr>
+          <w:p/>
+        </w:tc>
+        <w:tc>
+          <w:tcPr>
+            <w:tcW w:type="dxa" w:w="3231"/>
+          </w:tcPr>
+          <w:p/>
+        </w:tc>
+      </w:tr>
+      <w:tr>
+        <w:tc>
+          <w:tcPr>
+            <w:tcW w:type="dxa" w:w="2268"/>
+          </w:tcPr>
+          <w:p/>
+        </w:tc>
+        <w:tc>
+          <w:tcPr>
+            <w:tcW w:type="dxa" w:w="2268"/>
+          </w:tcPr>
+          <w:p/>
+        </w:tc>
+        <w:tc>
+          <w:tcPr>
+            <w:tcW w:type="dxa" w:w="2268"/>
+          </w:tcPr>
+          <w:p/>
+        </w:tc>
+        <w:tc>
+          <w:tcPr>
+            <w:tcW w:type="dxa" w:w="2551"/>
+          </w:tcPr>
+          <w:p/>
+        </w:tc>
+        <w:tc>
+          <w:tcPr>
+            <w:tcW w:type="dxa" w:w="2551"/>
+          </w:tcPr>
+          <w:p/>
+        </w:tc>
+        <w:tc>
+          <w:tcPr>
+            <w:tcW w:type="dxa" w:w="3231"/>
+          </w:tcPr>
+          <w:p/>
+        </w:tc>
+      </w:tr>
+    </w:tbl>
+    <w:p>
+      <w:pPr>
+        <w:sectPr>
+          <w:pgSz w:w="16838" w:h="11906" w:orient="landscape"/>
+          <w:pgMar w:top="624" w:right="850" w:bottom="624" w:left="850" w:header="720" w:footer="720" w:gutter="0"/>
+          <w:cols w:space="720"/>
+          <w:docGrid w:linePitch="360"/>
+        </w:sectPr>
+      </w:pPr>
+    </w:p>
+    <w:p>
+      <w:pPr>
+        <w:spacing w:after="20" w:before="0"/>
+      </w:pPr>
+      <w:r>
+        <w:rPr>
+          <w:rFonts w:ascii="맑은 고딕" w:hAnsi="맑은 고딕" w:eastAsia="맑은 고딕"/>
+          <w:b/>
+          <w:color w:val="1F2A44"/>
+          <w:sz w:val="32"/>
+        </w:rPr>
+        <w:t>Ⅰ-4   경쟁 구도</w:t>
+      </w:r>
+    </w:p>
+    <w:p>
+      <w:pPr>
+        <w:spacing w:after="20" w:before="0"/>
+      </w:pPr>
+      <w:r>
+        <w:rPr>
+          <w:rFonts w:ascii="맑은 고딕" w:hAnsi="맑은 고딕" w:eastAsia="맑은 고딕"/>
+          <w:b w:val="0"/>
+          <w:color w:val="5A5A5A"/>
+          <w:sz w:val="18"/>
+        </w:rPr>
+        <w:t>발표 1분  |  담당자 __________  |  산출: 점유율 표 (5년 전 대비) + 진입장벽 숫자 하나</w:t>
+      </w:r>
+    </w:p>
+    <w:p>
+      <w:pPr>
+        <w:spacing w:after="100" w:before="0"/>
+      </w:pPr>
+      <w:r>
+        <w:rPr>
+          <w:rFonts w:ascii="맑은 고딕" w:hAnsi="맑은 고딕" w:eastAsia="맑은 고딕"/>
+          <w:b w:val="0"/>
+          <w:color w:val="5A5A5A"/>
+          <w:sz w:val="18"/>
+        </w:rPr>
+        <w:t>1순위 자료: 사업보고서 II장 「시장점유율」 「경쟁요소」 「회사의 경쟁우위요소」 · 협회 통계</w:t>
+      </w:r>
+    </w:p>
+    <w:tbl>
+      <w:tblPr>
+        <w:tblStyle w:val="TableGrid"/>
+        <w:tblW w:type="auto" w:w="0"/>
+        <w:tblLook w:firstColumn="1" w:firstRow="1" w:lastColumn="0" w:lastRow="0" w:noHBand="0" w:noVBand="1" w:val="04A0"/>
+      </w:tblPr>
+      <w:tblGrid>
+        <w:gridCol w:w="7569"/>
+        <w:gridCol w:w="7569"/>
+      </w:tblGrid>
+      <w:tr>
+        <w:tc>
+          <w:tcPr>
+            <w:tcW w:type="dxa" w:w="1361"/>
+            <w:shd w:val="clear" w:fill="EEF1F6"/>
+          </w:tcPr>
+          <w:p>
+            <w:pPr>
+              <w:spacing w:after="0" w:before="0"/>
+              <w:jc w:val="center"/>
+            </w:pPr>
+            <w:r/>
+            <w:r>
+              <w:rPr>
+                <w:rFonts w:ascii="맑은 고딕" w:hAnsi="맑은 고딕" w:eastAsia="맑은 고딕"/>
+                <w:b/>
+                <w:color w:val="1F2A44"/>
+                <w:sz w:val="18"/>
+              </w:rPr>
+              <w:t>공부 질문</w:t>
+            </w:r>
+          </w:p>
+        </w:tc>
+        <w:tc>
+          <w:tcPr>
+            <w:tcW w:type="dxa" w:w="13776"/>
+            <w:shd w:val="clear" w:fill="EEF1F6"/>
+          </w:tcPr>
+          <w:p>
+            <w:pPr>
+              <w:spacing w:after="0"/>
+            </w:pPr>
+            <w:r/>
+            <w:r>
+              <w:rPr>
+                <w:rFonts w:ascii="맑은 고딕" w:hAnsi="맑은 고딕" w:eastAsia="맑은 고딕"/>
+                <w:b w:val="0"/>
+                <w:sz w:val="18"/>
+              </w:rPr>
+              <w:t>1.  Ⅰ-3에서 마진이 가장 높았던 단계에서 누가 이기고 있는가.</w:t>
+            </w:r>
+          </w:p>
+          <w:p>
+            <w:pPr>
+              <w:spacing w:after="0"/>
+            </w:pPr>
+            <w:r>
+              <w:rPr>
+                <w:rFonts w:ascii="맑은 고딕" w:hAnsi="맑은 고딕" w:eastAsia="맑은 고딕"/>
+                <w:b w:val="0"/>
+                <w:sz w:val="18"/>
+              </w:rPr>
+              <w:t>2.  5년 사이 점유율이 누구에게서 누구에게로 옮겨 갔는가.</w:t>
+            </w:r>
+          </w:p>
+          <w:p>
+            <w:pPr>
+              <w:spacing w:after="0"/>
+            </w:pPr>
+            <w:r>
+              <w:rPr>
+                <w:rFonts w:ascii="맑은 고딕" w:hAnsi="맑은 고딕" w:eastAsia="맑은 고딕"/>
+                <w:b w:val="0"/>
+                <w:sz w:val="18"/>
+              </w:rPr>
+              <w:t>3.  새로 들어오려는 회사는 무엇에서 막히는가.  그것을 숫자로 보일 수 있는가.</w:t>
+            </w:r>
+          </w:p>
+        </w:tc>
+      </w:tr>
+    </w:tbl>
+    <w:p>
+      <w:pPr>
+        <w:spacing w:after="80"/>
+      </w:pPr>
+    </w:p>
+    <w:p>
+      <w:pPr>
+        <w:spacing w:after="80" w:before="0"/>
+      </w:pPr>
+      <w:r>
+        <w:rPr>
+          <w:rFonts w:ascii="맑은 고딕" w:hAnsi="맑은 고딕" w:eastAsia="맑은 고딕"/>
+          <w:b w:val="0"/>
+          <w:color w:val="5A5A5A"/>
+          <w:sz w:val="18"/>
+        </w:rPr>
+        <w:t>기준 시장 정의 (글로벌 / 국내, 금액 / 수량) : ______________________________________________</w:t>
+      </w:r>
+    </w:p>
+    <w:tbl>
+      <w:tblPr>
+        <w:tblStyle w:val="TableGrid"/>
+        <w:tblW w:type="auto" w:w="0"/>
+        <w:tblLook w:firstColumn="1" w:firstRow="1" w:lastColumn="0" w:lastRow="0" w:noHBand="0" w:noVBand="1" w:val="04A0"/>
+      </w:tblPr>
+      <w:tblGrid>
+        <w:gridCol w:w="2163"/>
+        <w:gridCol w:w="2163"/>
+        <w:gridCol w:w="2163"/>
+        <w:gridCol w:w="2163"/>
+        <w:gridCol w:w="2163"/>
+        <w:gridCol w:w="2163"/>
+        <w:gridCol w:w="2163"/>
+      </w:tblGrid>
+      <w:tr>
+        <w:tc>
+          <w:tcPr>
+            <w:tcW w:type="dxa" w:w="1020"/>
+            <w:shd w:val="clear" w:fill="D6DCE4"/>
+          </w:tcPr>
+          <w:p>
+            <w:pPr>
+              <w:spacing w:after="0" w:before="0"/>
+            </w:pPr>
+            <w:r/>
+            <w:r>
+              <w:rPr>
+                <w:rFonts w:ascii="맑은 고딕" w:hAnsi="맑은 고딕" w:eastAsia="맑은 고딕"/>
+                <w:b/>
+                <w:color w:val="1F2A44"/>
+                <w:sz w:val="18"/>
+              </w:rPr>
+              <w:t>순위</w:t>
+            </w:r>
+          </w:p>
+        </w:tc>
+        <w:tc>
+          <w:tcPr>
+            <w:tcW w:type="dxa" w:w="2835"/>
+            <w:shd w:val="clear" w:fill="D6DCE4"/>
+          </w:tcPr>
+          <w:p>
+            <w:pPr>
+              <w:spacing w:after="0" w:before="0"/>
+              <w:jc w:val="center"/>
+            </w:pPr>
+            <w:r/>
+            <w:r>
+              <w:rPr>
+                <w:rFonts w:ascii="맑은 고딕" w:hAnsi="맑은 고딕" w:eastAsia="맑은 고딕"/>
+                <w:b/>
+                <w:color w:val="1F2A44"/>
+                <w:sz w:val="18"/>
+              </w:rPr>
+              <w:t>기업</w:t>
+            </w:r>
+          </w:p>
+        </w:tc>
+        <w:tc>
+          <w:tcPr>
+            <w:tcW w:type="dxa" w:w="1701"/>
+            <w:shd w:val="clear" w:fill="D6DCE4"/>
+          </w:tcPr>
+          <w:p>
+            <w:pPr>
+              <w:spacing w:after="0" w:before="0"/>
+              <w:jc w:val="center"/>
+            </w:pPr>
+            <w:r/>
+            <w:r>
+              <w:rPr>
+                <w:rFonts w:ascii="맑은 고딕" w:hAnsi="맑은 고딕" w:eastAsia="맑은 고딕"/>
+                <w:b/>
+                <w:color w:val="1F2A44"/>
+                <w:sz w:val="18"/>
+              </w:rPr>
+              <w:t>점유율 현재</w:t>
+            </w:r>
+          </w:p>
+        </w:tc>
+        <w:tc>
+          <w:tcPr>
+            <w:tcW w:type="dxa" w:w="1701"/>
+            <w:shd w:val="clear" w:fill="D6DCE4"/>
+          </w:tcPr>
+          <w:p>
+            <w:pPr>
+              <w:spacing w:after="0" w:before="0"/>
+              <w:jc w:val="center"/>
+            </w:pPr>
+            <w:r/>
+            <w:r>
+              <w:rPr>
+                <w:rFonts w:ascii="맑은 고딕" w:hAnsi="맑은 고딕" w:eastAsia="맑은 고딕"/>
+                <w:b/>
+                <w:color w:val="1F2A44"/>
+                <w:sz w:val="18"/>
+              </w:rPr>
+              <w:t>5년 전</w:t>
+            </w:r>
+          </w:p>
+        </w:tc>
+        <w:tc>
+          <w:tcPr>
+            <w:tcW w:type="dxa" w:w="1417"/>
+            <w:shd w:val="clear" w:fill="D6DCE4"/>
+          </w:tcPr>
+          <w:p>
+            <w:pPr>
+              <w:spacing w:after="0" w:before="0"/>
+              <w:jc w:val="center"/>
+            </w:pPr>
+            <w:r/>
+            <w:r>
+              <w:rPr>
+                <w:rFonts w:ascii="맑은 고딕" w:hAnsi="맑은 고딕" w:eastAsia="맑은 고딕"/>
+                <w:b/>
+                <w:color w:val="1F2A44"/>
+                <w:sz w:val="18"/>
+              </w:rPr>
+              <w:t>변화</w:t>
+            </w:r>
+          </w:p>
+        </w:tc>
+        <w:tc>
+          <w:tcPr>
+            <w:tcW w:type="dxa" w:w="2551"/>
+            <w:shd w:val="clear" w:fill="D6DCE4"/>
+          </w:tcPr>
+          <w:p>
+            <w:pPr>
+              <w:spacing w:after="0" w:before="0"/>
+              <w:jc w:val="center"/>
+            </w:pPr>
+            <w:r/>
+            <w:r>
+              <w:rPr>
+                <w:rFonts w:ascii="맑은 고딕" w:hAnsi="맑은 고딕" w:eastAsia="맑은 고딕"/>
+                <w:b/>
+                <w:color w:val="1F2A44"/>
+                <w:sz w:val="18"/>
+              </w:rPr>
+              <w:t>국가 · 상장 여부</w:t>
+            </w:r>
+          </w:p>
+        </w:tc>
+        <w:tc>
+          <w:tcPr>
+            <w:tcW w:type="dxa" w:w="3912"/>
+            <w:shd w:val="clear" w:fill="D6DCE4"/>
+          </w:tcPr>
+          <w:p>
+            <w:pPr>
+              <w:spacing w:after="0" w:before="0"/>
+              <w:jc w:val="center"/>
+            </w:pPr>
+            <w:r/>
+            <w:r>
+              <w:rPr>
+                <w:rFonts w:ascii="맑은 고딕" w:hAnsi="맑은 고딕" w:eastAsia="맑은 고딕"/>
+                <w:b/>
+                <w:color w:val="1F2A44"/>
+                <w:sz w:val="18"/>
+              </w:rPr>
+              <w:t>출처 · 기준일</w:t>
+            </w:r>
+          </w:p>
+        </w:tc>
+      </w:tr>
+      <w:tr>
+        <w:tc>
+          <w:tcPr>
+            <w:tcW w:type="dxa" w:w="1020"/>
+          </w:tcPr>
+          <w:p/>
+        </w:tc>
+        <w:tc>
+          <w:tcPr>
+            <w:tcW w:type="dxa" w:w="2835"/>
+          </w:tcPr>
+          <w:p/>
+        </w:tc>
+        <w:tc>
+          <w:tcPr>
+            <w:tcW w:type="dxa" w:w="1701"/>
+          </w:tcPr>
+          <w:p/>
+        </w:tc>
+        <w:tc>
+          <w:tcPr>
+            <w:tcW w:type="dxa" w:w="1701"/>
+          </w:tcPr>
+          <w:p/>
+        </w:tc>
+        <w:tc>
+          <w:tcPr>
+            <w:tcW w:type="dxa" w:w="1417"/>
+          </w:tcPr>
+          <w:p/>
+        </w:tc>
+        <w:tc>
+          <w:tcPr>
+            <w:tcW w:type="dxa" w:w="2551"/>
+          </w:tcPr>
+          <w:p/>
+        </w:tc>
+        <w:tc>
+          <w:tcPr>
+            <w:tcW w:type="dxa" w:w="3912"/>
+          </w:tcPr>
+          <w:p/>
+        </w:tc>
+      </w:tr>
+      <w:tr>
+        <w:tc>
+          <w:tcPr>
+            <w:tcW w:type="dxa" w:w="1020"/>
+          </w:tcPr>
+          <w:p/>
+        </w:tc>
+        <w:tc>
+          <w:tcPr>
+            <w:tcW w:type="dxa" w:w="2835"/>
+          </w:tcPr>
+          <w:p/>
+        </w:tc>
+        <w:tc>
+          <w:tcPr>
+            <w:tcW w:type="dxa" w:w="1701"/>
+          </w:tcPr>
+          <w:p/>
+        </w:tc>
+        <w:tc>
+          <w:tcPr>
+            <w:tcW w:type="dxa" w:w="1701"/>
+          </w:tcPr>
+          <w:p/>
+        </w:tc>
+        <w:tc>
+          <w:tcPr>
+            <w:tcW w:type="dxa" w:w="1417"/>
+          </w:tcPr>
+          <w:p/>
+        </w:tc>
+        <w:tc>
+          <w:tcPr>
+            <w:tcW w:type="dxa" w:w="2551"/>
+          </w:tcPr>
+          <w:p/>
+        </w:tc>
+        <w:tc>
+          <w:tcPr>
+            <w:tcW w:type="dxa" w:w="3912"/>
+          </w:tcPr>
+          <w:p/>
+        </w:tc>
+      </w:tr>
+      <w:tr>
+        <w:tc>
+          <w:tcPr>
+            <w:tcW w:type="dxa" w:w="1020"/>
+          </w:tcPr>
+          <w:p/>
+        </w:tc>
+        <w:tc>
+          <w:tcPr>
+            <w:tcW w:type="dxa" w:w="2835"/>
+          </w:tcPr>
+          <w:p/>
+        </w:tc>
+        <w:tc>
+          <w:tcPr>
+            <w:tcW w:type="dxa" w:w="1701"/>
+          </w:tcPr>
+          <w:p/>
+        </w:tc>
+        <w:tc>
+          <w:tcPr>
+            <w:tcW w:type="dxa" w:w="1701"/>
+          </w:tcPr>
+          <w:p/>
+        </w:tc>
+        <w:tc>
+          <w:tcPr>
+            <w:tcW w:type="dxa" w:w="1417"/>
+          </w:tcPr>
+          <w:p/>
+        </w:tc>
+        <w:tc>
+          <w:tcPr>
+            <w:tcW w:type="dxa" w:w="2551"/>
+          </w:tcPr>
+          <w:p/>
+        </w:tc>
+        <w:tc>
+          <w:tcPr>
+            <w:tcW w:type="dxa" w:w="3912"/>
+          </w:tcPr>
+          <w:p/>
+        </w:tc>
+      </w:tr>
+      <w:tr>
+        <w:tc>
+          <w:tcPr>
+            <w:tcW w:type="dxa" w:w="1020"/>
+          </w:tcPr>
+          <w:p/>
+        </w:tc>
+        <w:tc>
+          <w:tcPr>
+            <w:tcW w:type="dxa" w:w="2835"/>
+          </w:tcPr>
+          <w:p/>
+        </w:tc>
+        <w:tc>
+          <w:tcPr>
+            <w:tcW w:type="dxa" w:w="1701"/>
+          </w:tcPr>
+          <w:p/>
+        </w:tc>
+        <w:tc>
+          <w:tcPr>
+            <w:tcW w:type="dxa" w:w="1701"/>
+          </w:tcPr>
+          <w:p/>
+        </w:tc>
+        <w:tc>
+          <w:tcPr>
+            <w:tcW w:type="dxa" w:w="1417"/>
+          </w:tcPr>
+          <w:p/>
+        </w:tc>
+        <w:tc>
+          <w:tcPr>
+            <w:tcW w:type="dxa" w:w="2551"/>
+          </w:tcPr>
+          <w:p/>
+        </w:tc>
+        <w:tc>
+          <w:tcPr>
+            <w:tcW w:type="dxa" w:w="3912"/>
+          </w:tcPr>
+          <w:p/>
+        </w:tc>
+      </w:tr>
+      <w:tr>
+        <w:tc>
+          <w:tcPr>
+            <w:tcW w:type="dxa" w:w="1020"/>
+          </w:tcPr>
+          <w:p/>
+        </w:tc>
+        <w:tc>
+          <w:tcPr>
+            <w:tcW w:type="dxa" w:w="2835"/>
+          </w:tcPr>
+          <w:p/>
+        </w:tc>
+        <w:tc>
+          <w:tcPr>
+            <w:tcW w:type="dxa" w:w="1701"/>
+          </w:tcPr>
+          <w:p/>
+        </w:tc>
+        <w:tc>
+          <w:tcPr>
+            <w:tcW w:type="dxa" w:w="1701"/>
+          </w:tcPr>
+          <w:p/>
+        </w:tc>
+        <w:tc>
+          <w:tcPr>
+            <w:tcW w:type="dxa" w:w="1417"/>
+          </w:tcPr>
+          <w:p/>
+        </w:tc>
+        <w:tc>
+          <w:tcPr>
+            <w:tcW w:type="dxa" w:w="2551"/>
+          </w:tcPr>
+          <w:p/>
+        </w:tc>
+        <w:tc>
+          <w:tcPr>
+            <w:tcW w:type="dxa" w:w="3912"/>
+          </w:tcPr>
+          <w:p/>
+        </w:tc>
+      </w:tr>
+    </w:tbl>
+    <w:p>
+      <w:pPr>
+        <w:spacing w:after="100"/>
+      </w:pPr>
+    </w:p>
+    <w:tbl>
+      <w:tblPr>
+        <w:tblStyle w:val="TableGrid"/>
+        <w:tblW w:type="auto" w:w="0"/>
+        <w:tblLook w:firstColumn="1" w:firstRow="1" w:lastColumn="0" w:lastRow="0" w:noHBand="0" w:noVBand="1" w:val="04A0"/>
+      </w:tblPr>
+      <w:tblGrid>
+        <w:gridCol w:w="5046"/>
+        <w:gridCol w:w="5046"/>
+        <w:gridCol w:w="5046"/>
+      </w:tblGrid>
+      <w:tr>
+        <w:tc>
+          <w:tcPr>
+            <w:tcW w:type="dxa" w:w="6236"/>
+            <w:shd w:val="clear" w:fill="D6DCE4"/>
+          </w:tcPr>
+          <w:p>
+            <w:pPr>
+              <w:spacing w:after="0" w:before="0"/>
+            </w:pPr>
+            <w:r/>
+            <w:r>
+              <w:rPr>
+                <w:rFonts w:ascii="맑은 고딕" w:hAnsi="맑은 고딕" w:eastAsia="맑은 고딕"/>
+                <w:b/>
+                <w:color w:val="1F2A44"/>
+                <w:sz w:val="18"/>
+              </w:rPr>
+              <w:t>진입장벽 (한 문장)</w:t>
+            </w:r>
+          </w:p>
+        </w:tc>
+        <w:tc>
+          <w:tcPr>
+            <w:tcW w:type="dxa" w:w="5669"/>
+            <w:shd w:val="clear" w:fill="D6DCE4"/>
+          </w:tcPr>
+          <w:p>
+            <w:pPr>
+              <w:spacing w:after="0" w:before="0"/>
+              <w:jc w:val="center"/>
+            </w:pPr>
+            <w:r/>
+            <w:r>
+              <w:rPr>
+                <w:rFonts w:ascii="맑은 고딕" w:hAnsi="맑은 고딕" w:eastAsia="맑은 고딕"/>
+                <w:b/>
+                <w:color w:val="1F2A44"/>
+                <w:sz w:val="18"/>
+              </w:rPr>
+              <w:t>뒷받침하는 숫자 하나</w:t>
+            </w:r>
+          </w:p>
+        </w:tc>
+        <w:tc>
+          <w:tcPr>
+            <w:tcW w:type="dxa" w:w="3231"/>
+            <w:shd w:val="clear" w:fill="D6DCE4"/>
+          </w:tcPr>
+          <w:p>
+            <w:pPr>
+              <w:spacing w:after="0" w:before="0"/>
+              <w:jc w:val="center"/>
+            </w:pPr>
+            <w:r/>
+            <w:r>
+              <w:rPr>
+                <w:rFonts w:ascii="맑은 고딕" w:hAnsi="맑은 고딕" w:eastAsia="맑은 고딕"/>
+                <w:b/>
+                <w:color w:val="1F2A44"/>
+                <w:sz w:val="18"/>
+              </w:rPr>
+              <w:t>출처</w:t>
+            </w:r>
+          </w:p>
+        </w:tc>
+      </w:tr>
+      <w:tr>
+        <w:tc>
+          <w:tcPr>
+            <w:tcW w:type="dxa" w:w="6236"/>
+          </w:tcPr>
+          <w:p/>
+        </w:tc>
+        <w:tc>
+          <w:tcPr>
+            <w:tcW w:type="dxa" w:w="5669"/>
+          </w:tcPr>
+          <w:p/>
+        </w:tc>
+        <w:tc>
+          <w:tcPr>
+            <w:tcW w:type="dxa" w:w="3231"/>
+          </w:tcPr>
+          <w:p/>
+        </w:tc>
+      </w:tr>
+    </w:tbl>
+    <w:p>
+      <w:pPr>
+        <w:spacing w:after="60"/>
+      </w:pPr>
+    </w:p>
+    <w:p>
+      <w:pPr>
+        <w:spacing w:after="0" w:before="0"/>
+      </w:pPr>
+      <w:r>
+        <w:rPr>
+          <w:rFonts w:ascii="맑은 고딕" w:hAnsi="맑은 고딕" w:eastAsia="맑은 고딕"/>
+          <w:b w:val="0"/>
+          <w:color w:val="5A5A5A"/>
+          <w:sz w:val="18"/>
+        </w:rPr>
+        <w:t>설비 투자액 · 인증 소요기간 · 고객 전환비용 · 특허 건수 중 하나를 고른다. 숫자가 없으면 진입장벽이 있다고 쓰지 않는다.</w:t>
+      </w:r>
+    </w:p>
+    <w:p>
+      <w:pPr>
+        <w:sectPr>
+          <w:pgSz w:w="16838" w:h="11906" w:orient="landscape"/>
+          <w:pgMar w:top="624" w:right="850" w:bottom="624" w:left="850" w:header="720" w:footer="720" w:gutter="0"/>
+          <w:cols w:space="720"/>
+          <w:docGrid w:linePitch="360"/>
+        </w:sectPr>
+      </w:pPr>
+    </w:p>
+    <w:p>
+      <w:pPr>
+        <w:spacing w:after="20" w:before="0"/>
+      </w:pPr>
+      <w:r>
+        <w:rPr>
+          <w:rFonts w:ascii="맑은 고딕" w:hAnsi="맑은 고딕" w:eastAsia="맑은 고딕"/>
+          <w:b/>
+          <w:color w:val="1F2A44"/>
+          <w:sz w:val="32"/>
+        </w:rPr>
+        <w:t>Ⅰ-5   지난 사이클</w:t>
+      </w:r>
+    </w:p>
+    <w:p>
+      <w:pPr>
+        <w:spacing w:after="20" w:before="0"/>
+      </w:pPr>
+      <w:r>
+        <w:rPr>
+          <w:rFonts w:ascii="맑은 고딕" w:hAnsi="맑은 고딕" w:eastAsia="맑은 고딕"/>
+          <w:b w:val="0"/>
+          <w:color w:val="5A5A5A"/>
+          <w:sz w:val="18"/>
+        </w:rPr>
+        <w:t>발표 0.5분  |  담당자 __________  |  산출: 과거 10~15년 국면 타임라인 표</w:t>
+      </w:r>
+    </w:p>
+    <w:p>
+      <w:pPr>
+        <w:spacing w:after="100" w:before="0"/>
+      </w:pPr>
+      <w:r>
+        <w:rPr>
+          <w:rFonts w:ascii="맑은 고딕" w:hAnsi="맑은 고딕" w:eastAsia="맑은 고딕"/>
+          <w:b w:val="0"/>
+          <w:color w:val="5A5A5A"/>
+          <w:sz w:val="18"/>
+        </w:rPr>
+        <w:t>1순위 자료: 사업보고서 II장 「경기변동의 특성」 · 대표사 과거 영업이익 (DART) · 협회 통계</w:t>
+      </w:r>
+    </w:p>
+    <w:tbl>
+      <w:tblPr>
+        <w:tblStyle w:val="TableGrid"/>
+        <w:tblW w:type="auto" w:w="0"/>
+        <w:tblLook w:firstColumn="1" w:firstRow="1" w:lastColumn="0" w:lastRow="0" w:noHBand="0" w:noVBand="1" w:val="04A0"/>
+      </w:tblPr>
+      <w:tblGrid>
+        <w:gridCol w:w="7569"/>
+        <w:gridCol w:w="7569"/>
+      </w:tblGrid>
+      <w:tr>
+        <w:tc>
+          <w:tcPr>
+            <w:tcW w:type="dxa" w:w="1361"/>
+            <w:shd w:val="clear" w:fill="EEF1F6"/>
+          </w:tcPr>
+          <w:p>
+            <w:pPr>
+              <w:spacing w:after="0" w:before="0"/>
+              <w:jc w:val="center"/>
+            </w:pPr>
+            <w:r/>
+            <w:r>
+              <w:rPr>
+                <w:rFonts w:ascii="맑은 고딕" w:hAnsi="맑은 고딕" w:eastAsia="맑은 고딕"/>
+                <w:b/>
+                <w:color w:val="1F2A44"/>
+                <w:sz w:val="18"/>
+              </w:rPr>
+              <w:t>공부 질문</w:t>
+            </w:r>
+          </w:p>
+        </w:tc>
+        <w:tc>
+          <w:tcPr>
+            <w:tcW w:type="dxa" w:w="13776"/>
+            <w:shd w:val="clear" w:fill="EEF1F6"/>
+          </w:tcPr>
+          <w:p>
+            <w:pPr>
+              <w:spacing w:after="0"/>
+            </w:pPr>
+            <w:r/>
+            <w:r>
+              <w:rPr>
+                <w:rFonts w:ascii="맑은 고딕" w:hAnsi="맑은 고딕" w:eastAsia="맑은 고딕"/>
+                <w:b w:val="0"/>
+                <w:sz w:val="18"/>
+              </w:rPr>
+              <w:t>1.  이 산업은 지난 10~15년간 몇 번의 호황과 불황을 겪었는가.</w:t>
+            </w:r>
+          </w:p>
+          <w:p>
+            <w:pPr>
+              <w:spacing w:after="0"/>
+            </w:pPr>
+            <w:r>
+              <w:rPr>
+                <w:rFonts w:ascii="맑은 고딕" w:hAnsi="맑은 고딕" w:eastAsia="맑은 고딕"/>
+                <w:b w:val="0"/>
+                <w:sz w:val="18"/>
+              </w:rPr>
+              <w:t>2.  각 국면을 시작하고 끝낸 것은 무엇이었는가.</w:t>
+            </w:r>
+          </w:p>
+          <w:p>
+            <w:pPr>
+              <w:spacing w:after="0"/>
+            </w:pPr>
+            <w:r>
+              <w:rPr>
+                <w:rFonts w:ascii="맑은 고딕" w:hAnsi="맑은 고딕" w:eastAsia="맑은 고딕"/>
+                <w:b w:val="0"/>
+                <w:sz w:val="18"/>
+              </w:rPr>
+              <w:t>3.  같은 변수가 여러 국면에서 반복해서 등장하는가.</w:t>
+            </w:r>
+          </w:p>
+        </w:tc>
+      </w:tr>
+    </w:tbl>
+    <w:p>
+      <w:pPr>
+        <w:spacing w:after="80"/>
+      </w:pPr>
+    </w:p>
+    <w:tbl>
+      <w:tblPr>
+        <w:tblStyle w:val="TableGrid"/>
+        <w:tblW w:type="auto" w:w="0"/>
+        <w:tblLook w:firstColumn="1" w:firstRow="1" w:lastColumn="0" w:lastRow="0" w:noHBand="0" w:noVBand="1" w:val="04A0"/>
+      </w:tblPr>
+      <w:tblGrid>
+        <w:gridCol w:w="2163"/>
+        <w:gridCol w:w="2163"/>
+        <w:gridCol w:w="2163"/>
+        <w:gridCol w:w="2163"/>
+        <w:gridCol w:w="2163"/>
+        <w:gridCol w:w="2163"/>
+        <w:gridCol w:w="2163"/>
+      </w:tblGrid>
+      <w:tr>
+        <w:tc>
+          <w:tcPr>
+            <w:tcW w:type="dxa" w:w="1361"/>
+            <w:shd w:val="clear" w:fill="D6DCE4"/>
+          </w:tcPr>
+          <w:p>
+            <w:pPr>
+              <w:spacing w:after="0" w:before="0"/>
+            </w:pPr>
+            <w:r/>
+            <w:r>
+              <w:rPr>
+                <w:rFonts w:ascii="맑은 고딕" w:hAnsi="맑은 고딕" w:eastAsia="맑은 고딕"/>
+                <w:b/>
+                <w:color w:val="1F2A44"/>
+                <w:sz w:val="18"/>
+              </w:rPr>
+              <w:t>국면</w:t>
+            </w:r>
+          </w:p>
+        </w:tc>
+        <w:tc>
+          <w:tcPr>
+            <w:tcW w:type="dxa" w:w="1701"/>
+            <w:shd w:val="clear" w:fill="D6DCE4"/>
+          </w:tcPr>
+          <w:p>
+            <w:pPr>
+              <w:spacing w:after="0" w:before="0"/>
+              <w:jc w:val="center"/>
+            </w:pPr>
+            <w:r/>
+            <w:r>
+              <w:rPr>
+                <w:rFonts w:ascii="맑은 고딕" w:hAnsi="맑은 고딕" w:eastAsia="맑은 고딕"/>
+                <w:b/>
+                <w:color w:val="1F2A44"/>
+                <w:sz w:val="18"/>
+              </w:rPr>
+              <w:t>기간</w:t>
+            </w:r>
+          </w:p>
+        </w:tc>
+        <w:tc>
+          <w:tcPr>
+            <w:tcW w:type="dxa" w:w="3402"/>
+            <w:shd w:val="clear" w:fill="D6DCE4"/>
+          </w:tcPr>
+          <w:p>
+            <w:pPr>
+              <w:spacing w:after="0" w:before="0"/>
+              <w:jc w:val="center"/>
+            </w:pPr>
+            <w:r/>
+            <w:r>
+              <w:rPr>
+                <w:rFonts w:ascii="맑은 고딕" w:hAnsi="맑은 고딕" w:eastAsia="맑은 고딕"/>
+                <w:b/>
+                <w:color w:val="1F2A44"/>
+                <w:sz w:val="18"/>
+              </w:rPr>
+              <w:t>무엇이 일어났나</w:t>
+            </w:r>
+          </w:p>
+        </w:tc>
+        <w:tc>
+          <w:tcPr>
+            <w:tcW w:type="dxa" w:w="2268"/>
+            <w:shd w:val="clear" w:fill="D6DCE4"/>
+          </w:tcPr>
+          <w:p>
+            <w:pPr>
+              <w:spacing w:after="0" w:before="0"/>
+              <w:jc w:val="center"/>
+            </w:pPr>
+            <w:r/>
+            <w:r>
+              <w:rPr>
+                <w:rFonts w:ascii="맑은 고딕" w:hAnsi="맑은 고딕" w:eastAsia="맑은 고딕"/>
+                <w:b/>
+                <w:color w:val="1F2A44"/>
+                <w:sz w:val="18"/>
+              </w:rPr>
+              <w:t>계기가 된 변수</w:t>
+            </w:r>
+          </w:p>
+        </w:tc>
+        <w:tc>
+          <w:tcPr>
+            <w:tcW w:type="dxa" w:w="2438"/>
+            <w:shd w:val="clear" w:fill="D6DCE4"/>
+          </w:tcPr>
+          <w:p>
+            <w:pPr>
+              <w:spacing w:after="0" w:before="0"/>
+              <w:jc w:val="center"/>
+            </w:pPr>
+            <w:r/>
+            <w:r>
+              <w:rPr>
+                <w:rFonts w:ascii="맑은 고딕" w:hAnsi="맑은 고딕" w:eastAsia="맑은 고딕"/>
+                <w:b/>
+                <w:color w:val="1F2A44"/>
+                <w:sz w:val="18"/>
+              </w:rPr>
+              <w:t>지표 수치 (시작 → 끝)</w:t>
+            </w:r>
+          </w:p>
+        </w:tc>
+        <w:tc>
+          <w:tcPr>
+            <w:tcW w:type="dxa" w:w="2268"/>
+            <w:shd w:val="clear" w:fill="D6DCE4"/>
+          </w:tcPr>
+          <w:p>
+            <w:pPr>
+              <w:spacing w:after="0" w:before="0"/>
+              <w:jc w:val="center"/>
+            </w:pPr>
+            <w:r/>
+            <w:r>
+              <w:rPr>
+                <w:rFonts w:ascii="맑은 고딕" w:hAnsi="맑은 고딕" w:eastAsia="맑은 고딕"/>
+                <w:b/>
+                <w:color w:val="1F2A44"/>
+                <w:sz w:val="18"/>
+              </w:rPr>
+              <w:t>대표사 영업이익 변화</w:t>
+            </w:r>
+          </w:p>
+        </w:tc>
+        <w:tc>
+          <w:tcPr>
+            <w:tcW w:type="dxa" w:w="1701"/>
+            <w:shd w:val="clear" w:fill="D6DCE4"/>
+          </w:tcPr>
+          <w:p>
+            <w:pPr>
+              <w:spacing w:after="0" w:before="0"/>
+              <w:jc w:val="center"/>
+            </w:pPr>
+            <w:r/>
+            <w:r>
+              <w:rPr>
+                <w:rFonts w:ascii="맑은 고딕" w:hAnsi="맑은 고딕" w:eastAsia="맑은 고딕"/>
+                <w:b/>
+                <w:color w:val="1F2A44"/>
+                <w:sz w:val="18"/>
+              </w:rPr>
+              <w:t>출처</w:t>
+            </w:r>
+          </w:p>
+        </w:tc>
+      </w:tr>
+      <w:tr>
+        <w:tc>
+          <w:tcPr>
+            <w:tcW w:type="dxa" w:w="1361"/>
+          </w:tcPr>
+          <w:p/>
+        </w:tc>
+        <w:tc>
+          <w:tcPr>
+            <w:tcW w:type="dxa" w:w="1701"/>
+          </w:tcPr>
+          <w:p/>
+        </w:tc>
+        <w:tc>
+          <w:tcPr>
+            <w:tcW w:type="dxa" w:w="3402"/>
+          </w:tcPr>
+          <w:p/>
+        </w:tc>
+        <w:tc>
+          <w:tcPr>
+            <w:tcW w:type="dxa" w:w="2268"/>
+          </w:tcPr>
+          <w:p/>
+        </w:tc>
+        <w:tc>
+          <w:tcPr>
+            <w:tcW w:type="dxa" w:w="2438"/>
+          </w:tcPr>
+          <w:p/>
+        </w:tc>
+        <w:tc>
+          <w:tcPr>
+            <w:tcW w:type="dxa" w:w="2268"/>
+          </w:tcPr>
+          <w:p/>
+        </w:tc>
+        <w:tc>
+          <w:tcPr>
+            <w:tcW w:type="dxa" w:w="1701"/>
+          </w:tcPr>
+          <w:p/>
+        </w:tc>
+      </w:tr>
+      <w:tr>
+        <w:tc>
+          <w:tcPr>
+            <w:tcW w:type="dxa" w:w="1361"/>
+          </w:tcPr>
+          <w:p/>
+        </w:tc>
+        <w:tc>
+          <w:tcPr>
+            <w:tcW w:type="dxa" w:w="1701"/>
+          </w:tcPr>
+          <w:p/>
+        </w:tc>
+        <w:tc>
+          <w:tcPr>
+            <w:tcW w:type="dxa" w:w="3402"/>
+          </w:tcPr>
+          <w:p/>
+        </w:tc>
+        <w:tc>
+          <w:tcPr>
+            <w:tcW w:type="dxa" w:w="2268"/>
+          </w:tcPr>
+          <w:p/>
+        </w:tc>
+        <w:tc>
+          <w:tcPr>
+            <w:tcW w:type="dxa" w:w="2438"/>
+          </w:tcPr>
+          <w:p/>
+        </w:tc>
+        <w:tc>
+          <w:tcPr>
+            <w:tcW w:type="dxa" w:w="2268"/>
+          </w:tcPr>
+          <w:p/>
+        </w:tc>
+        <w:tc>
+          <w:tcPr>
+            <w:tcW w:type="dxa" w:w="1701"/>
+          </w:tcPr>
+          <w:p/>
+        </w:tc>
+      </w:tr>
+      <w:tr>
+        <w:tc>
+          <w:tcPr>
+            <w:tcW w:type="dxa" w:w="1361"/>
+          </w:tcPr>
+          <w:p/>
+        </w:tc>
+        <w:tc>
+          <w:tcPr>
+            <w:tcW w:type="dxa" w:w="1701"/>
+          </w:tcPr>
+          <w:p/>
+        </w:tc>
+        <w:tc>
+          <w:tcPr>
+            <w:tcW w:type="dxa" w:w="3402"/>
+          </w:tcPr>
+          <w:p/>
+        </w:tc>
+        <w:tc>
+          <w:tcPr>
+            <w:tcW w:type="dxa" w:w="2268"/>
+          </w:tcPr>
+          <w:p/>
+        </w:tc>
+        <w:tc>
+          <w:tcPr>
+            <w:tcW w:type="dxa" w:w="2438"/>
+          </w:tcPr>
+          <w:p/>
+        </w:tc>
+        <w:tc>
+          <w:tcPr>
+            <w:tcW w:type="dxa" w:w="2268"/>
+          </w:tcPr>
+          <w:p/>
+        </w:tc>
+        <w:tc>
+          <w:tcPr>
+            <w:tcW w:type="dxa" w:w="1701"/>
+          </w:tcPr>
+          <w:p/>
+        </w:tc>
+      </w:tr>
+      <w:tr>
+        <w:tc>
+          <w:tcPr>
+            <w:tcW w:type="dxa" w:w="1361"/>
+          </w:tcPr>
+          <w:p/>
+        </w:tc>
+        <w:tc>
+          <w:tcPr>
+            <w:tcW w:type="dxa" w:w="1701"/>
+          </w:tcPr>
+          <w:p/>
+        </w:tc>
+        <w:tc>
+          <w:tcPr>
+            <w:tcW w:type="dxa" w:w="3402"/>
+          </w:tcPr>
+          <w:p/>
+        </w:tc>
+        <w:tc>
+          <w:tcPr>
+            <w:tcW w:type="dxa" w:w="2268"/>
+          </w:tcPr>
+          <w:p/>
+        </w:tc>
+        <w:tc>
+          <w:tcPr>
+            <w:tcW w:type="dxa" w:w="2438"/>
+          </w:tcPr>
+          <w:p/>
+        </w:tc>
+        <w:tc>
+          <w:tcPr>
+            <w:tcW w:type="dxa" w:w="2268"/>
+          </w:tcPr>
+          <w:p/>
+        </w:tc>
+        <w:tc>
+          <w:tcPr>
+            <w:tcW w:type="dxa" w:w="1701"/>
+          </w:tcPr>
+          <w:p/>
+        </w:tc>
+      </w:tr>
+      <w:tr>
+        <w:tc>
+          <w:tcPr>
+            <w:tcW w:type="dxa" w:w="1361"/>
+          </w:tcPr>
+          <w:p/>
+        </w:tc>
+        <w:tc>
+          <w:tcPr>
+            <w:tcW w:type="dxa" w:w="1701"/>
+          </w:tcPr>
+          <w:p/>
+        </w:tc>
+        <w:tc>
+          <w:tcPr>
+            <w:tcW w:type="dxa" w:w="3402"/>
+          </w:tcPr>
+          <w:p/>
+        </w:tc>
+        <w:tc>
+          <w:tcPr>
+            <w:tcW w:type="dxa" w:w="2268"/>
+          </w:tcPr>
+          <w:p/>
+        </w:tc>
+        <w:tc>
+          <w:tcPr>
+            <w:tcW w:type="dxa" w:w="2438"/>
+          </w:tcPr>
+          <w:p/>
+        </w:tc>
+        <w:tc>
+          <w:tcPr>
+            <w:tcW w:type="dxa" w:w="2268"/>
+          </w:tcPr>
+          <w:p/>
+        </w:tc>
+        <w:tc>
+          <w:tcPr>
+            <w:tcW w:type="dxa" w:w="1701"/>
+          </w:tcPr>
+          <w:p/>
+        </w:tc>
+      </w:tr>
+    </w:tbl>
+    <w:p>
+      <w:pPr>
+        <w:spacing w:after="80"/>
+      </w:pPr>
+    </w:p>
+    <w:p>
+      <w:pPr>
+        <w:spacing w:after="0" w:before="0"/>
+      </w:pPr>
+      <w:r>
+        <w:rPr>
+          <w:rFonts w:ascii="맑은 고딕" w:hAnsi="맑은 고딕" w:eastAsia="맑은 고딕"/>
+          <w:b w:val="0"/>
+          <w:color w:val="5A5A5A"/>
+          <w:sz w:val="18"/>
+        </w:rPr>
+        <w:t>「지금이 어느 국면과 닮았는가」는 쓰지 않는다. 여기서 반복해서 등장한 변수가 Ⅱ-2 사이클 변수의 후보다.</w:t>
+      </w:r>
+    </w:p>
+    <w:p>
+      <w:pPr>
+        <w:sectPr>
+          <w:pgSz w:w="16838" w:h="11906" w:orient="landscape"/>
+          <w:pgMar w:top="624" w:right="850" w:bottom="624" w:left="850" w:header="720" w:footer="720" w:gutter="0"/>
+          <w:cols w:space="720"/>
+          <w:docGrid w:linePitch="360"/>
+        </w:sectPr>
+      </w:pPr>
+    </w:p>
+    <w:p>
+      <w:pPr>
+        <w:spacing w:after="20" w:before="0"/>
+      </w:pPr>
+      <w:r>
+        <w:rPr>
+          <w:rFonts w:ascii="맑은 고딕" w:hAnsi="맑은 고딕" w:eastAsia="맑은 고딕"/>
+          <w:b/>
+          <w:color w:val="1F2A44"/>
+          <w:sz w:val="32"/>
+        </w:rPr>
+        <w:t>Ⅱ-1   돈이 어디서 나오는가 — 수익 구조</w:t>
+      </w:r>
+    </w:p>
+    <w:p>
+      <w:pPr>
+        <w:spacing w:after="20" w:before="0"/>
+      </w:pPr>
+      <w:r>
+        <w:rPr>
+          <w:rFonts w:ascii="맑은 고딕" w:hAnsi="맑은 고딕" w:eastAsia="맑은 고딕"/>
+          <w:b w:val="0"/>
+          <w:color w:val="5A5A5A"/>
+          <w:sz w:val="18"/>
+        </w:rPr>
+        <w:t>발표 1.5분  |  담당자 __________  |  산출: 대표 3사 제품별 · 지역별 매출 구성표</w:t>
+      </w:r>
+    </w:p>
+    <w:p>
+      <w:pPr>
+        <w:spacing w:after="100" w:before="0"/>
+      </w:pPr>
+      <w:r>
+        <w:rPr>
+          <w:rFonts w:ascii="맑은 고딕" w:hAnsi="맑은 고딕" w:eastAsia="맑은 고딕"/>
+          <w:b w:val="0"/>
+          <w:color w:val="5A5A5A"/>
+          <w:sz w:val="18"/>
+        </w:rPr>
+        <w:t>1순위 자료: 사업보고서 II장 「주요 제품 등의 현황」 「매출실적」</w:t>
+      </w:r>
+    </w:p>
+    <w:tbl>
+      <w:tblPr>
+        <w:tblStyle w:val="TableGrid"/>
+        <w:tblW w:type="auto" w:w="0"/>
+        <w:tblLook w:firstColumn="1" w:firstRow="1" w:lastColumn="0" w:lastRow="0" w:noHBand="0" w:noVBand="1" w:val="04A0"/>
+      </w:tblPr>
+      <w:tblGrid>
+        <w:gridCol w:w="7569"/>
+        <w:gridCol w:w="7569"/>
+      </w:tblGrid>
+      <w:tr>
+        <w:tc>
+          <w:tcPr>
+            <w:tcW w:type="dxa" w:w="1361"/>
+            <w:shd w:val="clear" w:fill="EEF1F6"/>
+          </w:tcPr>
+          <w:p>
+            <w:pPr>
+              <w:spacing w:after="0" w:before="0"/>
+              <w:jc w:val="center"/>
+            </w:pPr>
+            <w:r/>
+            <w:r>
+              <w:rPr>
+                <w:rFonts w:ascii="맑은 고딕" w:hAnsi="맑은 고딕" w:eastAsia="맑은 고딕"/>
+                <w:b/>
+                <w:color w:val="1F2A44"/>
+                <w:sz w:val="18"/>
+              </w:rPr>
+              <w:t>공부 질문</w:t>
+            </w:r>
+          </w:p>
+        </w:tc>
+        <w:tc>
+          <w:tcPr>
+            <w:tcW w:type="dxa" w:w="13776"/>
+            <w:shd w:val="clear" w:fill="EEF1F6"/>
+          </w:tcPr>
+          <w:p>
+            <w:pPr>
+              <w:spacing w:after="0"/>
+            </w:pPr>
+            <w:r/>
+            <w:r>
+              <w:rPr>
+                <w:rFonts w:ascii="맑은 고딕" w:hAnsi="맑은 고딕" w:eastAsia="맑은 고딕"/>
+                <w:b w:val="0"/>
+                <w:sz w:val="18"/>
+              </w:rPr>
+              <w:t>1.  대표 3사의 매출은 어떤 제품과 어느 지역에서 나오는가.</w:t>
+            </w:r>
+          </w:p>
+          <w:p>
+            <w:pPr>
+              <w:spacing w:after="0"/>
+            </w:pPr>
+            <w:r>
+              <w:rPr>
+                <w:rFonts w:ascii="맑은 고딕" w:hAnsi="맑은 고딕" w:eastAsia="맑은 고딕"/>
+                <w:b w:val="0"/>
+                <w:sz w:val="18"/>
+              </w:rPr>
+              <w:t>2.  이 산업의 매출을 움직이는 것은 단가인가, 물량인가.</w:t>
+            </w:r>
+          </w:p>
+        </w:tc>
+      </w:tr>
+    </w:tbl>
+    <w:p>
+      <w:pPr>
+        <w:spacing w:after="80"/>
+      </w:pPr>
     </w:p>
     <w:p>
       <w:pPr>
@@ -1145,7 +4973,7 @@
         <w:tc>
           <w:tcPr>
             <w:tcW w:type="dxa" w:w="2041"/>
-            <w:shd w:fill="D6DCE4"/>
+            <w:shd w:val="clear" w:fill="D6DCE4"/>
           </w:tcPr>
           <w:p>
             <w:pPr>
@@ -1166,7 +4994,7 @@
         <w:tc>
           <w:tcPr>
             <w:tcW w:type="dxa" w:w="1928"/>
-            <w:shd w:fill="D6DCE4"/>
+            <w:shd w:val="clear" w:fill="D6DCE4"/>
           </w:tcPr>
           <w:p>
             <w:pPr>
@@ -1188,7 +5016,7 @@
         <w:tc>
           <w:tcPr>
             <w:tcW w:type="dxa" w:w="1020"/>
-            <w:shd w:fill="D6DCE4"/>
+            <w:shd w:val="clear" w:fill="D6DCE4"/>
           </w:tcPr>
           <w:p>
             <w:pPr>
@@ -1210,7 +5038,7 @@
         <w:tc>
           <w:tcPr>
             <w:tcW w:type="dxa" w:w="1928"/>
-            <w:shd w:fill="D6DCE4"/>
+            <w:shd w:val="clear" w:fill="D6DCE4"/>
           </w:tcPr>
           <w:p>
             <w:pPr>
@@ -1232,7 +5060,7 @@
         <w:tc>
           <w:tcPr>
             <w:tcW w:type="dxa" w:w="1020"/>
-            <w:shd w:fill="D6DCE4"/>
+            <w:shd w:val="clear" w:fill="D6DCE4"/>
           </w:tcPr>
           <w:p>
             <w:pPr>
@@ -1254,7 +5082,7 @@
         <w:tc>
           <w:tcPr>
             <w:tcW w:type="dxa" w:w="1928"/>
-            <w:shd w:fill="D6DCE4"/>
+            <w:shd w:val="clear" w:fill="D6DCE4"/>
           </w:tcPr>
           <w:p>
             <w:pPr>
@@ -1276,7 +5104,7 @@
         <w:tc>
           <w:tcPr>
             <w:tcW w:type="dxa" w:w="1020"/>
-            <w:shd w:fill="D6DCE4"/>
+            <w:shd w:val="clear" w:fill="D6DCE4"/>
           </w:tcPr>
           <w:p>
             <w:pPr>
@@ -1298,7 +5126,7 @@
         <w:tc>
           <w:tcPr>
             <w:tcW w:type="dxa" w:w="1020"/>
-            <w:shd w:fill="D6DCE4"/>
+            <w:shd w:val="clear" w:fill="D6DCE4"/>
           </w:tcPr>
           <w:p>
             <w:pPr>
@@ -1319,8 +5147,8 @@
         </w:tc>
         <w:tc>
           <w:tcPr>
-            <w:tcW w:type="dxa" w:w="3175"/>
-            <w:shd w:fill="D6DCE4"/>
+            <w:tcW w:type="dxa" w:w="3231"/>
+            <w:shd w:val="clear" w:fill="D6DCE4"/>
           </w:tcPr>
           <w:p>
             <w:pPr>
@@ -1391,7 +5219,7 @@
         </w:tc>
         <w:tc>
           <w:tcPr>
-            <w:tcW w:type="dxa" w:w="3175"/>
+            <w:tcW w:type="dxa" w:w="3231"/>
           </w:tcPr>
           <w:p/>
         </w:tc>
@@ -1447,7 +5275,7 @@
         </w:tc>
         <w:tc>
           <w:tcPr>
-            <w:tcW w:type="dxa" w:w="3175"/>
+            <w:tcW w:type="dxa" w:w="3231"/>
           </w:tcPr>
           <w:p/>
         </w:tc>
@@ -1503,7 +5331,7 @@
         </w:tc>
         <w:tc>
           <w:tcPr>
-            <w:tcW w:type="dxa" w:w="3175"/>
+            <w:tcW w:type="dxa" w:w="3231"/>
           </w:tcPr>
           <w:p/>
         </w:tc>
@@ -1511,7 +5339,7 @@
     </w:tbl>
     <w:p>
       <w:pPr>
-        <w:spacing w:after="100"/>
+        <w:spacing w:after="80"/>
       </w:pPr>
     </w:p>
     <w:p>
@@ -1547,7 +5375,7 @@
         <w:tc>
           <w:tcPr>
             <w:tcW w:type="dxa" w:w="2041"/>
-            <w:shd w:fill="D6DCE4"/>
+            <w:shd w:val="clear" w:fill="D6DCE4"/>
           </w:tcPr>
           <w:p>
             <w:pPr>
@@ -1568,7 +5396,7 @@
         <w:tc>
           <w:tcPr>
             <w:tcW w:type="dxa" w:w="1474"/>
-            <w:shd w:fill="D6DCE4"/>
+            <w:shd w:val="clear" w:fill="D6DCE4"/>
           </w:tcPr>
           <w:p>
             <w:pPr>
@@ -1590,7 +5418,7 @@
         <w:tc>
           <w:tcPr>
             <w:tcW w:type="dxa" w:w="1474"/>
-            <w:shd w:fill="D6DCE4"/>
+            <w:shd w:val="clear" w:fill="D6DCE4"/>
           </w:tcPr>
           <w:p>
             <w:pPr>
@@ -1612,7 +5440,7 @@
         <w:tc>
           <w:tcPr>
             <w:tcW w:type="dxa" w:w="1474"/>
-            <w:shd w:fill="D6DCE4"/>
+            <w:shd w:val="clear" w:fill="D6DCE4"/>
           </w:tcPr>
           <w:p>
             <w:pPr>
@@ -1634,7 +5462,7 @@
         <w:tc>
           <w:tcPr>
             <w:tcW w:type="dxa" w:w="1474"/>
-            <w:shd w:fill="D6DCE4"/>
+            <w:shd w:val="clear" w:fill="D6DCE4"/>
           </w:tcPr>
           <w:p>
             <w:pPr>
@@ -1656,7 +5484,7 @@
         <w:tc>
           <w:tcPr>
             <w:tcW w:type="dxa" w:w="1474"/>
-            <w:shd w:fill="D6DCE4"/>
+            <w:shd w:val="clear" w:fill="D6DCE4"/>
           </w:tcPr>
           <w:p>
             <w:pPr>
@@ -1678,7 +5506,7 @@
         <w:tc>
           <w:tcPr>
             <w:tcW w:type="dxa" w:w="1701"/>
-            <w:shd w:fill="D6DCE4"/>
+            <w:shd w:val="clear" w:fill="D6DCE4"/>
           </w:tcPr>
           <w:p>
             <w:pPr>
@@ -1699,8 +5527,8 @@
         </w:tc>
         <w:tc>
           <w:tcPr>
-            <w:tcW w:type="dxa" w:w="3969"/>
-            <w:shd w:fill="D6DCE4"/>
+            <w:tcW w:type="dxa" w:w="4025"/>
+            <w:shd w:val="clear" w:fill="D6DCE4"/>
           </w:tcPr>
           <w:p>
             <w:pPr>
@@ -1765,7 +5593,7 @@
         </w:tc>
         <w:tc>
           <w:tcPr>
-            <w:tcW w:type="dxa" w:w="3969"/>
+            <w:tcW w:type="dxa" w:w="4025"/>
           </w:tcPr>
           <w:p/>
         </w:tc>
@@ -1815,7 +5643,7 @@
         </w:tc>
         <w:tc>
           <w:tcPr>
-            <w:tcW w:type="dxa" w:w="3969"/>
+            <w:tcW w:type="dxa" w:w="4025"/>
           </w:tcPr>
           <w:p/>
         </w:tc>
@@ -1865,7 +5693,7 @@
         </w:tc>
         <w:tc>
           <w:tcPr>
-            <w:tcW w:type="dxa" w:w="3969"/>
+            <w:tcW w:type="dxa" w:w="4025"/>
           </w:tcPr>
           <w:p/>
         </w:tc>
@@ -1873,21 +5701,8 @@
     </w:tbl>
     <w:p>
       <w:pPr>
-        <w:spacing w:after="100"/>
+        <w:spacing w:after="80"/>
       </w:pPr>
-    </w:p>
-    <w:p>
-      <w:pPr>
-        <w:spacing w:after="60" w:before="0"/>
-      </w:pPr>
-      <w:r>
-        <w:rPr>
-          <w:rFonts w:ascii="맑은 고딕" w:hAnsi="맑은 고딕" w:eastAsia="맑은 고딕"/>
-          <w:b/>
-          <w:sz w:val="20"/>
-        </w:rPr>
-        <w:t>이 섹터의 매출은 단가와 물량 중 무엇이 움직이는가  —  근거 숫자를 함께 적는다</w:t>
-      </w:r>
     </w:p>
     <w:tbl>
       <w:tblPr>
@@ -1903,7 +5718,7 @@
         <w:tc>
           <w:tcPr>
             <w:tcW w:type="dxa" w:w="3969"/>
-            <w:shd w:fill="D6DCE4"/>
+            <w:shd w:val="clear" w:fill="D6DCE4"/>
           </w:tcPr>
           <w:p>
             <w:pPr>
@@ -1917,14 +5732,14 @@
                 <w:color w:val="1F2A44"/>
                 <w:sz w:val="18"/>
               </w:rPr>
-              <w:t>판정 (단가 / 물량 / 둘 다)</w:t>
+              <w:t>단가 / 물량 / 둘 다</w:t>
             </w:r>
           </w:p>
         </w:tc>
         <w:tc>
           <w:tcPr>
-            <w:tcW w:type="dxa" w:w="11339"/>
-            <w:shd w:fill="D6DCE4"/>
+            <w:tcW w:type="dxa" w:w="11169"/>
+            <w:shd w:val="clear" w:fill="D6DCE4"/>
           </w:tcPr>
           <w:p>
             <w:pPr>
@@ -1953,7 +5768,7 @@
         </w:tc>
         <w:tc>
           <w:tcPr>
-            <w:tcW w:type="dxa" w:w="11339"/>
+            <w:tcW w:type="dxa" w:w="11169"/>
           </w:tcPr>
           <w:p/>
         </w:tc>
@@ -1963,7 +5778,7 @@
       <w:pPr>
         <w:sectPr>
           <w:pgSz w:w="16838" w:h="11906" w:orient="landscape"/>
-          <w:pgMar w:top="680" w:right="850" w:bottom="680" w:left="850" w:header="720" w:footer="720" w:gutter="0"/>
+          <w:pgMar w:top="624" w:right="850" w:bottom="624" w:left="850" w:header="720" w:footer="720" w:gutter="0"/>
           <w:cols w:space="720"/>
           <w:docGrid w:linePitch="360"/>
         </w:sectPr>
@@ -1980,12 +5795,12 @@
           <w:color w:val="1F2A44"/>
           <w:sz w:val="32"/>
         </w:rPr>
-        <w:t>3.  사이클을 움직이는 변수 3개</w:t>
+        <w:t>Ⅱ-2   사이클을 움직이는 변수 3개</w:t>
       </w:r>
     </w:p>
     <w:p>
       <w:pPr>
-        <w:spacing w:after="140" w:before="0"/>
+        <w:spacing w:after="20" w:before="0"/>
       </w:pPr>
       <w:r>
         <w:rPr>
@@ -1994,8 +5809,95 @@
           <w:color w:val="5A5A5A"/>
           <w:sz w:val="18"/>
         </w:rPr>
-        <w:t>발표 2분  |  담당자 __________  |  산출: 5년 시계열 그래프 3개를 직접 작성한다. 이 파트가 이 과제의 중심이다</w:t>
+        <w:t>발표 2분  |  담당자 __________  |  산출: 5년 시계열 그래프 3개 직접 작성</w:t>
       </w:r>
+    </w:p>
+    <w:p>
+      <w:pPr>
+        <w:spacing w:after="100" w:before="0"/>
+      </w:pPr>
+      <w:r>
+        <w:rPr>
+          <w:rFonts w:ascii="맑은 고딕" w:hAnsi="맑은 고딕" w:eastAsia="맑은 고딕"/>
+          <w:b w:val="0"/>
+          <w:color w:val="5A5A5A"/>
+          <w:sz w:val="18"/>
+        </w:rPr>
+        <w:t>1순위 자료: Ⅰ-5에서 반복 등장한 변수 · ECOS · 무역협회 K-stat · 업종 협회 통계</w:t>
+      </w:r>
+    </w:p>
+    <w:tbl>
+      <w:tblPr>
+        <w:tblStyle w:val="TableGrid"/>
+        <w:tblW w:type="auto" w:w="0"/>
+        <w:tblLook w:firstColumn="1" w:firstRow="1" w:lastColumn="0" w:lastRow="0" w:noHBand="0" w:noVBand="1" w:val="04A0"/>
+      </w:tblPr>
+      <w:tblGrid>
+        <w:gridCol w:w="7569"/>
+        <w:gridCol w:w="7569"/>
+      </w:tblGrid>
+      <w:tr>
+        <w:tc>
+          <w:tcPr>
+            <w:tcW w:type="dxa" w:w="1361"/>
+            <w:shd w:val="clear" w:fill="EEF1F6"/>
+          </w:tcPr>
+          <w:p>
+            <w:pPr>
+              <w:spacing w:after="0" w:before="0"/>
+              <w:jc w:val="center"/>
+            </w:pPr>
+            <w:r/>
+            <w:r>
+              <w:rPr>
+                <w:rFonts w:ascii="맑은 고딕" w:hAnsi="맑은 고딕" w:eastAsia="맑은 고딕"/>
+                <w:b/>
+                <w:color w:val="1F2A44"/>
+                <w:sz w:val="18"/>
+              </w:rPr>
+              <w:t>공부 질문</w:t>
+            </w:r>
+          </w:p>
+        </w:tc>
+        <w:tc>
+          <w:tcPr>
+            <w:tcW w:type="dxa" w:w="13776"/>
+            <w:shd w:val="clear" w:fill="EEF1F6"/>
+          </w:tcPr>
+          <w:p>
+            <w:pPr>
+              <w:spacing w:after="0"/>
+            </w:pPr>
+            <w:r/>
+            <w:r>
+              <w:rPr>
+                <w:rFonts w:ascii="맑은 고딕" w:hAnsi="맑은 고딕" w:eastAsia="맑은 고딕"/>
+                <w:b w:val="0"/>
+                <w:sz w:val="18"/>
+              </w:rPr>
+              <w:t>1.  Ⅰ-5에서 반복해서 등장한 변수 중 무엇을 골랐고, 왜 골랐는가.</w:t>
+            </w:r>
+          </w:p>
+          <w:p>
+            <w:pPr>
+              <w:spacing w:after="0"/>
+            </w:pPr>
+            <w:r>
+              <w:rPr>
+                <w:rFonts w:ascii="맑은 고딕" w:hAnsi="맑은 고딕" w:eastAsia="맑은 고딕"/>
+                <w:b w:val="0"/>
+                <w:sz w:val="18"/>
+              </w:rPr>
+              <w:t>2.  세 변수와 대표사 영업이익률을 겹쳐 그리면 어떤 순서로 움직이는가.</w:t>
+            </w:r>
+          </w:p>
+        </w:tc>
+      </w:tr>
+    </w:tbl>
+    <w:p>
+      <w:pPr>
+        <w:spacing w:after="80"/>
+      </w:pPr>
     </w:p>
     <w:tbl>
       <w:tblPr>
@@ -2015,7 +5917,7 @@
         <w:tc>
           <w:tcPr>
             <w:tcW w:type="dxa" w:w="680"/>
-            <w:shd w:fill="D6DCE4"/>
+            <w:shd w:val="clear" w:fill="D6DCE4"/>
           </w:tcPr>
           <w:p>
             <w:pPr>
@@ -2036,7 +5938,7 @@
         <w:tc>
           <w:tcPr>
             <w:tcW w:type="dxa" w:w="2835"/>
-            <w:shd w:fill="D6DCE4"/>
+            <w:shd w:val="clear" w:fill="D6DCE4"/>
           </w:tcPr>
           <w:p>
             <w:pPr>
@@ -2058,7 +5960,7 @@
         <w:tc>
           <w:tcPr>
             <w:tcW w:type="dxa" w:w="4535"/>
-            <w:shd w:fill="D6DCE4"/>
+            <w:shd w:val="clear" w:fill="D6DCE4"/>
           </w:tcPr>
           <w:p>
             <w:pPr>
@@ -2073,14 +5975,14 @@
                 <w:color w:val="1F2A44"/>
                 <w:sz w:val="18"/>
               </w:rPr>
-              <w:t>왜 이 변수인가</w:t>
+              <w:t>고른 이유</w:t>
             </w:r>
           </w:p>
         </w:tc>
         <w:tc>
           <w:tcPr>
             <w:tcW w:type="dxa" w:w="3118"/>
-            <w:shd w:fill="D6DCE4"/>
+            <w:shd w:val="clear" w:fill="D6DCE4"/>
           </w:tcPr>
           <w:p>
             <w:pPr>
@@ -2102,7 +6004,7 @@
         <w:tc>
           <w:tcPr>
             <w:tcW w:type="dxa" w:w="1701"/>
-            <w:shd w:fill="D6DCE4"/>
+            <w:shd w:val="clear" w:fill="D6DCE4"/>
           </w:tcPr>
           <w:p>
             <w:pPr>
@@ -2123,8 +6025,8 @@
         </w:tc>
         <w:tc>
           <w:tcPr>
-            <w:tcW w:type="dxa" w:w="2438"/>
-            <w:shd w:fill="D6DCE4"/>
+            <w:tcW w:type="dxa" w:w="2268"/>
+            <w:shd w:val="clear" w:fill="D6DCE4"/>
           </w:tcPr>
           <w:p>
             <w:pPr>
@@ -2177,7 +6079,7 @@
         </w:tc>
         <w:tc>
           <w:tcPr>
-            <w:tcW w:type="dxa" w:w="2438"/>
+            <w:tcW w:type="dxa" w:w="2268"/>
           </w:tcPr>
           <w:p/>
         </w:tc>
@@ -2215,7 +6117,7 @@
         </w:tc>
         <w:tc>
           <w:tcPr>
-            <w:tcW w:type="dxa" w:w="2438"/>
+            <w:tcW w:type="dxa" w:w="2268"/>
           </w:tcPr>
           <w:p/>
         </w:tc>
@@ -2253,7 +6155,7 @@
         </w:tc>
         <w:tc>
           <w:tcPr>
-            <w:tcW w:type="dxa" w:w="2438"/>
+            <w:tcW w:type="dxa" w:w="2268"/>
           </w:tcPr>
           <w:p/>
         </w:tc>
@@ -2261,21 +6163,8 @@
     </w:tbl>
     <w:p>
       <w:pPr>
-        <w:spacing w:after="100"/>
+        <w:spacing w:after="80"/>
       </w:pPr>
-    </w:p>
-    <w:p>
-      <w:pPr>
-        <w:spacing w:after="60" w:before="0"/>
-      </w:pPr>
-      <w:r>
-        <w:rPr>
-          <w:rFonts w:ascii="맑은 고딕" w:hAnsi="맑은 고딕" w:eastAsia="맑은 고딕"/>
-          <w:b/>
-          <w:sz w:val="20"/>
-        </w:rPr>
-        <w:t>각 변수의 5년 시계열  —  대표사 영업이익률을 같은 그래프에 겹쳐 그린다</w:t>
-      </w:r>
     </w:p>
     <w:tbl>
       <w:tblPr>
@@ -2290,11 +6179,11 @@
       </w:tblGrid>
       <w:tr>
         <w:trPr>
-          <w:trHeight w:val="3969"/>
+          <w:trHeight w:val="3005"/>
         </w:trPr>
         <w:tc>
           <w:tcPr>
-            <w:tcW w:type="dxa" w:w="5102"/>
+            <w:tcW w:type="dxa" w:w="5046"/>
           </w:tcPr>
           <w:p>
             <w:pPr>
@@ -2309,13 +6198,13 @@
                 <w:color w:val="5A5A5A"/>
                 <w:sz w:val="18"/>
               </w:rPr>
-              <w:t>변수 1 그래프</w:t>
+              <w:t>변수 1 + 대표사 영업이익률</w:t>
             </w:r>
           </w:p>
         </w:tc>
         <w:tc>
           <w:tcPr>
-            <w:tcW w:type="dxa" w:w="5102"/>
+            <w:tcW w:type="dxa" w:w="5046"/>
           </w:tcPr>
           <w:p>
             <w:pPr>
@@ -2330,13 +6219,13 @@
                 <w:color w:val="5A5A5A"/>
                 <w:sz w:val="18"/>
               </w:rPr>
-              <w:t>변수 2 그래프</w:t>
+              <w:t>변수 2 + 대표사 영업이익률</w:t>
             </w:r>
           </w:p>
         </w:tc>
         <w:tc>
           <w:tcPr>
-            <w:tcW w:type="dxa" w:w="5102"/>
+            <w:tcW w:type="dxa" w:w="5046"/>
           </w:tcPr>
           <w:p>
             <w:pPr>
@@ -2351,7 +6240,7 @@
                 <w:color w:val="5A5A5A"/>
                 <w:sz w:val="18"/>
               </w:rPr>
-              <w:t>변수 3 그래프</w:t>
+              <w:t>변수 3 + 대표사 영업이익률</w:t>
             </w:r>
           </w:p>
         </w:tc>
@@ -2359,21 +6248,8 @@
     </w:tbl>
     <w:p>
       <w:pPr>
-        <w:spacing w:after="100"/>
+        <w:spacing w:after="80"/>
       </w:pPr>
-    </w:p>
-    <w:p>
-      <w:pPr>
-        <w:spacing w:after="60" w:before="0"/>
-      </w:pPr>
-      <w:r>
-        <w:rPr>
-          <w:rFonts w:ascii="맑은 고딕" w:hAnsi="맑은 고딕" w:eastAsia="맑은 고딕"/>
-          <w:b/>
-          <w:sz w:val="20"/>
-        </w:rPr>
-        <w:t>세 그래프를 겹쳐 보고 읽은 것을 두 줄로 적는다. 전망이 아니라 관찰을 적는다.</w:t>
-      </w:r>
     </w:p>
     <w:tbl>
       <w:tblPr>
@@ -2387,8 +6263,8 @@
       <w:tr>
         <w:tc>
           <w:tcPr>
-            <w:tcW w:type="dxa" w:w="15307"/>
-            <w:shd w:fill="D6DCE4"/>
+            <w:tcW w:type="dxa" w:w="15137"/>
+            <w:shd w:val="clear" w:fill="D6DCE4"/>
           </w:tcPr>
           <w:p>
             <w:pPr>
@@ -2402,7 +6278,7 @@
                 <w:color w:val="1F2A44"/>
                 <w:sz w:val="18"/>
               </w:rPr>
-              <w:t>관찰</w:t>
+              <w:t>관찰 (두 줄 · 전망이 아니라 관찰)</w:t>
             </w:r>
           </w:p>
         </w:tc>
@@ -2410,15 +6286,7 @@
       <w:tr>
         <w:tc>
           <w:tcPr>
-            <w:tcW w:type="dxa" w:w="15307"/>
-          </w:tcPr>
-          <w:p/>
-        </w:tc>
-      </w:tr>
-      <w:tr>
-        <w:tc>
-          <w:tcPr>
-            <w:tcW w:type="dxa" w:w="15307"/>
+            <w:tcW w:type="dxa" w:w="15137"/>
           </w:tcPr>
           <w:p/>
         </w:tc>
@@ -2428,7 +6296,7 @@
       <w:pPr>
         <w:sectPr>
           <w:pgSz w:w="16838" w:h="11906" w:orient="landscape"/>
-          <w:pgMar w:top="680" w:right="850" w:bottom="680" w:left="850" w:header="720" w:footer="720" w:gutter="0"/>
+          <w:pgMar w:top="624" w:right="850" w:bottom="624" w:left="850" w:header="720" w:footer="720" w:gutter="0"/>
           <w:cols w:space="720"/>
           <w:docGrid w:linePitch="360"/>
         </w:sectPr>
@@ -2445,12 +6313,12 @@
           <w:color w:val="1F2A44"/>
           <w:sz w:val="32"/>
         </w:rPr>
-        <w:t>4.  경쟁 구도</w:t>
+        <w:t>Ⅲ   시장이 지금 기대하고 있는 것</w:t>
       </w:r>
     </w:p>
     <w:p>
       <w:pPr>
-        <w:spacing w:after="140" w:before="0"/>
+        <w:spacing w:after="20" w:before="0"/>
       </w:pPr>
       <w:r>
         <w:rPr>
@@ -2459,20 +6327,7 @@
           <w:color w:val="5A5A5A"/>
           <w:sz w:val="18"/>
         </w:rPr>
-        <w:t>발표 2분  |  담당자 __________  |  산출: 점유율 표 + 진입장벽을 뒷받침하는 숫자 하나</w:t>
-      </w:r>
-    </w:p>
-    <w:p>
-      <w:pPr>
-        <w:spacing w:after="60" w:before="0"/>
-      </w:pPr>
-      <w:r>
-        <w:rPr>
-          <w:rFonts w:ascii="맑은 고딕" w:hAnsi="맑은 고딕" w:eastAsia="맑은 고딕"/>
-          <w:b/>
-          <w:sz w:val="20"/>
-        </w:rPr>
-        <w:t>점유율  (기준 시장을 먼저 정의한다 — 글로벌인지 국내인지, 금액 기준인지 수량 기준인지)</w:t>
+        <w:t>발표 1.5분  |  담당자 __________  |  산출: 산포도 1개 + 컨센서스 변화율 표</w:t>
       </w:r>
     </w:p>
     <w:p>
@@ -2486,7 +6341,7 @@
           <w:color w:val="5A5A5A"/>
           <w:sz w:val="18"/>
         </w:rPr>
-        <w:t>기준 시장 정의 : ________________________________________________</w:t>
+        <w:t>1순위 자료: 팀 스크리닝 시트 · FnGuide 컨센서스</w:t>
       </w:r>
     </w:p>
     <w:tbl>
@@ -2496,39 +6351,14 @@
         <w:tblLook w:firstColumn="1" w:firstRow="1" w:lastColumn="0" w:lastRow="0" w:noHBand="0" w:noVBand="1" w:val="04A0"/>
       </w:tblPr>
       <w:tblGrid>
-        <w:gridCol w:w="2523"/>
-        <w:gridCol w:w="2523"/>
-        <w:gridCol w:w="2523"/>
-        <w:gridCol w:w="2523"/>
-        <w:gridCol w:w="2523"/>
-        <w:gridCol w:w="2523"/>
+        <w:gridCol w:w="7569"/>
+        <w:gridCol w:w="7569"/>
       </w:tblGrid>
       <w:tr>
         <w:tc>
           <w:tcPr>
-            <w:tcW w:type="dxa" w:w="1020"/>
-            <w:shd w:fill="D6DCE4"/>
-          </w:tcPr>
-          <w:p>
-            <w:pPr>
-              <w:spacing w:after="0" w:before="0"/>
-            </w:pPr>
-            <w:r/>
-            <w:r>
-              <w:rPr>
-                <w:rFonts w:ascii="맑은 고딕" w:hAnsi="맑은 고딕" w:eastAsia="맑은 고딕"/>
-                <w:b/>
-                <w:color w:val="1F2A44"/>
-                <w:sz w:val="18"/>
-              </w:rPr>
-              <w:t>순위</w:t>
-            </w:r>
-          </w:p>
-        </w:tc>
-        <w:tc>
-          <w:tcPr>
-            <w:tcW w:type="dxa" w:w="3118"/>
-            <w:shd w:fill="D6DCE4"/>
+            <w:tcW w:type="dxa" w:w="1361"/>
+            <w:shd w:val="clear" w:fill="EEF1F6"/>
           </w:tcPr>
           <w:p>
             <w:pPr>
@@ -2543,404 +6373,42 @@
                 <w:color w:val="1F2A44"/>
                 <w:sz w:val="18"/>
               </w:rPr>
-              <w:t>기업</w:t>
+              <w:t>공부 질문</w:t>
             </w:r>
           </w:p>
         </w:tc>
         <w:tc>
           <w:tcPr>
-            <w:tcW w:type="dxa" w:w="1701"/>
-            <w:shd w:fill="D6DCE4"/>
+            <w:tcW w:type="dxa" w:w="13776"/>
+            <w:shd w:val="clear" w:fill="EEF1F6"/>
           </w:tcPr>
           <w:p>
             <w:pPr>
-              <w:spacing w:after="0" w:before="0"/>
-              <w:jc w:val="center"/>
+              <w:spacing w:after="0"/>
             </w:pPr>
             <w:r/>
             <w:r>
               <w:rPr>
                 <w:rFonts w:ascii="맑은 고딕" w:hAnsi="맑은 고딕" w:eastAsia="맑은 고딕"/>
-                <w:b/>
-                <w:color w:val="1F2A44"/>
+                <w:b w:val="0"/>
                 <w:sz w:val="18"/>
               </w:rPr>
-              <w:t>점유율</w:t>
+              <w:t>1.  시장은 이 섹터의 어느 종목에 가장 높은 배수를 주고 있는가.</w:t>
             </w:r>
           </w:p>
-        </w:tc>
-        <w:tc>
-          <w:tcPr>
-            <w:tcW w:type="dxa" w:w="1984"/>
-            <w:shd w:fill="D6DCE4"/>
-          </w:tcPr>
           <w:p>
             <w:pPr>
-              <w:spacing w:after="0" w:before="0"/>
-              <w:jc w:val="center"/>
+              <w:spacing w:after="0"/>
             </w:pPr>
-            <w:r/>
             <w:r>
               <w:rPr>
                 <w:rFonts w:ascii="맑은 고딕" w:hAnsi="맑은 고딕" w:eastAsia="맑은 고딕"/>
-                <w:b/>
-                <w:color w:val="1F2A44"/>
+                <w:b w:val="0"/>
                 <w:sz w:val="18"/>
               </w:rPr>
-              <w:t>전년 대비</w:t>
+              <w:t>2.  Ⅰ-3에서 마진이 높았던 단계의 종목이 배수도 높은가.</w:t>
             </w:r>
           </w:p>
-        </w:tc>
-        <w:tc>
-          <w:tcPr>
-            <w:tcW w:type="dxa" w:w="3118"/>
-            <w:shd w:fill="D6DCE4"/>
-          </w:tcPr>
-          <w:p>
-            <w:pPr>
-              <w:spacing w:after="0" w:before="0"/>
-              <w:jc w:val="center"/>
-            </w:pPr>
-            <w:r/>
-            <w:r>
-              <w:rPr>
-                <w:rFonts w:ascii="맑은 고딕" w:hAnsi="맑은 고딕" w:eastAsia="맑은 고딕"/>
-                <w:b/>
-                <w:color w:val="1F2A44"/>
-                <w:sz w:val="18"/>
-              </w:rPr>
-              <w:t>상장 여부 · 국가</w:t>
-            </w:r>
-          </w:p>
-        </w:tc>
-        <w:tc>
-          <w:tcPr>
-            <w:tcW w:type="dxa" w:w="4365"/>
-            <w:shd w:fill="D6DCE4"/>
-          </w:tcPr>
-          <w:p>
-            <w:pPr>
-              <w:spacing w:after="0" w:before="0"/>
-              <w:jc w:val="center"/>
-            </w:pPr>
-            <w:r/>
-            <w:r>
-              <w:rPr>
-                <w:rFonts w:ascii="맑은 고딕" w:hAnsi="맑은 고딕" w:eastAsia="맑은 고딕"/>
-                <w:b/>
-                <w:color w:val="1F2A44"/>
-                <w:sz w:val="18"/>
-              </w:rPr>
-              <w:t>출처 · 기준일</w:t>
-            </w:r>
-          </w:p>
-        </w:tc>
-      </w:tr>
-      <w:tr>
-        <w:tc>
-          <w:tcPr>
-            <w:tcW w:type="dxa" w:w="1020"/>
-          </w:tcPr>
-          <w:p/>
-        </w:tc>
-        <w:tc>
-          <w:tcPr>
-            <w:tcW w:type="dxa" w:w="3118"/>
-          </w:tcPr>
-          <w:p/>
-        </w:tc>
-        <w:tc>
-          <w:tcPr>
-            <w:tcW w:type="dxa" w:w="1701"/>
-          </w:tcPr>
-          <w:p/>
-        </w:tc>
-        <w:tc>
-          <w:tcPr>
-            <w:tcW w:type="dxa" w:w="1984"/>
-          </w:tcPr>
-          <w:p/>
-        </w:tc>
-        <w:tc>
-          <w:tcPr>
-            <w:tcW w:type="dxa" w:w="3118"/>
-          </w:tcPr>
-          <w:p/>
-        </w:tc>
-        <w:tc>
-          <w:tcPr>
-            <w:tcW w:type="dxa" w:w="4365"/>
-          </w:tcPr>
-          <w:p/>
-        </w:tc>
-      </w:tr>
-      <w:tr>
-        <w:tc>
-          <w:tcPr>
-            <w:tcW w:type="dxa" w:w="1020"/>
-          </w:tcPr>
-          <w:p/>
-        </w:tc>
-        <w:tc>
-          <w:tcPr>
-            <w:tcW w:type="dxa" w:w="3118"/>
-          </w:tcPr>
-          <w:p/>
-        </w:tc>
-        <w:tc>
-          <w:tcPr>
-            <w:tcW w:type="dxa" w:w="1701"/>
-          </w:tcPr>
-          <w:p/>
-        </w:tc>
-        <w:tc>
-          <w:tcPr>
-            <w:tcW w:type="dxa" w:w="1984"/>
-          </w:tcPr>
-          <w:p/>
-        </w:tc>
-        <w:tc>
-          <w:tcPr>
-            <w:tcW w:type="dxa" w:w="3118"/>
-          </w:tcPr>
-          <w:p/>
-        </w:tc>
-        <w:tc>
-          <w:tcPr>
-            <w:tcW w:type="dxa" w:w="4365"/>
-          </w:tcPr>
-          <w:p/>
-        </w:tc>
-      </w:tr>
-      <w:tr>
-        <w:tc>
-          <w:tcPr>
-            <w:tcW w:type="dxa" w:w="1020"/>
-          </w:tcPr>
-          <w:p/>
-        </w:tc>
-        <w:tc>
-          <w:tcPr>
-            <w:tcW w:type="dxa" w:w="3118"/>
-          </w:tcPr>
-          <w:p/>
-        </w:tc>
-        <w:tc>
-          <w:tcPr>
-            <w:tcW w:type="dxa" w:w="1701"/>
-          </w:tcPr>
-          <w:p/>
-        </w:tc>
-        <w:tc>
-          <w:tcPr>
-            <w:tcW w:type="dxa" w:w="1984"/>
-          </w:tcPr>
-          <w:p/>
-        </w:tc>
-        <w:tc>
-          <w:tcPr>
-            <w:tcW w:type="dxa" w:w="3118"/>
-          </w:tcPr>
-          <w:p/>
-        </w:tc>
-        <w:tc>
-          <w:tcPr>
-            <w:tcW w:type="dxa" w:w="4365"/>
-          </w:tcPr>
-          <w:p/>
-        </w:tc>
-      </w:tr>
-      <w:tr>
-        <w:tc>
-          <w:tcPr>
-            <w:tcW w:type="dxa" w:w="1020"/>
-          </w:tcPr>
-          <w:p/>
-        </w:tc>
-        <w:tc>
-          <w:tcPr>
-            <w:tcW w:type="dxa" w:w="3118"/>
-          </w:tcPr>
-          <w:p/>
-        </w:tc>
-        <w:tc>
-          <w:tcPr>
-            <w:tcW w:type="dxa" w:w="1701"/>
-          </w:tcPr>
-          <w:p/>
-        </w:tc>
-        <w:tc>
-          <w:tcPr>
-            <w:tcW w:type="dxa" w:w="1984"/>
-          </w:tcPr>
-          <w:p/>
-        </w:tc>
-        <w:tc>
-          <w:tcPr>
-            <w:tcW w:type="dxa" w:w="3118"/>
-          </w:tcPr>
-          <w:p/>
-        </w:tc>
-        <w:tc>
-          <w:tcPr>
-            <w:tcW w:type="dxa" w:w="4365"/>
-          </w:tcPr>
-          <w:p/>
-        </w:tc>
-      </w:tr>
-      <w:tr>
-        <w:tc>
-          <w:tcPr>
-            <w:tcW w:type="dxa" w:w="1020"/>
-          </w:tcPr>
-          <w:p/>
-        </w:tc>
-        <w:tc>
-          <w:tcPr>
-            <w:tcW w:type="dxa" w:w="3118"/>
-          </w:tcPr>
-          <w:p/>
-        </w:tc>
-        <w:tc>
-          <w:tcPr>
-            <w:tcW w:type="dxa" w:w="1701"/>
-          </w:tcPr>
-          <w:p/>
-        </w:tc>
-        <w:tc>
-          <w:tcPr>
-            <w:tcW w:type="dxa" w:w="1984"/>
-          </w:tcPr>
-          <w:p/>
-        </w:tc>
-        <w:tc>
-          <w:tcPr>
-            <w:tcW w:type="dxa" w:w="3118"/>
-          </w:tcPr>
-          <w:p/>
-        </w:tc>
-        <w:tc>
-          <w:tcPr>
-            <w:tcW w:type="dxa" w:w="4365"/>
-          </w:tcPr>
-          <w:p/>
-        </w:tc>
-      </w:tr>
-    </w:tbl>
-    <w:p>
-      <w:pPr>
-        <w:spacing w:after="100"/>
-      </w:pPr>
-    </w:p>
-    <w:p>
-      <w:pPr>
-        <w:spacing w:after="60" w:before="0"/>
-      </w:pPr>
-      <w:r>
-        <w:rPr>
-          <w:rFonts w:ascii="맑은 고딕" w:hAnsi="맑은 고딕" w:eastAsia="맑은 고딕"/>
-          <w:b/>
-          <w:sz w:val="20"/>
-        </w:rPr>
-        <w:t>진입장벽</w:t>
-      </w:r>
-    </w:p>
-    <w:tbl>
-      <w:tblPr>
-        <w:tblStyle w:val="TableGrid"/>
-        <w:tblW w:type="auto" w:w="0"/>
-        <w:tblLook w:firstColumn="1" w:firstRow="1" w:lastColumn="0" w:lastRow="0" w:noHBand="0" w:noVBand="1" w:val="04A0"/>
-      </w:tblPr>
-      <w:tblGrid>
-        <w:gridCol w:w="5046"/>
-        <w:gridCol w:w="5046"/>
-        <w:gridCol w:w="5046"/>
-      </w:tblGrid>
-      <w:tr>
-        <w:tc>
-          <w:tcPr>
-            <w:tcW w:type="dxa" w:w="6236"/>
-            <w:shd w:fill="D6DCE4"/>
-          </w:tcPr>
-          <w:p>
-            <w:pPr>
-              <w:spacing w:after="0" w:before="0"/>
-            </w:pPr>
-            <w:r/>
-            <w:r>
-              <w:rPr>
-                <w:rFonts w:ascii="맑은 고딕" w:hAnsi="맑은 고딕" w:eastAsia="맑은 고딕"/>
-                <w:b/>
-                <w:color w:val="1F2A44"/>
-                <w:sz w:val="18"/>
-              </w:rPr>
-              <w:t>진입장벽은 무엇인가 (한 문장)</w:t>
-            </w:r>
-          </w:p>
-        </w:tc>
-        <w:tc>
-          <w:tcPr>
-            <w:tcW w:type="dxa" w:w="5669"/>
-            <w:shd w:fill="D6DCE4"/>
-          </w:tcPr>
-          <w:p>
-            <w:pPr>
-              <w:spacing w:after="0" w:before="0"/>
-              <w:jc w:val="center"/>
-            </w:pPr>
-            <w:r/>
-            <w:r>
-              <w:rPr>
-                <w:rFonts w:ascii="맑은 고딕" w:hAnsi="맑은 고딕" w:eastAsia="맑은 고딕"/>
-                <w:b/>
-                <w:color w:val="1F2A44"/>
-                <w:sz w:val="18"/>
-              </w:rPr>
-              <w:t>그것을 뒷받침하는 숫자 하나</w:t>
-            </w:r>
-          </w:p>
-        </w:tc>
-        <w:tc>
-          <w:tcPr>
-            <w:tcW w:type="dxa" w:w="3402"/>
-            <w:shd w:fill="D6DCE4"/>
-          </w:tcPr>
-          <w:p>
-            <w:pPr>
-              <w:spacing w:after="0" w:before="0"/>
-              <w:jc w:val="center"/>
-            </w:pPr>
-            <w:r/>
-            <w:r>
-              <w:rPr>
-                <w:rFonts w:ascii="맑은 고딕" w:hAnsi="맑은 고딕" w:eastAsia="맑은 고딕"/>
-                <w:b/>
-                <w:color w:val="1F2A44"/>
-                <w:sz w:val="18"/>
-              </w:rPr>
-              <w:t>출처</w:t>
-            </w:r>
-          </w:p>
-        </w:tc>
-      </w:tr>
-      <w:tr>
-        <w:tc>
-          <w:tcPr>
-            <w:tcW w:type="dxa" w:w="6236"/>
-          </w:tcPr>
-          <w:p/>
-        </w:tc>
-        <w:tc>
-          <w:tcPr>
-            <w:tcW w:type="dxa" w:w="5669"/>
-          </w:tcPr>
-          <w:p/>
-        </w:tc>
-        <w:tc>
-          <w:tcPr>
-            <w:tcW w:type="dxa" w:w="3402"/>
-          </w:tcPr>
-          <w:p/>
         </w:tc>
       </w:tr>
     </w:tbl>
@@ -2948,71 +6416,6 @@
       <w:pPr>
         <w:spacing w:after="80"/>
       </w:pPr>
-    </w:p>
-    <w:p>
-      <w:pPr>
-        <w:spacing w:after="0" w:before="0"/>
-      </w:pPr>
-      <w:r>
-        <w:rPr>
-          <w:rFonts w:ascii="맑은 고딕" w:hAnsi="맑은 고딕" w:eastAsia="맑은 고딕"/>
-          <w:b w:val="0"/>
-          <w:color w:val="5A5A5A"/>
-          <w:sz w:val="18"/>
-        </w:rPr>
-        <w:t>설비 투자액 · 인증 소요기간 · 고객 전환비용 · 특허 건수 중 하나를 고른다. 숫자가 없으면 진입장벽이 있다고 쓰지 않는다.</w:t>
-      </w:r>
-    </w:p>
-    <w:p>
-      <w:pPr>
-        <w:sectPr>
-          <w:pgSz w:w="16838" w:h="11906" w:orient="landscape"/>
-          <w:pgMar w:top="680" w:right="850" w:bottom="680" w:left="850" w:header="720" w:footer="720" w:gutter="0"/>
-          <w:cols w:space="720"/>
-          <w:docGrid w:linePitch="360"/>
-        </w:sectPr>
-      </w:pPr>
-    </w:p>
-    <w:p>
-      <w:pPr>
-        <w:spacing w:after="20" w:before="0"/>
-      </w:pPr>
-      <w:r>
-        <w:rPr>
-          <w:rFonts w:ascii="맑은 고딕" w:hAnsi="맑은 고딕" w:eastAsia="맑은 고딕"/>
-          <w:b/>
-          <w:color w:val="1F2A44"/>
-          <w:sz w:val="32"/>
-        </w:rPr>
-        <w:t>5.  시장이 지금 기대하고 있는 것</w:t>
-      </w:r>
-    </w:p>
-    <w:p>
-      <w:pPr>
-        <w:spacing w:after="140" w:before="0"/>
-      </w:pPr>
-      <w:r>
-        <w:rPr>
-          <w:rFonts w:ascii="맑은 고딕" w:hAnsi="맑은 고딕" w:eastAsia="맑은 고딕"/>
-          <w:b w:val="0"/>
-          <w:color w:val="5A5A5A"/>
-          <w:sz w:val="18"/>
-        </w:rPr>
-        <w:t>발표 2분  |  담당자 __________  |  산출: 산포도 1개 + 컨센서스 변화율 표. 스크리닝 시트에서 대부분 나온다</w:t>
-      </w:r>
-    </w:p>
-    <w:p>
-      <w:pPr>
-        <w:spacing w:after="60" w:before="0"/>
-      </w:pPr>
-      <w:r>
-        <w:rPr>
-          <w:rFonts w:ascii="맑은 고딕" w:hAnsi="맑은 고딕" w:eastAsia="맑은 고딕"/>
-          <w:b/>
-          <w:sz w:val="20"/>
-        </w:rPr>
-        <w:t>섹터 전 종목 산포도  —  가로축 12M Fwd PER, 세로축 ROE</w:t>
-      </w:r>
     </w:p>
     <w:tbl>
       <w:tblPr>
@@ -3025,11 +6428,11 @@
       </w:tblGrid>
       <w:tr>
         <w:trPr>
-          <w:trHeight w:val="4252"/>
+          <w:trHeight w:val="3288"/>
         </w:trPr>
         <w:tc>
           <w:tcPr>
-            <w:tcW w:type="dxa" w:w="15307"/>
+            <w:tcW w:type="dxa" w:w="15137"/>
           </w:tcPr>
           <w:p>
             <w:pPr>
@@ -3044,7 +6447,7 @@
                 <w:color w:val="5A5A5A"/>
                 <w:sz w:val="18"/>
               </w:rPr>
-              <w:t>산포도를 여기에 붙인다 (종목명 라벨 포함)</w:t>
+              <w:t>산포도  —  가로축 12M Fwd PER, 세로축 ROE, 종목명 라벨 포함. 밸류체인 단계별로 색을 나눈다</w:t>
             </w:r>
           </w:p>
         </w:tc>
@@ -3052,21 +6455,8 @@
     </w:tbl>
     <w:p>
       <w:pPr>
-        <w:spacing w:after="100"/>
+        <w:spacing w:after="80"/>
       </w:pPr>
-    </w:p>
-    <w:p>
-      <w:pPr>
-        <w:spacing w:after="60" w:before="0"/>
-      </w:pPr>
-      <w:r>
-        <w:rPr>
-          <w:rFonts w:ascii="맑은 고딕" w:hAnsi="맑은 고딕" w:eastAsia="맑은 고딕"/>
-          <w:b/>
-          <w:sz w:val="20"/>
-        </w:rPr>
-        <w:t>컨센서스 변화  —  1년 전 대비 2026(E) 영업이익 전망치 변화율 상하위 3종목</w:t>
-      </w:r>
     </w:p>
     <w:tbl>
       <w:tblPr>
@@ -3087,8 +6477,8 @@
       <w:tr>
         <w:tc>
           <w:tcPr>
-            <w:tcW w:type="dxa" w:w="1701"/>
-            <w:shd w:fill="D6DCE4"/>
+            <w:tcW w:type="dxa" w:w="1474"/>
+            <w:shd w:val="clear" w:fill="D6DCE4"/>
           </w:tcPr>
           <w:p>
             <w:pPr>
@@ -3108,8 +6498,8 @@
         </w:tc>
         <w:tc>
           <w:tcPr>
-            <w:tcW w:type="dxa" w:w="2551"/>
-            <w:shd w:fill="D6DCE4"/>
+            <w:tcW w:type="dxa" w:w="2268"/>
+            <w:shd w:val="clear" w:fill="D6DCE4"/>
           </w:tcPr>
           <w:p>
             <w:pPr>
@@ -3130,8 +6520,30 @@
         </w:tc>
         <w:tc>
           <w:tcPr>
-            <w:tcW w:type="dxa" w:w="1984"/>
-            <w:shd w:fill="D6DCE4"/>
+            <w:tcW w:type="dxa" w:w="2041"/>
+            <w:shd w:val="clear" w:fill="D6DCE4"/>
+          </w:tcPr>
+          <w:p>
+            <w:pPr>
+              <w:spacing w:after="0" w:before="0"/>
+              <w:jc w:val="center"/>
+            </w:pPr>
+            <w:r/>
+            <w:r>
+              <w:rPr>
+                <w:rFonts w:ascii="맑은 고딕" w:hAnsi="맑은 고딕" w:eastAsia="맑은 고딕"/>
+                <w:b/>
+                <w:color w:val="1F2A44"/>
+                <w:sz w:val="18"/>
+              </w:rPr>
+              <w:t>밸류체인 단계</w:t>
+            </w:r>
+          </w:p>
+        </w:tc>
+        <w:tc>
+          <w:tcPr>
+            <w:tcW w:type="dxa" w:w="1814"/>
+            <w:shd w:val="clear" w:fill="D6DCE4"/>
           </w:tcPr>
           <w:p>
             <w:pPr>
@@ -3152,8 +6564,8 @@
         </w:tc>
         <w:tc>
           <w:tcPr>
-            <w:tcW w:type="dxa" w:w="1984"/>
-            <w:shd w:fill="D6DCE4"/>
+            <w:tcW w:type="dxa" w:w="1814"/>
+            <w:shd w:val="clear" w:fill="D6DCE4"/>
           </w:tcPr>
           <w:p>
             <w:pPr>
@@ -3174,8 +6586,8 @@
         </w:tc>
         <w:tc>
           <w:tcPr>
-            <w:tcW w:type="dxa" w:w="1701"/>
-            <w:shd w:fill="D6DCE4"/>
+            <w:tcW w:type="dxa" w:w="1474"/>
+            <w:shd w:val="clear" w:fill="D6DCE4"/>
           </w:tcPr>
           <w:p>
             <w:pPr>
@@ -3196,8 +6608,8 @@
         </w:tc>
         <w:tc>
           <w:tcPr>
-            <w:tcW w:type="dxa" w:w="1984"/>
-            <w:shd w:fill="D6DCE4"/>
+            <w:tcW w:type="dxa" w:w="1701"/>
+            <w:shd w:val="clear" w:fill="D6DCE4"/>
           </w:tcPr>
           <w:p>
             <w:pPr>
@@ -3218,30 +6630,8 @@
         </w:tc>
         <w:tc>
           <w:tcPr>
-            <w:tcW w:type="dxa" w:w="1417"/>
-            <w:shd w:fill="D6DCE4"/>
-          </w:tcPr>
-          <w:p>
-            <w:pPr>
-              <w:spacing w:after="0" w:before="0"/>
-              <w:jc w:val="center"/>
-            </w:pPr>
-            <w:r/>
-            <w:r>
-              <w:rPr>
-                <w:rFonts w:ascii="맑은 고딕" w:hAnsi="맑은 고딕" w:eastAsia="맑은 고딕"/>
-                <w:b/>
-                <w:color w:val="1F2A44"/>
-                <w:sz w:val="18"/>
-              </w:rPr>
-              <w:t>PBR</w:t>
-            </w:r>
-          </w:p>
-        </w:tc>
-        <w:tc>
-          <w:tcPr>
             <w:tcW w:type="dxa" w:w="2551"/>
-            <w:shd w:fill="D6DCE4"/>
+            <w:shd w:val="clear" w:fill="D6DCE4"/>
           </w:tcPr>
           <w:p>
             <w:pPr>
@@ -3264,43 +6654,58 @@
       <w:tr>
         <w:tc>
           <w:tcPr>
+            <w:tcW w:type="dxa" w:w="1474"/>
+            <w:shd w:val="clear" w:fill="F2F2F2"/>
+          </w:tcPr>
+          <w:p>
+            <w:pPr>
+              <w:spacing w:after="0" w:before="0"/>
+            </w:pPr>
+            <w:r/>
+            <w:r>
+              <w:rPr>
+                <w:rFonts w:ascii="맑은 고딕" w:hAnsi="맑은 고딕" w:eastAsia="맑은 고딕"/>
+                <w:b/>
+                <w:color w:val="1F2A44"/>
+                <w:sz w:val="18"/>
+              </w:rPr>
+              <w:t>상향 1</w:t>
+            </w:r>
+          </w:p>
+        </w:tc>
+        <w:tc>
+          <w:tcPr>
+            <w:tcW w:type="dxa" w:w="2268"/>
+          </w:tcPr>
+          <w:p/>
+        </w:tc>
+        <w:tc>
+          <w:tcPr>
+            <w:tcW w:type="dxa" w:w="2041"/>
+          </w:tcPr>
+          <w:p/>
+        </w:tc>
+        <w:tc>
+          <w:tcPr>
+            <w:tcW w:type="dxa" w:w="1814"/>
+          </w:tcPr>
+          <w:p/>
+        </w:tc>
+        <w:tc>
+          <w:tcPr>
+            <w:tcW w:type="dxa" w:w="1814"/>
+          </w:tcPr>
+          <w:p/>
+        </w:tc>
+        <w:tc>
+          <w:tcPr>
+            <w:tcW w:type="dxa" w:w="1474"/>
+          </w:tcPr>
+          <w:p/>
+        </w:tc>
+        <w:tc>
+          <w:tcPr>
             <w:tcW w:type="dxa" w:w="1701"/>
-          </w:tcPr>
-          <w:p/>
-        </w:tc>
-        <w:tc>
-          <w:tcPr>
-            <w:tcW w:type="dxa" w:w="2551"/>
-          </w:tcPr>
-          <w:p/>
-        </w:tc>
-        <w:tc>
-          <w:tcPr>
-            <w:tcW w:type="dxa" w:w="1984"/>
-          </w:tcPr>
-          <w:p/>
-        </w:tc>
-        <w:tc>
-          <w:tcPr>
-            <w:tcW w:type="dxa" w:w="1984"/>
-          </w:tcPr>
-          <w:p/>
-        </w:tc>
-        <w:tc>
-          <w:tcPr>
-            <w:tcW w:type="dxa" w:w="1701"/>
-          </w:tcPr>
-          <w:p/>
-        </w:tc>
-        <w:tc>
-          <w:tcPr>
-            <w:tcW w:type="dxa" w:w="1984"/>
-          </w:tcPr>
-          <w:p/>
-        </w:tc>
-        <w:tc>
-          <w:tcPr>
-            <w:tcW w:type="dxa" w:w="1417"/>
           </w:tcPr>
           <w:p/>
         </w:tc>
@@ -3314,43 +6719,58 @@
       <w:tr>
         <w:tc>
           <w:tcPr>
+            <w:tcW w:type="dxa" w:w="1474"/>
+            <w:shd w:val="clear" w:fill="F2F2F2"/>
+          </w:tcPr>
+          <w:p>
+            <w:pPr>
+              <w:spacing w:after="0" w:before="0"/>
+            </w:pPr>
+            <w:r/>
+            <w:r>
+              <w:rPr>
+                <w:rFonts w:ascii="맑은 고딕" w:hAnsi="맑은 고딕" w:eastAsia="맑은 고딕"/>
+                <w:b/>
+                <w:color w:val="1F2A44"/>
+                <w:sz w:val="18"/>
+              </w:rPr>
+              <w:t>상향 2</w:t>
+            </w:r>
+          </w:p>
+        </w:tc>
+        <w:tc>
+          <w:tcPr>
+            <w:tcW w:type="dxa" w:w="2268"/>
+          </w:tcPr>
+          <w:p/>
+        </w:tc>
+        <w:tc>
+          <w:tcPr>
+            <w:tcW w:type="dxa" w:w="2041"/>
+          </w:tcPr>
+          <w:p/>
+        </w:tc>
+        <w:tc>
+          <w:tcPr>
+            <w:tcW w:type="dxa" w:w="1814"/>
+          </w:tcPr>
+          <w:p/>
+        </w:tc>
+        <w:tc>
+          <w:tcPr>
+            <w:tcW w:type="dxa" w:w="1814"/>
+          </w:tcPr>
+          <w:p/>
+        </w:tc>
+        <w:tc>
+          <w:tcPr>
+            <w:tcW w:type="dxa" w:w="1474"/>
+          </w:tcPr>
+          <w:p/>
+        </w:tc>
+        <w:tc>
+          <w:tcPr>
             <w:tcW w:type="dxa" w:w="1701"/>
-          </w:tcPr>
-          <w:p/>
-        </w:tc>
-        <w:tc>
-          <w:tcPr>
-            <w:tcW w:type="dxa" w:w="2551"/>
-          </w:tcPr>
-          <w:p/>
-        </w:tc>
-        <w:tc>
-          <w:tcPr>
-            <w:tcW w:type="dxa" w:w="1984"/>
-          </w:tcPr>
-          <w:p/>
-        </w:tc>
-        <w:tc>
-          <w:tcPr>
-            <w:tcW w:type="dxa" w:w="1984"/>
-          </w:tcPr>
-          <w:p/>
-        </w:tc>
-        <w:tc>
-          <w:tcPr>
-            <w:tcW w:type="dxa" w:w="1701"/>
-          </w:tcPr>
-          <w:p/>
-        </w:tc>
-        <w:tc>
-          <w:tcPr>
-            <w:tcW w:type="dxa" w:w="1984"/>
-          </w:tcPr>
-          <w:p/>
-        </w:tc>
-        <w:tc>
-          <w:tcPr>
-            <w:tcW w:type="dxa" w:w="1417"/>
           </w:tcPr>
           <w:p/>
         </w:tc>
@@ -3364,43 +6784,58 @@
       <w:tr>
         <w:tc>
           <w:tcPr>
+            <w:tcW w:type="dxa" w:w="1474"/>
+            <w:shd w:val="clear" w:fill="F2F2F2"/>
+          </w:tcPr>
+          <w:p>
+            <w:pPr>
+              <w:spacing w:after="0" w:before="0"/>
+            </w:pPr>
+            <w:r/>
+            <w:r>
+              <w:rPr>
+                <w:rFonts w:ascii="맑은 고딕" w:hAnsi="맑은 고딕" w:eastAsia="맑은 고딕"/>
+                <w:b/>
+                <w:color w:val="1F2A44"/>
+                <w:sz w:val="18"/>
+              </w:rPr>
+              <w:t>하향 1</w:t>
+            </w:r>
+          </w:p>
+        </w:tc>
+        <w:tc>
+          <w:tcPr>
+            <w:tcW w:type="dxa" w:w="2268"/>
+          </w:tcPr>
+          <w:p/>
+        </w:tc>
+        <w:tc>
+          <w:tcPr>
+            <w:tcW w:type="dxa" w:w="2041"/>
+          </w:tcPr>
+          <w:p/>
+        </w:tc>
+        <w:tc>
+          <w:tcPr>
+            <w:tcW w:type="dxa" w:w="1814"/>
+          </w:tcPr>
+          <w:p/>
+        </w:tc>
+        <w:tc>
+          <w:tcPr>
+            <w:tcW w:type="dxa" w:w="1814"/>
+          </w:tcPr>
+          <w:p/>
+        </w:tc>
+        <w:tc>
+          <w:tcPr>
+            <w:tcW w:type="dxa" w:w="1474"/>
+          </w:tcPr>
+          <w:p/>
+        </w:tc>
+        <w:tc>
+          <w:tcPr>
             <w:tcW w:type="dxa" w:w="1701"/>
-          </w:tcPr>
-          <w:p/>
-        </w:tc>
-        <w:tc>
-          <w:tcPr>
-            <w:tcW w:type="dxa" w:w="2551"/>
-          </w:tcPr>
-          <w:p/>
-        </w:tc>
-        <w:tc>
-          <w:tcPr>
-            <w:tcW w:type="dxa" w:w="1984"/>
-          </w:tcPr>
-          <w:p/>
-        </w:tc>
-        <w:tc>
-          <w:tcPr>
-            <w:tcW w:type="dxa" w:w="1984"/>
-          </w:tcPr>
-          <w:p/>
-        </w:tc>
-        <w:tc>
-          <w:tcPr>
-            <w:tcW w:type="dxa" w:w="1701"/>
-          </w:tcPr>
-          <w:p/>
-        </w:tc>
-        <w:tc>
-          <w:tcPr>
-            <w:tcW w:type="dxa" w:w="1984"/>
-          </w:tcPr>
-          <w:p/>
-        </w:tc>
-        <w:tc>
-          <w:tcPr>
-            <w:tcW w:type="dxa" w:w="1417"/>
           </w:tcPr>
           <w:p/>
         </w:tc>
@@ -3414,143 +6849,58 @@
       <w:tr>
         <w:tc>
           <w:tcPr>
+            <w:tcW w:type="dxa" w:w="1474"/>
+            <w:shd w:val="clear" w:fill="F2F2F2"/>
+          </w:tcPr>
+          <w:p>
+            <w:pPr>
+              <w:spacing w:after="0" w:before="0"/>
+            </w:pPr>
+            <w:r/>
+            <w:r>
+              <w:rPr>
+                <w:rFonts w:ascii="맑은 고딕" w:hAnsi="맑은 고딕" w:eastAsia="맑은 고딕"/>
+                <w:b/>
+                <w:color w:val="1F2A44"/>
+                <w:sz w:val="18"/>
+              </w:rPr>
+              <w:t>하향 2</w:t>
+            </w:r>
+          </w:p>
+        </w:tc>
+        <w:tc>
+          <w:tcPr>
+            <w:tcW w:type="dxa" w:w="2268"/>
+          </w:tcPr>
+          <w:p/>
+        </w:tc>
+        <w:tc>
+          <w:tcPr>
+            <w:tcW w:type="dxa" w:w="2041"/>
+          </w:tcPr>
+          <w:p/>
+        </w:tc>
+        <w:tc>
+          <w:tcPr>
+            <w:tcW w:type="dxa" w:w="1814"/>
+          </w:tcPr>
+          <w:p/>
+        </w:tc>
+        <w:tc>
+          <w:tcPr>
+            <w:tcW w:type="dxa" w:w="1814"/>
+          </w:tcPr>
+          <w:p/>
+        </w:tc>
+        <w:tc>
+          <w:tcPr>
+            <w:tcW w:type="dxa" w:w="1474"/>
+          </w:tcPr>
+          <w:p/>
+        </w:tc>
+        <w:tc>
+          <w:tcPr>
             <w:tcW w:type="dxa" w:w="1701"/>
-          </w:tcPr>
-          <w:p/>
-        </w:tc>
-        <w:tc>
-          <w:tcPr>
-            <w:tcW w:type="dxa" w:w="2551"/>
-          </w:tcPr>
-          <w:p/>
-        </w:tc>
-        <w:tc>
-          <w:tcPr>
-            <w:tcW w:type="dxa" w:w="1984"/>
-          </w:tcPr>
-          <w:p/>
-        </w:tc>
-        <w:tc>
-          <w:tcPr>
-            <w:tcW w:type="dxa" w:w="1984"/>
-          </w:tcPr>
-          <w:p/>
-        </w:tc>
-        <w:tc>
-          <w:tcPr>
-            <w:tcW w:type="dxa" w:w="1701"/>
-          </w:tcPr>
-          <w:p/>
-        </w:tc>
-        <w:tc>
-          <w:tcPr>
-            <w:tcW w:type="dxa" w:w="1984"/>
-          </w:tcPr>
-          <w:p/>
-        </w:tc>
-        <w:tc>
-          <w:tcPr>
-            <w:tcW w:type="dxa" w:w="1417"/>
-          </w:tcPr>
-          <w:p/>
-        </w:tc>
-        <w:tc>
-          <w:tcPr>
-            <w:tcW w:type="dxa" w:w="2551"/>
-          </w:tcPr>
-          <w:p/>
-        </w:tc>
-      </w:tr>
-      <w:tr>
-        <w:tc>
-          <w:tcPr>
-            <w:tcW w:type="dxa" w:w="1701"/>
-          </w:tcPr>
-          <w:p/>
-        </w:tc>
-        <w:tc>
-          <w:tcPr>
-            <w:tcW w:type="dxa" w:w="2551"/>
-          </w:tcPr>
-          <w:p/>
-        </w:tc>
-        <w:tc>
-          <w:tcPr>
-            <w:tcW w:type="dxa" w:w="1984"/>
-          </w:tcPr>
-          <w:p/>
-        </w:tc>
-        <w:tc>
-          <w:tcPr>
-            <w:tcW w:type="dxa" w:w="1984"/>
-          </w:tcPr>
-          <w:p/>
-        </w:tc>
-        <w:tc>
-          <w:tcPr>
-            <w:tcW w:type="dxa" w:w="1701"/>
-          </w:tcPr>
-          <w:p/>
-        </w:tc>
-        <w:tc>
-          <w:tcPr>
-            <w:tcW w:type="dxa" w:w="1984"/>
-          </w:tcPr>
-          <w:p/>
-        </w:tc>
-        <w:tc>
-          <w:tcPr>
-            <w:tcW w:type="dxa" w:w="1417"/>
-          </w:tcPr>
-          <w:p/>
-        </w:tc>
-        <w:tc>
-          <w:tcPr>
-            <w:tcW w:type="dxa" w:w="2551"/>
-          </w:tcPr>
-          <w:p/>
-        </w:tc>
-      </w:tr>
-      <w:tr>
-        <w:tc>
-          <w:tcPr>
-            <w:tcW w:type="dxa" w:w="1701"/>
-          </w:tcPr>
-          <w:p/>
-        </w:tc>
-        <w:tc>
-          <w:tcPr>
-            <w:tcW w:type="dxa" w:w="2551"/>
-          </w:tcPr>
-          <w:p/>
-        </w:tc>
-        <w:tc>
-          <w:tcPr>
-            <w:tcW w:type="dxa" w:w="1984"/>
-          </w:tcPr>
-          <w:p/>
-        </w:tc>
-        <w:tc>
-          <w:tcPr>
-            <w:tcW w:type="dxa" w:w="1984"/>
-          </w:tcPr>
-          <w:p/>
-        </w:tc>
-        <w:tc>
-          <w:tcPr>
-            <w:tcW w:type="dxa" w:w="1701"/>
-          </w:tcPr>
-          <w:p/>
-        </w:tc>
-        <w:tc>
-          <w:tcPr>
-            <w:tcW w:type="dxa" w:w="1984"/>
-          </w:tcPr>
-          <w:p/>
-        </w:tc>
-        <w:tc>
-          <w:tcPr>
-            <w:tcW w:type="dxa" w:w="1417"/>
           </w:tcPr>
           <w:p/>
         </w:tc>
@@ -3566,7 +6916,7 @@
       <w:pPr>
         <w:sectPr>
           <w:pgSz w:w="16838" w:h="11906" w:orient="landscape"/>
-          <w:pgMar w:top="680" w:right="850" w:bottom="680" w:left="850" w:header="720" w:footer="720" w:gutter="0"/>
+          <w:pgMar w:top="624" w:right="850" w:bottom="624" w:left="850" w:header="720" w:footer="720" w:gutter="0"/>
           <w:cols w:space="720"/>
           <w:docGrid w:linePitch="360"/>
         </w:sectPr>
@@ -3583,12 +6933,12 @@
           <w:color w:val="1F2A44"/>
           <w:sz w:val="32"/>
         </w:rPr>
-        <w:t>6.  용어집 20개</w:t>
+        <w:t>Ⅳ   우리가 모르는 것 5개</w:t>
       </w:r>
     </w:p>
     <w:p>
       <w:pPr>
-        <w:spacing w:after="140" w:before="0"/>
+        <w:spacing w:after="20" w:before="0"/>
       </w:pPr>
       <w:r>
         <w:rPr>
@@ -3597,7 +6947,573 @@
           <w:color w:val="5A5A5A"/>
           <w:sz w:val="18"/>
         </w:rPr>
-        <w:t>발표 1분  |  담당자 __________  |  산출: 섹터 전문용어 20개를 팀이 직접 정의한다. 신입이 읽고 이해할 수 있어야 한다</w:t>
+        <w:t>발표 2분  |  담당자 __________  |  산출: 미결 질문 5개 — 10월 6일 종목 발제의 출발점</w:t>
+      </w:r>
+    </w:p>
+    <w:p>
+      <w:pPr>
+        <w:spacing w:after="100" w:before="0"/>
+      </w:pPr>
+      <w:r>
+        <w:rPr>
+          <w:rFonts w:ascii="맑은 고딕" w:hAnsi="맑은 고딕" w:eastAsia="맑은 고딕"/>
+          <w:b w:val="0"/>
+          <w:color w:val="5A5A5A"/>
+          <w:sz w:val="18"/>
+        </w:rPr>
+        <w:t>1순위 자료: 이 문서 전체 · 팀 토의</w:t>
+      </w:r>
+    </w:p>
+    <w:tbl>
+      <w:tblPr>
+        <w:tblStyle w:val="TableGrid"/>
+        <w:tblW w:type="auto" w:w="0"/>
+        <w:tblLook w:firstColumn="1" w:firstRow="1" w:lastColumn="0" w:lastRow="0" w:noHBand="0" w:noVBand="1" w:val="04A0"/>
+      </w:tblPr>
+      <w:tblGrid>
+        <w:gridCol w:w="7569"/>
+        <w:gridCol w:w="7569"/>
+      </w:tblGrid>
+      <w:tr>
+        <w:tc>
+          <w:tcPr>
+            <w:tcW w:type="dxa" w:w="1361"/>
+            <w:shd w:val="clear" w:fill="EEF1F6"/>
+          </w:tcPr>
+          <w:p>
+            <w:pPr>
+              <w:spacing w:after="0" w:before="0"/>
+              <w:jc w:val="center"/>
+            </w:pPr>
+            <w:r/>
+            <w:r>
+              <w:rPr>
+                <w:rFonts w:ascii="맑은 고딕" w:hAnsi="맑은 고딕" w:eastAsia="맑은 고딕"/>
+                <w:b/>
+                <w:color w:val="1F2A44"/>
+                <w:sz w:val="18"/>
+              </w:rPr>
+              <w:t>공부 질문</w:t>
+            </w:r>
+          </w:p>
+        </w:tc>
+        <w:tc>
+          <w:tcPr>
+            <w:tcW w:type="dxa" w:w="13776"/>
+            <w:shd w:val="clear" w:fill="EEF1F6"/>
+          </w:tcPr>
+          <w:p>
+            <w:pPr>
+              <w:spacing w:after="0"/>
+            </w:pPr>
+            <w:r/>
+            <w:r>
+              <w:rPr>
+                <w:rFonts w:ascii="맑은 고딕" w:hAnsi="맑은 고딕" w:eastAsia="맑은 고딕"/>
+                <w:b w:val="0"/>
+                <w:sz w:val="18"/>
+              </w:rPr>
+              <w:t>1.  이번 공부로 답이 나오지 않은 질문은 무엇인가.</w:t>
+            </w:r>
+          </w:p>
+          <w:p>
+            <w:pPr>
+              <w:spacing w:after="0"/>
+            </w:pPr>
+            <w:r>
+              <w:rPr>
+                <w:rFonts w:ascii="맑은 고딕" w:hAnsi="맑은 고딕" w:eastAsia="맑은 고딕"/>
+                <w:b w:val="0"/>
+                <w:sz w:val="18"/>
+              </w:rPr>
+              <w:t>2.  그것은 자료가 없어서 모르는 것인가, 자료는 있는데 아직 못 본 것인가.</w:t>
+            </w:r>
+          </w:p>
+        </w:tc>
+      </w:tr>
+    </w:tbl>
+    <w:p>
+      <w:pPr>
+        <w:spacing w:after="80"/>
+      </w:pPr>
+    </w:p>
+    <w:tbl>
+      <w:tblPr>
+        <w:tblStyle w:val="TableGrid"/>
+        <w:tblW w:type="auto" w:w="0"/>
+        <w:tblLook w:firstColumn="1" w:firstRow="1" w:lastColumn="0" w:lastRow="0" w:noHBand="0" w:noVBand="1" w:val="04A0"/>
+      </w:tblPr>
+      <w:tblGrid>
+        <w:gridCol w:w="2523"/>
+        <w:gridCol w:w="2523"/>
+        <w:gridCol w:w="2523"/>
+        <w:gridCol w:w="2523"/>
+        <w:gridCol w:w="2523"/>
+        <w:gridCol w:w="2523"/>
+      </w:tblGrid>
+      <w:tr>
+        <w:tc>
+          <w:tcPr>
+            <w:tcW w:type="dxa" w:w="567"/>
+            <w:shd w:val="clear" w:fill="D6DCE4"/>
+          </w:tcPr>
+          <w:p>
+            <w:pPr>
+              <w:spacing w:after="0" w:before="0"/>
+            </w:pPr>
+            <w:r/>
+            <w:r>
+              <w:rPr>
+                <w:rFonts w:ascii="맑은 고딕" w:hAnsi="맑은 고딕" w:eastAsia="맑은 고딕"/>
+                <w:b/>
+                <w:color w:val="1F2A44"/>
+                <w:sz w:val="18"/>
+              </w:rPr>
+              <w:t>#</w:t>
+            </w:r>
+          </w:p>
+        </w:tc>
+        <w:tc>
+          <w:tcPr>
+            <w:tcW w:type="dxa" w:w="4819"/>
+            <w:shd w:val="clear" w:fill="D6DCE4"/>
+          </w:tcPr>
+          <w:p>
+            <w:pPr>
+              <w:spacing w:after="0" w:before="0"/>
+              <w:jc w:val="center"/>
+            </w:pPr>
+            <w:r/>
+            <w:r>
+              <w:rPr>
+                <w:rFonts w:ascii="맑은 고딕" w:hAnsi="맑은 고딕" w:eastAsia="맑은 고딕"/>
+                <w:b/>
+                <w:color w:val="1F2A44"/>
+                <w:sz w:val="18"/>
+              </w:rPr>
+              <w:t>모르는 것 (질문 형태로)</w:t>
+            </w:r>
+          </w:p>
+        </w:tc>
+        <w:tc>
+          <w:tcPr>
+            <w:tcW w:type="dxa" w:w="1247"/>
+            <w:shd w:val="clear" w:fill="D6DCE4"/>
+          </w:tcPr>
+          <w:p>
+            <w:pPr>
+              <w:spacing w:after="0" w:before="0"/>
+              <w:jc w:val="center"/>
+            </w:pPr>
+            <w:r/>
+            <w:r>
+              <w:rPr>
+                <w:rFonts w:ascii="맑은 고딕" w:hAnsi="맑은 고딕" w:eastAsia="맑은 고딕"/>
+                <w:b/>
+                <w:color w:val="1F2A44"/>
+                <w:sz w:val="18"/>
+              </w:rPr>
+              <w:t>관련 장</w:t>
+            </w:r>
+          </w:p>
+        </w:tc>
+        <w:tc>
+          <w:tcPr>
+            <w:tcW w:type="dxa" w:w="4535"/>
+            <w:shd w:val="clear" w:fill="D6DCE4"/>
+          </w:tcPr>
+          <w:p>
+            <w:pPr>
+              <w:spacing w:after="0" w:before="0"/>
+              <w:jc w:val="center"/>
+            </w:pPr>
+            <w:r/>
+            <w:r>
+              <w:rPr>
+                <w:rFonts w:ascii="맑은 고딕" w:hAnsi="맑은 고딕" w:eastAsia="맑은 고딕"/>
+                <w:b/>
+                <w:color w:val="1F2A44"/>
+                <w:sz w:val="18"/>
+              </w:rPr>
+              <w:t>무엇을 보면 답이 나오는가</w:t>
+            </w:r>
+          </w:p>
+        </w:tc>
+        <w:tc>
+          <w:tcPr>
+            <w:tcW w:type="dxa" w:w="1984"/>
+            <w:shd w:val="clear" w:fill="D6DCE4"/>
+          </w:tcPr>
+          <w:p>
+            <w:pPr>
+              <w:spacing w:after="0" w:before="0"/>
+              <w:jc w:val="center"/>
+            </w:pPr>
+            <w:r/>
+            <w:r>
+              <w:rPr>
+                <w:rFonts w:ascii="맑은 고딕" w:hAnsi="맑은 고딕" w:eastAsia="맑은 고딕"/>
+                <w:b/>
+                <w:color w:val="1F2A44"/>
+                <w:sz w:val="18"/>
+              </w:rPr>
+              <w:t>자료 없음 / 미확인</w:t>
+            </w:r>
+          </w:p>
+        </w:tc>
+        <w:tc>
+          <w:tcPr>
+            <w:tcW w:type="dxa" w:w="1984"/>
+            <w:shd w:val="clear" w:fill="D6DCE4"/>
+          </w:tcPr>
+          <w:p>
+            <w:pPr>
+              <w:spacing w:after="0" w:before="0"/>
+              <w:jc w:val="center"/>
+            </w:pPr>
+            <w:r/>
+            <w:r>
+              <w:rPr>
+                <w:rFonts w:ascii="맑은 고딕" w:hAnsi="맑은 고딕" w:eastAsia="맑은 고딕"/>
+                <w:b/>
+                <w:color w:val="1F2A44"/>
+                <w:sz w:val="18"/>
+              </w:rPr>
+              <w:t>확인 담당</w:t>
+            </w:r>
+          </w:p>
+        </w:tc>
+      </w:tr>
+      <w:tr>
+        <w:tc>
+          <w:tcPr>
+            <w:tcW w:type="dxa" w:w="567"/>
+          </w:tcPr>
+          <w:p>
+            <w:pPr>
+              <w:spacing w:after="0" w:before="0"/>
+              <w:jc w:val="center"/>
+            </w:pPr>
+            <w:r/>
+            <w:r>
+              <w:rPr>
+                <w:rFonts w:ascii="맑은 고딕" w:hAnsi="맑은 고딕" w:eastAsia="맑은 고딕"/>
+                <w:b w:val="0"/>
+                <w:sz w:val="18"/>
+              </w:rPr>
+              <w:t>1</w:t>
+            </w:r>
+          </w:p>
+        </w:tc>
+        <w:tc>
+          <w:tcPr>
+            <w:tcW w:type="dxa" w:w="4819"/>
+          </w:tcPr>
+          <w:p/>
+        </w:tc>
+        <w:tc>
+          <w:tcPr>
+            <w:tcW w:type="dxa" w:w="1247"/>
+          </w:tcPr>
+          <w:p/>
+        </w:tc>
+        <w:tc>
+          <w:tcPr>
+            <w:tcW w:type="dxa" w:w="4535"/>
+          </w:tcPr>
+          <w:p/>
+        </w:tc>
+        <w:tc>
+          <w:tcPr>
+            <w:tcW w:type="dxa" w:w="1984"/>
+          </w:tcPr>
+          <w:p/>
+        </w:tc>
+        <w:tc>
+          <w:tcPr>
+            <w:tcW w:type="dxa" w:w="1984"/>
+          </w:tcPr>
+          <w:p/>
+        </w:tc>
+      </w:tr>
+      <w:tr>
+        <w:tc>
+          <w:tcPr>
+            <w:tcW w:type="dxa" w:w="567"/>
+          </w:tcPr>
+          <w:p>
+            <w:pPr>
+              <w:spacing w:after="0" w:before="0"/>
+              <w:jc w:val="center"/>
+            </w:pPr>
+            <w:r/>
+            <w:r>
+              <w:rPr>
+                <w:rFonts w:ascii="맑은 고딕" w:hAnsi="맑은 고딕" w:eastAsia="맑은 고딕"/>
+                <w:b w:val="0"/>
+                <w:sz w:val="18"/>
+              </w:rPr>
+              <w:t>2</w:t>
+            </w:r>
+          </w:p>
+        </w:tc>
+        <w:tc>
+          <w:tcPr>
+            <w:tcW w:type="dxa" w:w="4819"/>
+          </w:tcPr>
+          <w:p/>
+        </w:tc>
+        <w:tc>
+          <w:tcPr>
+            <w:tcW w:type="dxa" w:w="1247"/>
+          </w:tcPr>
+          <w:p/>
+        </w:tc>
+        <w:tc>
+          <w:tcPr>
+            <w:tcW w:type="dxa" w:w="4535"/>
+          </w:tcPr>
+          <w:p/>
+        </w:tc>
+        <w:tc>
+          <w:tcPr>
+            <w:tcW w:type="dxa" w:w="1984"/>
+          </w:tcPr>
+          <w:p/>
+        </w:tc>
+        <w:tc>
+          <w:tcPr>
+            <w:tcW w:type="dxa" w:w="1984"/>
+          </w:tcPr>
+          <w:p/>
+        </w:tc>
+      </w:tr>
+      <w:tr>
+        <w:tc>
+          <w:tcPr>
+            <w:tcW w:type="dxa" w:w="567"/>
+          </w:tcPr>
+          <w:p>
+            <w:pPr>
+              <w:spacing w:after="0" w:before="0"/>
+              <w:jc w:val="center"/>
+            </w:pPr>
+            <w:r/>
+            <w:r>
+              <w:rPr>
+                <w:rFonts w:ascii="맑은 고딕" w:hAnsi="맑은 고딕" w:eastAsia="맑은 고딕"/>
+                <w:b w:val="0"/>
+                <w:sz w:val="18"/>
+              </w:rPr>
+              <w:t>3</w:t>
+            </w:r>
+          </w:p>
+        </w:tc>
+        <w:tc>
+          <w:tcPr>
+            <w:tcW w:type="dxa" w:w="4819"/>
+          </w:tcPr>
+          <w:p/>
+        </w:tc>
+        <w:tc>
+          <w:tcPr>
+            <w:tcW w:type="dxa" w:w="1247"/>
+          </w:tcPr>
+          <w:p/>
+        </w:tc>
+        <w:tc>
+          <w:tcPr>
+            <w:tcW w:type="dxa" w:w="4535"/>
+          </w:tcPr>
+          <w:p/>
+        </w:tc>
+        <w:tc>
+          <w:tcPr>
+            <w:tcW w:type="dxa" w:w="1984"/>
+          </w:tcPr>
+          <w:p/>
+        </w:tc>
+        <w:tc>
+          <w:tcPr>
+            <w:tcW w:type="dxa" w:w="1984"/>
+          </w:tcPr>
+          <w:p/>
+        </w:tc>
+      </w:tr>
+      <w:tr>
+        <w:tc>
+          <w:tcPr>
+            <w:tcW w:type="dxa" w:w="567"/>
+          </w:tcPr>
+          <w:p>
+            <w:pPr>
+              <w:spacing w:after="0" w:before="0"/>
+              <w:jc w:val="center"/>
+            </w:pPr>
+            <w:r/>
+            <w:r>
+              <w:rPr>
+                <w:rFonts w:ascii="맑은 고딕" w:hAnsi="맑은 고딕" w:eastAsia="맑은 고딕"/>
+                <w:b w:val="0"/>
+                <w:sz w:val="18"/>
+              </w:rPr>
+              <w:t>4</w:t>
+            </w:r>
+          </w:p>
+        </w:tc>
+        <w:tc>
+          <w:tcPr>
+            <w:tcW w:type="dxa" w:w="4819"/>
+          </w:tcPr>
+          <w:p/>
+        </w:tc>
+        <w:tc>
+          <w:tcPr>
+            <w:tcW w:type="dxa" w:w="1247"/>
+          </w:tcPr>
+          <w:p/>
+        </w:tc>
+        <w:tc>
+          <w:tcPr>
+            <w:tcW w:type="dxa" w:w="4535"/>
+          </w:tcPr>
+          <w:p/>
+        </w:tc>
+        <w:tc>
+          <w:tcPr>
+            <w:tcW w:type="dxa" w:w="1984"/>
+          </w:tcPr>
+          <w:p/>
+        </w:tc>
+        <w:tc>
+          <w:tcPr>
+            <w:tcW w:type="dxa" w:w="1984"/>
+          </w:tcPr>
+          <w:p/>
+        </w:tc>
+      </w:tr>
+      <w:tr>
+        <w:tc>
+          <w:tcPr>
+            <w:tcW w:type="dxa" w:w="567"/>
+          </w:tcPr>
+          <w:p>
+            <w:pPr>
+              <w:spacing w:after="0" w:before="0"/>
+              <w:jc w:val="center"/>
+            </w:pPr>
+            <w:r/>
+            <w:r>
+              <w:rPr>
+                <w:rFonts w:ascii="맑은 고딕" w:hAnsi="맑은 고딕" w:eastAsia="맑은 고딕"/>
+                <w:b w:val="0"/>
+                <w:sz w:val="18"/>
+              </w:rPr>
+              <w:t>5</w:t>
+            </w:r>
+          </w:p>
+        </w:tc>
+        <w:tc>
+          <w:tcPr>
+            <w:tcW w:type="dxa" w:w="4819"/>
+          </w:tcPr>
+          <w:p/>
+        </w:tc>
+        <w:tc>
+          <w:tcPr>
+            <w:tcW w:type="dxa" w:w="1247"/>
+          </w:tcPr>
+          <w:p/>
+        </w:tc>
+        <w:tc>
+          <w:tcPr>
+            <w:tcW w:type="dxa" w:w="4535"/>
+          </w:tcPr>
+          <w:p/>
+        </w:tc>
+        <w:tc>
+          <w:tcPr>
+            <w:tcW w:type="dxa" w:w="1984"/>
+          </w:tcPr>
+          <w:p/>
+        </w:tc>
+        <w:tc>
+          <w:tcPr>
+            <w:tcW w:type="dxa" w:w="1984"/>
+          </w:tcPr>
+          <w:p/>
+        </w:tc>
+      </w:tr>
+    </w:tbl>
+    <w:p>
+      <w:pPr>
+        <w:spacing w:after="120"/>
+      </w:pPr>
+    </w:p>
+    <w:p>
+      <w:pPr>
+        <w:spacing w:after="60" w:before="0"/>
+      </w:pPr>
+      <w:r>
+        <w:rPr>
+          <w:rFonts w:ascii="맑은 고딕" w:hAnsi="맑은 고딕" w:eastAsia="맑은 고딕"/>
+          <w:b/>
+          <w:color w:val="1F2A44"/>
+          <w:sz w:val="20"/>
+        </w:rPr>
+        <w:t>5일 공부로 산업을 다 알 수는 없다. 무엇을 모르는지 정확히 아는 것이 이 과제의 목표다.</w:t>
+      </w:r>
+    </w:p>
+    <w:p>
+      <w:pPr>
+        <w:spacing w:after="0" w:before="0"/>
+      </w:pPr>
+      <w:r>
+        <w:rPr>
+          <w:rFonts w:ascii="맑은 고딕" w:hAnsi="맑은 고딕" w:eastAsia="맑은 고딕"/>
+          <w:b w:val="0"/>
+          <w:color w:val="5A5A5A"/>
+          <w:sz w:val="18"/>
+        </w:rPr>
+        <w:t>「자료 없음」은 그 섹터의 구조적 한계이고, 「미확인」은 다음 주 숙제다.</w:t>
+      </w:r>
+    </w:p>
+    <w:p>
+      <w:pPr>
+        <w:sectPr>
+          <w:pgSz w:w="16838" w:h="11906" w:orient="landscape"/>
+          <w:pgMar w:top="624" w:right="850" w:bottom="624" w:left="850" w:header="720" w:footer="720" w:gutter="0"/>
+          <w:cols w:space="720"/>
+          <w:docGrid w:linePitch="360"/>
+        </w:sectPr>
+      </w:pPr>
+    </w:p>
+    <w:p>
+      <w:pPr>
+        <w:spacing w:after="20" w:before="0"/>
+      </w:pPr>
+      <w:r>
+        <w:rPr>
+          <w:rFonts w:ascii="맑은 고딕" w:hAnsi="맑은 고딕" w:eastAsia="맑은 고딕"/>
+          <w:b/>
+          <w:color w:val="1F2A44"/>
+          <w:sz w:val="32"/>
+        </w:rPr>
+        <w:t>부록   용어집 20개</w:t>
+      </w:r>
+    </w:p>
+    <w:p>
+      <w:pPr>
+        <w:spacing w:after="120" w:before="0"/>
+      </w:pPr>
+      <w:r>
+        <w:rPr>
+          <w:rFonts w:ascii="맑은 고딕" w:hAnsi="맑은 고딕" w:eastAsia="맑은 고딕"/>
+          <w:b w:val="0"/>
+          <w:color w:val="5A5A5A"/>
+          <w:sz w:val="18"/>
+        </w:rPr>
+        <w:t>발표 제외  |  섹터 전문용어 20개를 팀이 직접 정의한다. 신입이 읽고 이해할 수 있어야 한다</w:t>
       </w:r>
     </w:p>
     <w:tbl>
@@ -3618,7 +7534,7 @@
         <w:tc>
           <w:tcPr>
             <w:tcW w:type="dxa" w:w="567"/>
-            <w:shd w:fill="D6DCE4"/>
+            <w:shd w:val="clear" w:fill="D6DCE4"/>
           </w:tcPr>
           <w:p>
             <w:pPr>
@@ -3640,7 +7556,7 @@
         <w:tc>
           <w:tcPr>
             <w:tcW w:type="dxa" w:w="1984"/>
-            <w:shd w:fill="D6DCE4"/>
+            <w:shd w:val="clear" w:fill="D6DCE4"/>
           </w:tcPr>
           <w:p>
             <w:pPr>
@@ -3660,8 +7576,8 @@
         </w:tc>
         <w:tc>
           <w:tcPr>
-            <w:tcW w:type="dxa" w:w="5102"/>
-            <w:shd w:fill="D6DCE4"/>
+            <w:tcW w:type="dxa" w:w="5017"/>
+            <w:shd w:val="clear" w:fill="D6DCE4"/>
           </w:tcPr>
           <w:p>
             <w:pPr>
@@ -3682,7 +7598,7 @@
         <w:tc>
           <w:tcPr>
             <w:tcW w:type="dxa" w:w="567"/>
-            <w:shd w:fill="D6DCE4"/>
+            <w:shd w:val="clear" w:fill="D6DCE4"/>
           </w:tcPr>
           <w:p>
             <w:pPr>
@@ -3704,7 +7620,7 @@
         <w:tc>
           <w:tcPr>
             <w:tcW w:type="dxa" w:w="1984"/>
-            <w:shd w:fill="D6DCE4"/>
+            <w:shd w:val="clear" w:fill="D6DCE4"/>
           </w:tcPr>
           <w:p>
             <w:pPr>
@@ -3724,8 +7640,8 @@
         </w:tc>
         <w:tc>
           <w:tcPr>
-            <w:tcW w:type="dxa" w:w="5102"/>
-            <w:shd w:fill="D6DCE4"/>
+            <w:tcW w:type="dxa" w:w="5017"/>
+            <w:shd w:val="clear" w:fill="D6DCE4"/>
           </w:tcPr>
           <w:p>
             <w:pPr>
@@ -3773,7 +7689,7 @@
         </w:tc>
         <w:tc>
           <w:tcPr>
-            <w:tcW w:type="dxa" w:w="5102"/>
+            <w:tcW w:type="dxa" w:w="5017"/>
           </w:tcPr>
           <w:p/>
         </w:tc>
@@ -3805,7 +7721,7 @@
         </w:tc>
         <w:tc>
           <w:tcPr>
-            <w:tcW w:type="dxa" w:w="5102"/>
+            <w:tcW w:type="dxa" w:w="5017"/>
           </w:tcPr>
           <w:p/>
         </w:tc>
@@ -3839,7 +7755,7 @@
         </w:tc>
         <w:tc>
           <w:tcPr>
-            <w:tcW w:type="dxa" w:w="5102"/>
+            <w:tcW w:type="dxa" w:w="5017"/>
           </w:tcPr>
           <w:p/>
         </w:tc>
@@ -3871,7 +7787,7 @@
         </w:tc>
         <w:tc>
           <w:tcPr>
-            <w:tcW w:type="dxa" w:w="5102"/>
+            <w:tcW w:type="dxa" w:w="5017"/>
           </w:tcPr>
           <w:p/>
         </w:tc>
@@ -3905,7 +7821,7 @@
         </w:tc>
         <w:tc>
           <w:tcPr>
-            <w:tcW w:type="dxa" w:w="5102"/>
+            <w:tcW w:type="dxa" w:w="5017"/>
           </w:tcPr>
           <w:p/>
         </w:tc>
@@ -3937,7 +7853,7 @@
         </w:tc>
         <w:tc>
           <w:tcPr>
-            <w:tcW w:type="dxa" w:w="5102"/>
+            <w:tcW w:type="dxa" w:w="5017"/>
           </w:tcPr>
           <w:p/>
         </w:tc>
@@ -3971,7 +7887,7 @@
         </w:tc>
         <w:tc>
           <w:tcPr>
-            <w:tcW w:type="dxa" w:w="5102"/>
+            <w:tcW w:type="dxa" w:w="5017"/>
           </w:tcPr>
           <w:p/>
         </w:tc>
@@ -4003,7 +7919,7 @@
         </w:tc>
         <w:tc>
           <w:tcPr>
-            <w:tcW w:type="dxa" w:w="5102"/>
+            <w:tcW w:type="dxa" w:w="5017"/>
           </w:tcPr>
           <w:p/>
         </w:tc>
@@ -4037,7 +7953,7 @@
         </w:tc>
         <w:tc>
           <w:tcPr>
-            <w:tcW w:type="dxa" w:w="5102"/>
+            <w:tcW w:type="dxa" w:w="5017"/>
           </w:tcPr>
           <w:p/>
         </w:tc>
@@ -4069,7 +7985,7 @@
         </w:tc>
         <w:tc>
           <w:tcPr>
-            <w:tcW w:type="dxa" w:w="5102"/>
+            <w:tcW w:type="dxa" w:w="5017"/>
           </w:tcPr>
           <w:p/>
         </w:tc>
@@ -4103,7 +8019,7 @@
         </w:tc>
         <w:tc>
           <w:tcPr>
-            <w:tcW w:type="dxa" w:w="5102"/>
+            <w:tcW w:type="dxa" w:w="5017"/>
           </w:tcPr>
           <w:p/>
         </w:tc>
@@ -4135,7 +8051,7 @@
         </w:tc>
         <w:tc>
           <w:tcPr>
-            <w:tcW w:type="dxa" w:w="5102"/>
+            <w:tcW w:type="dxa" w:w="5017"/>
           </w:tcPr>
           <w:p/>
         </w:tc>
@@ -4169,7 +8085,7 @@
         </w:tc>
         <w:tc>
           <w:tcPr>
-            <w:tcW w:type="dxa" w:w="5102"/>
+            <w:tcW w:type="dxa" w:w="5017"/>
           </w:tcPr>
           <w:p/>
         </w:tc>
@@ -4201,7 +8117,7 @@
         </w:tc>
         <w:tc>
           <w:tcPr>
-            <w:tcW w:type="dxa" w:w="5102"/>
+            <w:tcW w:type="dxa" w:w="5017"/>
           </w:tcPr>
           <w:p/>
         </w:tc>
@@ -4235,7 +8151,7 @@
         </w:tc>
         <w:tc>
           <w:tcPr>
-            <w:tcW w:type="dxa" w:w="5102"/>
+            <w:tcW w:type="dxa" w:w="5017"/>
           </w:tcPr>
           <w:p/>
         </w:tc>
@@ -4267,7 +8183,7 @@
         </w:tc>
         <w:tc>
           <w:tcPr>
-            <w:tcW w:type="dxa" w:w="5102"/>
+            <w:tcW w:type="dxa" w:w="5017"/>
           </w:tcPr>
           <w:p/>
         </w:tc>
@@ -4301,7 +8217,7 @@
         </w:tc>
         <w:tc>
           <w:tcPr>
-            <w:tcW w:type="dxa" w:w="5102"/>
+            <w:tcW w:type="dxa" w:w="5017"/>
           </w:tcPr>
           <w:p/>
         </w:tc>
@@ -4333,7 +8249,7 @@
         </w:tc>
         <w:tc>
           <w:tcPr>
-            <w:tcW w:type="dxa" w:w="5102"/>
+            <w:tcW w:type="dxa" w:w="5017"/>
           </w:tcPr>
           <w:p/>
         </w:tc>
@@ -4367,7 +8283,7 @@
         </w:tc>
         <w:tc>
           <w:tcPr>
-            <w:tcW w:type="dxa" w:w="5102"/>
+            <w:tcW w:type="dxa" w:w="5017"/>
           </w:tcPr>
           <w:p/>
         </w:tc>
@@ -4399,388 +8315,15 @@
         </w:tc>
         <w:tc>
           <w:tcPr>
-            <w:tcW w:type="dxa" w:w="5102"/>
+            <w:tcW w:type="dxa" w:w="5017"/>
           </w:tcPr>
           <w:p/>
         </w:tc>
       </w:tr>
     </w:tbl>
-    <w:p>
-      <w:pPr>
-        <w:sectPr>
-          <w:pgSz w:w="16838" w:h="11906" w:orient="landscape"/>
-          <w:pgMar w:top="680" w:right="850" w:bottom="680" w:left="850" w:header="720" w:footer="720" w:gutter="0"/>
-          <w:cols w:space="720"/>
-          <w:docGrid w:linePitch="360"/>
-        </w:sectPr>
-      </w:pPr>
-    </w:p>
-    <w:p>
-      <w:pPr>
-        <w:spacing w:after="20" w:before="0"/>
-      </w:pPr>
-      <w:r>
-        <w:rPr>
-          <w:rFonts w:ascii="맑은 고딕" w:hAnsi="맑은 고딕" w:eastAsia="맑은 고딕"/>
-          <w:b/>
-          <w:color w:val="1F2A44"/>
-          <w:sz w:val="32"/>
-        </w:rPr>
-        <w:t>7.  우리가 모르는 것 5개</w:t>
-      </w:r>
-    </w:p>
-    <w:p>
-      <w:pPr>
-        <w:spacing w:after="140" w:before="0"/>
-      </w:pPr>
-      <w:r>
-        <w:rPr>
-          <w:rFonts w:ascii="맑은 고딕" w:hAnsi="맑은 고딕" w:eastAsia="맑은 고딕"/>
-          <w:b w:val="0"/>
-          <w:color w:val="5A5A5A"/>
-          <w:sz w:val="18"/>
-        </w:rPr>
-        <w:t>발표 1분  |  담당자 __________  |  산출: 이번 스터디로 답이 안 나온 질문 5개. 10월 6일 종목 발제의 출발점이 된다</w:t>
-      </w:r>
-    </w:p>
-    <w:tbl>
-      <w:tblPr>
-        <w:tblStyle w:val="TableGrid"/>
-        <w:tblW w:type="auto" w:w="0"/>
-        <w:tblLook w:firstColumn="1" w:firstRow="1" w:lastColumn="0" w:lastRow="0" w:noHBand="0" w:noVBand="1" w:val="04A0"/>
-      </w:tblPr>
-      <w:tblGrid>
-        <w:gridCol w:w="3784"/>
-        <w:gridCol w:w="3784"/>
-        <w:gridCol w:w="3784"/>
-        <w:gridCol w:w="3784"/>
-      </w:tblGrid>
-      <w:tr>
-        <w:tc>
-          <w:tcPr>
-            <w:tcW w:type="dxa" w:w="680"/>
-            <w:shd w:fill="D6DCE4"/>
-          </w:tcPr>
-          <w:p>
-            <w:pPr>
-              <w:spacing w:after="0" w:before="0"/>
-            </w:pPr>
-            <w:r/>
-            <w:r>
-              <w:rPr>
-                <w:rFonts w:ascii="맑은 고딕" w:hAnsi="맑은 고딕" w:eastAsia="맑은 고딕"/>
-                <w:b/>
-                <w:color w:val="1F2A44"/>
-                <w:sz w:val="18"/>
-              </w:rPr>
-              <w:t>#</w:t>
-            </w:r>
-          </w:p>
-        </w:tc>
-        <w:tc>
-          <w:tcPr>
-            <w:tcW w:type="dxa" w:w="6236"/>
-            <w:shd w:fill="D6DCE4"/>
-          </w:tcPr>
-          <w:p>
-            <w:pPr>
-              <w:spacing w:after="0" w:before="0"/>
-              <w:jc w:val="center"/>
-            </w:pPr>
-            <w:r/>
-            <w:r>
-              <w:rPr>
-                <w:rFonts w:ascii="맑은 고딕" w:hAnsi="맑은 고딕" w:eastAsia="맑은 고딕"/>
-                <w:b/>
-                <w:color w:val="1F2A44"/>
-                <w:sz w:val="18"/>
-              </w:rPr>
-              <w:t>모르는 것 (질문 형태로)</w:t>
-            </w:r>
-          </w:p>
-        </w:tc>
-        <w:tc>
-          <w:tcPr>
-            <w:tcW w:type="dxa" w:w="6236"/>
-            <w:shd w:fill="D6DCE4"/>
-          </w:tcPr>
-          <w:p>
-            <w:pPr>
-              <w:spacing w:after="0" w:before="0"/>
-              <w:jc w:val="center"/>
-            </w:pPr>
-            <w:r/>
-            <w:r>
-              <w:rPr>
-                <w:rFonts w:ascii="맑은 고딕" w:hAnsi="맑은 고딕" w:eastAsia="맑은 고딕"/>
-                <w:b/>
-                <w:color w:val="1F2A44"/>
-                <w:sz w:val="18"/>
-              </w:rPr>
-              <w:t>무엇을 보면 답이 나오는가</w:t>
-            </w:r>
-          </w:p>
-        </w:tc>
-        <w:tc>
-          <w:tcPr>
-            <w:tcW w:type="dxa" w:w="2154"/>
-            <w:shd w:fill="D6DCE4"/>
-          </w:tcPr>
-          <w:p>
-            <w:pPr>
-              <w:spacing w:after="0" w:before="0"/>
-              <w:jc w:val="center"/>
-            </w:pPr>
-            <w:r/>
-            <w:r>
-              <w:rPr>
-                <w:rFonts w:ascii="맑은 고딕" w:hAnsi="맑은 고딕" w:eastAsia="맑은 고딕"/>
-                <w:b/>
-                <w:color w:val="1F2A44"/>
-                <w:sz w:val="18"/>
-              </w:rPr>
-              <w:t>확인 담당</w:t>
-            </w:r>
-          </w:p>
-        </w:tc>
-      </w:tr>
-      <w:tr>
-        <w:tc>
-          <w:tcPr>
-            <w:tcW w:type="dxa" w:w="680"/>
-          </w:tcPr>
-          <w:p>
-            <w:pPr>
-              <w:spacing w:after="0" w:before="0"/>
-              <w:jc w:val="center"/>
-            </w:pPr>
-            <w:r/>
-            <w:r>
-              <w:rPr>
-                <w:rFonts w:ascii="맑은 고딕" w:hAnsi="맑은 고딕" w:eastAsia="맑은 고딕"/>
-                <w:b w:val="0"/>
-                <w:sz w:val="18"/>
-              </w:rPr>
-              <w:t>1</w:t>
-            </w:r>
-          </w:p>
-        </w:tc>
-        <w:tc>
-          <w:tcPr>
-            <w:tcW w:type="dxa" w:w="6236"/>
-          </w:tcPr>
-          <w:p/>
-        </w:tc>
-        <w:tc>
-          <w:tcPr>
-            <w:tcW w:type="dxa" w:w="6236"/>
-          </w:tcPr>
-          <w:p/>
-        </w:tc>
-        <w:tc>
-          <w:tcPr>
-            <w:tcW w:type="dxa" w:w="2154"/>
-          </w:tcPr>
-          <w:p/>
-        </w:tc>
-      </w:tr>
-      <w:tr>
-        <w:tc>
-          <w:tcPr>
-            <w:tcW w:type="dxa" w:w="680"/>
-          </w:tcPr>
-          <w:p>
-            <w:pPr>
-              <w:spacing w:after="0" w:before="0"/>
-              <w:jc w:val="center"/>
-            </w:pPr>
-            <w:r/>
-            <w:r>
-              <w:rPr>
-                <w:rFonts w:ascii="맑은 고딕" w:hAnsi="맑은 고딕" w:eastAsia="맑은 고딕"/>
-                <w:b w:val="0"/>
-                <w:sz w:val="18"/>
-              </w:rPr>
-              <w:t>2</w:t>
-            </w:r>
-          </w:p>
-        </w:tc>
-        <w:tc>
-          <w:tcPr>
-            <w:tcW w:type="dxa" w:w="6236"/>
-          </w:tcPr>
-          <w:p/>
-        </w:tc>
-        <w:tc>
-          <w:tcPr>
-            <w:tcW w:type="dxa" w:w="6236"/>
-          </w:tcPr>
-          <w:p/>
-        </w:tc>
-        <w:tc>
-          <w:tcPr>
-            <w:tcW w:type="dxa" w:w="2154"/>
-          </w:tcPr>
-          <w:p/>
-        </w:tc>
-      </w:tr>
-      <w:tr>
-        <w:tc>
-          <w:tcPr>
-            <w:tcW w:type="dxa" w:w="680"/>
-          </w:tcPr>
-          <w:p>
-            <w:pPr>
-              <w:spacing w:after="0" w:before="0"/>
-              <w:jc w:val="center"/>
-            </w:pPr>
-            <w:r/>
-            <w:r>
-              <w:rPr>
-                <w:rFonts w:ascii="맑은 고딕" w:hAnsi="맑은 고딕" w:eastAsia="맑은 고딕"/>
-                <w:b w:val="0"/>
-                <w:sz w:val="18"/>
-              </w:rPr>
-              <w:t>3</w:t>
-            </w:r>
-          </w:p>
-        </w:tc>
-        <w:tc>
-          <w:tcPr>
-            <w:tcW w:type="dxa" w:w="6236"/>
-          </w:tcPr>
-          <w:p/>
-        </w:tc>
-        <w:tc>
-          <w:tcPr>
-            <w:tcW w:type="dxa" w:w="6236"/>
-          </w:tcPr>
-          <w:p/>
-        </w:tc>
-        <w:tc>
-          <w:tcPr>
-            <w:tcW w:type="dxa" w:w="2154"/>
-          </w:tcPr>
-          <w:p/>
-        </w:tc>
-      </w:tr>
-      <w:tr>
-        <w:tc>
-          <w:tcPr>
-            <w:tcW w:type="dxa" w:w="680"/>
-          </w:tcPr>
-          <w:p>
-            <w:pPr>
-              <w:spacing w:after="0" w:before="0"/>
-              <w:jc w:val="center"/>
-            </w:pPr>
-            <w:r/>
-            <w:r>
-              <w:rPr>
-                <w:rFonts w:ascii="맑은 고딕" w:hAnsi="맑은 고딕" w:eastAsia="맑은 고딕"/>
-                <w:b w:val="0"/>
-                <w:sz w:val="18"/>
-              </w:rPr>
-              <w:t>4</w:t>
-            </w:r>
-          </w:p>
-        </w:tc>
-        <w:tc>
-          <w:tcPr>
-            <w:tcW w:type="dxa" w:w="6236"/>
-          </w:tcPr>
-          <w:p/>
-        </w:tc>
-        <w:tc>
-          <w:tcPr>
-            <w:tcW w:type="dxa" w:w="6236"/>
-          </w:tcPr>
-          <w:p/>
-        </w:tc>
-        <w:tc>
-          <w:tcPr>
-            <w:tcW w:type="dxa" w:w="2154"/>
-          </w:tcPr>
-          <w:p/>
-        </w:tc>
-      </w:tr>
-      <w:tr>
-        <w:tc>
-          <w:tcPr>
-            <w:tcW w:type="dxa" w:w="680"/>
-          </w:tcPr>
-          <w:p>
-            <w:pPr>
-              <w:spacing w:after="0" w:before="0"/>
-              <w:jc w:val="center"/>
-            </w:pPr>
-            <w:r/>
-            <w:r>
-              <w:rPr>
-                <w:rFonts w:ascii="맑은 고딕" w:hAnsi="맑은 고딕" w:eastAsia="맑은 고딕"/>
-                <w:b w:val="0"/>
-                <w:sz w:val="18"/>
-              </w:rPr>
-              <w:t>5</w:t>
-            </w:r>
-          </w:p>
-        </w:tc>
-        <w:tc>
-          <w:tcPr>
-            <w:tcW w:type="dxa" w:w="6236"/>
-          </w:tcPr>
-          <w:p/>
-        </w:tc>
-        <w:tc>
-          <w:tcPr>
-            <w:tcW w:type="dxa" w:w="6236"/>
-          </w:tcPr>
-          <w:p/>
-        </w:tc>
-        <w:tc>
-          <w:tcPr>
-            <w:tcW w:type="dxa" w:w="2154"/>
-          </w:tcPr>
-          <w:p/>
-        </w:tc>
-      </w:tr>
-    </w:tbl>
-    <w:p>
-      <w:pPr>
-        <w:spacing w:after="160"/>
-      </w:pPr>
-    </w:p>
-    <w:p>
-      <w:pPr>
-        <w:spacing w:after="120" w:before="0"/>
-      </w:pPr>
-      <w:r>
-        <w:rPr>
-          <w:rFonts w:ascii="맑은 고딕" w:hAnsi="맑은 고딕" w:eastAsia="맑은 고딕"/>
-          <w:b/>
-          <w:color w:val="1F2A44"/>
-          <w:sz w:val="20"/>
-        </w:rPr>
-        <w:t>이 파트를 채우지 못하면 이번 스터디는 실패한 것이다. 5일 공부로 산업을 다 알 수는 없고, 무엇을 모르는지 아는 것이 목표다.</w:t>
-      </w:r>
-    </w:p>
-    <w:p>
-      <w:pPr>
-        <w:spacing w:after="0" w:before="0"/>
-      </w:pPr>
-      <w:r>
-        <w:rPr>
-          <w:rFonts w:ascii="맑은 고딕" w:hAnsi="맑은 고딕" w:eastAsia="맑은 고딕"/>
-          <w:b w:val="0"/>
-          <w:color w:val="5A5A5A"/>
-          <w:sz w:val="18"/>
-        </w:rPr>
-        <w:t>「자료가 없어서 모른다」와 「자료는 있는데 아직 안 봤다」를 구분해서 적는다. 앞의 것은 그 섹터의 구조적 한계이고, 뒤의 것은 다음 주 숙제다.</w:t>
-      </w:r>
-    </w:p>
     <w:sectPr>
       <w:pgSz w:w="16838" w:h="11906" w:orient="landscape"/>
-      <w:pgMar w:top="680" w:right="850" w:bottom="680" w:left="850" w:header="720" w:footer="720" w:gutter="0"/>
+      <w:pgMar w:top="624" w:right="850" w:bottom="624" w:left="850" w:header="720" w:footer="720" w:gutter="0"/>
       <w:cols w:space="720"/>
       <w:docGrid w:linePitch="360"/>
     </w:sectPr>
